--- a/отчет.docx
+++ b/отчет.docx
@@ -1105,20 +1105,7 @@
                 <w:u w:val="none"/>
                 <w:lang w:eastAsia="en-US" w:bidi="ar-SA"/>
               </w:rPr>
-              <w:t xml:space="preserve">Турман </w:t>
-            </w:r>
-            <w:r>
-              <w:rPr>
-                <w:rFonts w:eastAsia="TImes New Roman" w:ascii="TImes New Roman" w:hAnsi="TImes New Roman"/>
-                <w:b/>
-                <w:bCs/>
-                <w:kern w:val="0"/>
-                <w:sz w:val="24"/>
-                <w:szCs w:val="24"/>
-                <w:u w:val="none"/>
-                <w:lang w:eastAsia="en-US" w:bidi="ar-SA"/>
-              </w:rPr>
-              <w:t>Н.Р.</w:t>
+              <w:t>Турман Н.Р.</w:t>
             </w:r>
           </w:p>
         </w:tc>
@@ -1645,16 +1632,7 @@
           <w:sz w:val="24"/>
           <w:szCs w:val="24"/>
         </w:rPr>
-        <w:t>202</w:t>
-      </w:r>
-      <w:r>
-        <w:rPr>
-          <w:rFonts w:eastAsia="TImes New Roman" w:ascii="TImes New Roman" w:hAnsi="TImes New Roman"/>
-          <w:spacing w:val="-4"/>
-          <w:sz w:val="24"/>
-          <w:szCs w:val="24"/>
-        </w:rPr>
-        <w:t>6</w:t>
+        <w:t>2026</w:t>
       </w:r>
     </w:p>
     <w:p>
@@ -1734,8 +1712,8 @@
         <w:tblLook w:val="01e0" w:noHBand="0" w:noVBand="0" w:firstColumn="1" w:lastRow="1" w:lastColumn="1" w:firstRow="1"/>
       </w:tblPr>
       <w:tblGrid>
-        <w:gridCol w:w="8786"/>
-        <w:gridCol w:w="487"/>
+        <w:gridCol w:w="8787"/>
+        <w:gridCol w:w="486"/>
       </w:tblGrid>
       <w:tr>
         <w:trPr>
@@ -1743,7 +1721,7 @@
         </w:trPr>
         <w:tc>
           <w:tcPr>
-            <w:tcW w:w="8786" w:type="dxa"/>
+            <w:tcW w:w="8787" w:type="dxa"/>
             <w:tcBorders/>
           </w:tcPr>
           <w:p>
@@ -1777,7 +1755,7 @@
         </w:tc>
         <w:tc>
           <w:tcPr>
-            <w:tcW w:w="487" w:type="dxa"/>
+            <w:tcW w:w="486" w:type="dxa"/>
             <w:tcBorders/>
           </w:tcPr>
           <w:p>
@@ -1811,11 +1789,11 @@
       </w:tr>
       <w:tr>
         <w:trPr>
-          <w:trHeight w:val="400" w:hRule="atLeast"/>
+          <w:trHeight w:val="91" w:hRule="atLeast"/>
         </w:trPr>
         <w:tc>
           <w:tcPr>
-            <w:tcW w:w="8786" w:type="dxa"/>
+            <w:tcW w:w="8787" w:type="dxa"/>
             <w:tcBorders/>
           </w:tcPr>
           <w:p>
@@ -1849,7 +1827,7 @@
         </w:tc>
         <w:tc>
           <w:tcPr>
-            <w:tcW w:w="487" w:type="dxa"/>
+            <w:tcW w:w="486" w:type="dxa"/>
             <w:tcBorders/>
           </w:tcPr>
           <w:p>
@@ -1887,7 +1865,7 @@
         </w:trPr>
         <w:tc>
           <w:tcPr>
-            <w:tcW w:w="8786" w:type="dxa"/>
+            <w:tcW w:w="8787" w:type="dxa"/>
             <w:tcBorders/>
           </w:tcPr>
           <w:p>
@@ -1919,7 +1897,7 @@
         </w:tc>
         <w:tc>
           <w:tcPr>
-            <w:tcW w:w="487" w:type="dxa"/>
+            <w:tcW w:w="486" w:type="dxa"/>
             <w:tcBorders/>
           </w:tcPr>
           <w:p>
@@ -1957,7 +1935,7 @@
         </w:trPr>
         <w:tc>
           <w:tcPr>
-            <w:tcW w:w="8786" w:type="dxa"/>
+            <w:tcW w:w="8787" w:type="dxa"/>
             <w:tcBorders/>
           </w:tcPr>
           <w:p>
@@ -1989,7 +1967,7 @@
         </w:tc>
         <w:tc>
           <w:tcPr>
-            <w:tcW w:w="487" w:type="dxa"/>
+            <w:tcW w:w="486" w:type="dxa"/>
             <w:tcBorders/>
           </w:tcPr>
           <w:p>
@@ -2027,7 +2005,7 @@
         </w:trPr>
         <w:tc>
           <w:tcPr>
-            <w:tcW w:w="8786" w:type="dxa"/>
+            <w:tcW w:w="8787" w:type="dxa"/>
             <w:tcBorders/>
           </w:tcPr>
           <w:p>
@@ -2061,7 +2039,7 @@
         </w:tc>
         <w:tc>
           <w:tcPr>
-            <w:tcW w:w="487" w:type="dxa"/>
+            <w:tcW w:w="486" w:type="dxa"/>
             <w:tcBorders/>
           </w:tcPr>
           <w:p>
@@ -2099,7 +2077,7 @@
         </w:trPr>
         <w:tc>
           <w:tcPr>
-            <w:tcW w:w="8786" w:type="dxa"/>
+            <w:tcW w:w="8787" w:type="dxa"/>
             <w:tcBorders/>
           </w:tcPr>
           <w:p>
@@ -2131,7 +2109,7 @@
         </w:tc>
         <w:tc>
           <w:tcPr>
-            <w:tcW w:w="487" w:type="dxa"/>
+            <w:tcW w:w="486" w:type="dxa"/>
             <w:tcBorders/>
           </w:tcPr>
           <w:p>
@@ -2169,7 +2147,7 @@
         </w:trPr>
         <w:tc>
           <w:tcPr>
-            <w:tcW w:w="8786" w:type="dxa"/>
+            <w:tcW w:w="8787" w:type="dxa"/>
             <w:tcBorders/>
           </w:tcPr>
           <w:p>
@@ -2201,7 +2179,7 @@
         </w:tc>
         <w:tc>
           <w:tcPr>
-            <w:tcW w:w="487" w:type="dxa"/>
+            <w:tcW w:w="486" w:type="dxa"/>
             <w:tcBorders/>
           </w:tcPr>
           <w:p>
@@ -2239,7 +2217,7 @@
         </w:trPr>
         <w:tc>
           <w:tcPr>
-            <w:tcW w:w="8786" w:type="dxa"/>
+            <w:tcW w:w="8787" w:type="dxa"/>
             <w:tcBorders/>
           </w:tcPr>
           <w:p>
@@ -2271,7 +2249,7 @@
         </w:tc>
         <w:tc>
           <w:tcPr>
-            <w:tcW w:w="487" w:type="dxa"/>
+            <w:tcW w:w="486" w:type="dxa"/>
             <w:tcBorders/>
           </w:tcPr>
           <w:p>
@@ -2298,7 +2276,7 @@
                 <w:szCs w:val="24"/>
                 <w:lang w:eastAsia="en-US" w:bidi="ar-SA"/>
               </w:rPr>
-              <w:t>9</w:t>
+              <w:t>10</w:t>
             </w:r>
           </w:p>
         </w:tc>
@@ -2309,7 +2287,7 @@
         </w:trPr>
         <w:tc>
           <w:tcPr>
-            <w:tcW w:w="8786" w:type="dxa"/>
+            <w:tcW w:w="8787" w:type="dxa"/>
             <w:tcBorders/>
           </w:tcPr>
           <w:p>
@@ -2340,7 +2318,7 @@
         </w:tc>
         <w:tc>
           <w:tcPr>
-            <w:tcW w:w="487" w:type="dxa"/>
+            <w:tcW w:w="486" w:type="dxa"/>
             <w:tcBorders/>
           </w:tcPr>
           <w:p>
@@ -2375,7 +2353,7 @@
         </w:trPr>
         <w:tc>
           <w:tcPr>
-            <w:tcW w:w="8786" w:type="dxa"/>
+            <w:tcW w:w="8787" w:type="dxa"/>
             <w:tcBorders/>
           </w:tcPr>
           <w:p>
@@ -2409,7 +2387,7 @@
         </w:tc>
         <w:tc>
           <w:tcPr>
-            <w:tcW w:w="487" w:type="dxa"/>
+            <w:tcW w:w="486" w:type="dxa"/>
             <w:tcBorders/>
           </w:tcPr>
           <w:p>
@@ -2436,7 +2414,18 @@
                 <w:szCs w:val="24"/>
                 <w:lang w:eastAsia="en-US" w:bidi="ar-SA"/>
               </w:rPr>
-              <w:t>13</w:t>
+              <w:t>1</w:t>
+            </w:r>
+            <w:r>
+              <w:rPr>
+                <w:rFonts w:eastAsia="TImes New Roman" w:ascii="TImes New Roman" w:hAnsi="TImes New Roman"/>
+                <w:spacing w:val="-5"/>
+                <w:kern w:val="0"/>
+                <w:sz w:val="24"/>
+                <w:szCs w:val="24"/>
+                <w:lang w:eastAsia="en-US" w:bidi="ar-SA"/>
+              </w:rPr>
+              <w:t>4</w:t>
             </w:r>
           </w:p>
         </w:tc>
@@ -2447,7 +2436,7 @@
         </w:trPr>
         <w:tc>
           <w:tcPr>
-            <w:tcW w:w="8786" w:type="dxa"/>
+            <w:tcW w:w="8787" w:type="dxa"/>
             <w:tcBorders/>
           </w:tcPr>
           <w:p>
@@ -2482,7 +2471,7 @@
         </w:tc>
         <w:tc>
           <w:tcPr>
-            <w:tcW w:w="487" w:type="dxa"/>
+            <w:tcW w:w="486" w:type="dxa"/>
             <w:tcBorders/>
           </w:tcPr>
           <w:p>
@@ -2520,7 +2509,7 @@
         </w:trPr>
         <w:tc>
           <w:tcPr>
-            <w:tcW w:w="8786" w:type="dxa"/>
+            <w:tcW w:w="8787" w:type="dxa"/>
             <w:tcBorders/>
           </w:tcPr>
           <w:p>
@@ -2597,7 +2586,7 @@
         </w:tc>
         <w:tc>
           <w:tcPr>
-            <w:tcW w:w="487" w:type="dxa"/>
+            <w:tcW w:w="486" w:type="dxa"/>
             <w:tcBorders/>
           </w:tcPr>
           <w:p>
@@ -2633,7 +2622,7 @@
                 <w:szCs w:val="24"/>
                 <w:lang w:val="en-US" w:eastAsia="en-US" w:bidi="ar-SA"/>
               </w:rPr>
-              <w:t>3</w:t>
+              <w:t>4</w:t>
             </w:r>
           </w:p>
         </w:tc>
@@ -2644,7 +2633,7 @@
         </w:trPr>
         <w:tc>
           <w:tcPr>
-            <w:tcW w:w="8786" w:type="dxa"/>
+            <w:tcW w:w="8787" w:type="dxa"/>
             <w:tcBorders/>
           </w:tcPr>
           <w:p>
@@ -2805,7 +2794,7 @@
         </w:tc>
         <w:tc>
           <w:tcPr>
-            <w:tcW w:w="487" w:type="dxa"/>
+            <w:tcW w:w="486" w:type="dxa"/>
             <w:tcBorders/>
           </w:tcPr>
           <w:p>
@@ -2832,24 +2821,8 @@
                 <w:szCs w:val="24"/>
                 <w:lang w:eastAsia="en-US" w:bidi="ar-SA"/>
               </w:rPr>
-              <w:t>15</w:t>
+              <w:t>1</w:t>
             </w:r>
-          </w:p>
-          <w:p>
-            <w:pPr>
-              <w:pStyle w:val="TableParagraph"/>
-              <w:suppressAutoHyphens w:val="true"/>
-              <w:spacing w:lineRule="exact" w:line="256" w:before="0" w:after="0"/>
-              <w:ind w:left="148"/>
-              <w:jc w:val="both"/>
-              <w:rPr>
-                <w:rFonts w:ascii="TImes New Roman" w:hAnsi="TImes New Roman" w:eastAsia="TImes New Roman"/>
-                <w:kern w:val="0"/>
-                <w:sz w:val="24"/>
-                <w:szCs w:val="24"/>
-                <w:lang w:eastAsia="en-US" w:bidi="ar-SA"/>
-              </w:rPr>
-            </w:pPr>
             <w:r>
               <w:rPr>
                 <w:rFonts w:eastAsia="TImes New Roman" w:ascii="TImes New Roman" w:hAnsi="TImes New Roman"/>
@@ -2859,7 +2832,7 @@
                 <w:szCs w:val="24"/>
                 <w:lang w:eastAsia="en-US" w:bidi="ar-SA"/>
               </w:rPr>
-              <w:t>16</w:t>
+              <w:t>6</w:t>
             </w:r>
           </w:p>
           <w:p>
@@ -2895,7 +2868,7 @@
                 <w:kern w:val="0"/>
                 <w:sz w:val="24"/>
                 <w:szCs w:val="24"/>
-                <w:lang w:val="en-US" w:eastAsia="en-US" w:bidi="ar-SA"/>
+                <w:lang w:eastAsia="en-US" w:bidi="ar-SA"/>
               </w:rPr>
               <w:t>8</w:t>
             </w:r>
@@ -2924,8 +2897,24 @@
                 <w:szCs w:val="24"/>
                 <w:lang w:eastAsia="en-US" w:bidi="ar-SA"/>
               </w:rPr>
-              <w:t>1</w:t>
+              <w:t>22</w:t>
             </w:r>
+          </w:p>
+          <w:p>
+            <w:pPr>
+              <w:pStyle w:val="TableParagraph"/>
+              <w:suppressAutoHyphens w:val="true"/>
+              <w:spacing w:lineRule="exact" w:line="256" w:before="0" w:after="0"/>
+              <w:ind w:left="148"/>
+              <w:jc w:val="both"/>
+              <w:rPr>
+                <w:rFonts w:ascii="TImes New Roman" w:hAnsi="TImes New Roman" w:eastAsia="TImes New Roman"/>
+                <w:kern w:val="0"/>
+                <w:sz w:val="24"/>
+                <w:szCs w:val="24"/>
+                <w:lang w:eastAsia="en-US" w:bidi="ar-SA"/>
+              </w:rPr>
+            </w:pPr>
             <w:r>
               <w:rPr>
                 <w:rFonts w:eastAsia="TImes New Roman" w:ascii="TImes New Roman" w:hAnsi="TImes New Roman"/>
@@ -2933,9 +2922,9 @@
                 <w:kern w:val="0"/>
                 <w:sz w:val="24"/>
                 <w:szCs w:val="24"/>
-                <w:lang w:eastAsia="ja-JP" w:bidi="ar-SA"/>
+                <w:lang w:eastAsia="en-US" w:bidi="ar-SA"/>
               </w:rPr>
-              <w:t>9</w:t>
+              <w:t>24</w:t>
             </w:r>
           </w:p>
         </w:tc>
@@ -2946,7 +2935,7 @@
         </w:trPr>
         <w:tc>
           <w:tcPr>
-            <w:tcW w:w="8786" w:type="dxa"/>
+            <w:tcW w:w="8787" w:type="dxa"/>
             <w:tcBorders/>
           </w:tcPr>
           <w:p>
@@ -3009,7 +2998,7 @@
         </w:tc>
         <w:tc>
           <w:tcPr>
-            <w:tcW w:w="487" w:type="dxa"/>
+            <w:tcW w:w="486" w:type="dxa"/>
             <w:tcBorders/>
           </w:tcPr>
           <w:p>
@@ -3043,11 +3032,11 @@
       </w:tr>
       <w:tr>
         <w:trPr>
-          <w:trHeight w:val="552" w:hRule="atLeast"/>
+          <w:trHeight w:val="182" w:hRule="atLeast"/>
         </w:trPr>
         <w:tc>
           <w:tcPr>
-            <w:tcW w:w="8786" w:type="dxa"/>
+            <w:tcW w:w="8787" w:type="dxa"/>
             <w:tcBorders/>
           </w:tcPr>
           <w:p>
@@ -3081,7 +3070,7 @@
         </w:tc>
         <w:tc>
           <w:tcPr>
-            <w:tcW w:w="487" w:type="dxa"/>
+            <w:tcW w:w="486" w:type="dxa"/>
             <w:tcBorders/>
           </w:tcPr>
           <w:p>
@@ -3108,7 +3097,91 @@
                 <w:szCs w:val="24"/>
                 <w:lang w:eastAsia="en-US" w:bidi="ar-SA"/>
               </w:rPr>
-              <w:t>21</w:t>
+              <w:t>2</w:t>
+            </w:r>
+            <w:r>
+              <w:rPr>
+                <w:rFonts w:eastAsia="TImes New Roman" w:ascii="TImes New Roman" w:hAnsi="TImes New Roman"/>
+                <w:spacing w:val="-5"/>
+                <w:kern w:val="0"/>
+                <w:sz w:val="24"/>
+                <w:szCs w:val="24"/>
+                <w:lang w:eastAsia="en-US" w:bidi="ar-SA"/>
+              </w:rPr>
+              <w:t>6</w:t>
+            </w:r>
+          </w:p>
+        </w:tc>
+      </w:tr>
+      <w:tr>
+        <w:trPr>
+          <w:trHeight w:val="182" w:hRule="atLeast"/>
+        </w:trPr>
+        <w:tc>
+          <w:tcPr>
+            <w:tcW w:w="8787" w:type="dxa"/>
+            <w:tcBorders/>
+          </w:tcPr>
+          <w:p>
+            <w:pPr>
+              <w:pStyle w:val="TableParagraph"/>
+              <w:suppressAutoHyphens w:val="true"/>
+              <w:spacing w:before="133" w:after="0"/>
+              <w:ind w:left="50"/>
+              <w:jc w:val="both"/>
+              <w:rPr>
+                <w:rFonts w:ascii="TImes New Roman" w:hAnsi="TImes New Roman" w:eastAsia="TImes New Roman"/>
+                <w:b/>
+                <w:bCs/>
+                <w:kern w:val="0"/>
+                <w:sz w:val="24"/>
+                <w:szCs w:val="24"/>
+                <w:lang w:eastAsia="en-US" w:bidi="ar-SA"/>
+              </w:rPr>
+            </w:pPr>
+            <w:r>
+              <w:rPr>
+                <w:rFonts w:eastAsia="TImes New Roman" w:ascii="TImes New Roman" w:hAnsi="TImes New Roman"/>
+                <w:b/>
+                <w:bCs/>
+                <w:kern w:val="0"/>
+                <w:sz w:val="24"/>
+                <w:szCs w:val="24"/>
+                <w:lang w:eastAsia="en-US" w:bidi="ar-SA"/>
+              </w:rPr>
+              <w:t>СПИСОК ИСПОЛЬЗОВАННЫХ ИСТОЧНИКОВ</w:t>
+            </w:r>
+          </w:p>
+        </w:tc>
+        <w:tc>
+          <w:tcPr>
+            <w:tcW w:w="486" w:type="dxa"/>
+            <w:tcBorders/>
+          </w:tcPr>
+          <w:p>
+            <w:pPr>
+              <w:pStyle w:val="TableParagraph"/>
+              <w:suppressAutoHyphens w:val="true"/>
+              <w:spacing w:before="133" w:after="0"/>
+              <w:ind w:left="148"/>
+              <w:jc w:val="both"/>
+              <w:rPr>
+                <w:rFonts w:ascii="TImes New Roman" w:hAnsi="TImes New Roman" w:eastAsia="TImes New Roman"/>
+                <w:kern w:val="0"/>
+                <w:sz w:val="24"/>
+                <w:szCs w:val="24"/>
+                <w:lang w:eastAsia="en-US" w:bidi="ar-SA"/>
+              </w:rPr>
+            </w:pPr>
+            <w:r>
+              <w:rPr>
+                <w:rFonts w:eastAsia="TImes New Roman" w:ascii="TImes New Roman" w:hAnsi="TImes New Roman"/>
+                <w:kern w:val="0"/>
+                <w:sz w:val="24"/>
+                <w:szCs w:val="24"/>
+                <w:lang w:eastAsia="en-US" w:bidi="ar-SA"/>
+              </w:rPr>
+              <w:t>29</w:t>
             </w:r>
           </w:p>
         </w:tc>
@@ -3119,7 +3192,7 @@
         </w:trPr>
         <w:tc>
           <w:tcPr>
-            <w:tcW w:w="8786" w:type="dxa"/>
+            <w:tcW w:w="8787" w:type="dxa"/>
             <w:tcBorders/>
           </w:tcPr>
           <w:p>
@@ -3152,7 +3225,7 @@
         </w:tc>
         <w:tc>
           <w:tcPr>
-            <w:tcW w:w="487" w:type="dxa"/>
+            <w:tcW w:w="486" w:type="dxa"/>
             <w:tcBorders/>
           </w:tcPr>
           <w:p>
@@ -3179,7 +3252,7 @@
                 <w:szCs w:val="24"/>
                 <w:lang w:eastAsia="en-US" w:bidi="ar-SA"/>
               </w:rPr>
-              <w:t>23</w:t>
+              <w:t>30</w:t>
             </w:r>
           </w:p>
         </w:tc>
@@ -3244,6 +3317,23 @@
           <w:szCs w:val="24"/>
         </w:rPr>
         <w:t>ВВЕДЕНИЕ</w:t>
+      </w:r>
+    </w:p>
+    <w:p>
+      <w:pPr>
+        <w:pStyle w:val="Normal"/>
+        <w:rPr>
+          <w:rFonts w:ascii="TImes New Roman" w:hAnsi="TImes New Roman" w:eastAsia="TImes New Roman"/>
+          <w:sz w:val="24"/>
+          <w:szCs w:val="24"/>
+        </w:rPr>
+      </w:pPr>
+      <w:r>
+        <w:rPr>
+          <w:rFonts w:eastAsia="TImes New Roman" w:ascii="TImes New Roman" w:hAnsi="TImes New Roman"/>
+          <w:sz w:val="24"/>
+          <w:szCs w:val="24"/>
+        </w:rPr>
       </w:r>
     </w:p>
     <w:p>
@@ -3665,9 +3755,8 @@
       </w:pPr>
       <w:r>
         <w:rPr>
-          <w:rFonts w:eastAsia="TImes New Roman" w:ascii="TImes New Roman" w:hAnsi="TImes New Roman"/>
-          <w:sz w:val="24"/>
-          <w:szCs w:val="24"/>
+          <w:b/>
+          <w:bCs/>
         </w:rPr>
       </w:r>
     </w:p>
@@ -4710,25 +4799,7 @@
           <w:szCs w:val="24"/>
           <w:lang w:val="ru-KZ" w:eastAsia="ru-KZ"/>
         </w:rPr>
-        <w:t xml:space="preserve">Основная цель проекта заключается не только в создании учебного </w:t>
-      </w:r>
-      <w:r>
-        <w:rPr>
-          <w:rFonts w:eastAsia="TImes New Roman" w:ascii="TImes New Roman" w:hAnsi="TImes New Roman"/>
-          <w:sz w:val="24"/>
-          <w:szCs w:val="24"/>
-          <w:lang w:val="ru-KZ" w:eastAsia="ru-KZ"/>
-        </w:rPr>
-        <w:t>проекта с использованием Firestore</w:t>
-      </w:r>
-      <w:r>
-        <w:rPr>
-          <w:rFonts w:eastAsia="TImes New Roman" w:ascii="TImes New Roman" w:hAnsi="TImes New Roman"/>
-          <w:sz w:val="24"/>
-          <w:szCs w:val="24"/>
-          <w:lang w:val="ru-KZ" w:eastAsia="ru-KZ"/>
-        </w:rPr>
-        <w:t>, но и в демонстрации практических навыков по работе с облачными технологиями, системами авторизации и базами данных. Проект позволяет понять, как организуется современное веб-приложение а также знакомит студента с практиками использующимся в реальной разработке.</w:t>
+        <w:t>Основная цель проекта заключается не только в создании учебного проекта с использованием Firestore, но и в демонстрации практических навыков по работе с облачными технологиями, системами авторизации и базами данных. Проект позволяет понять, как организуется современное веб-приложение а также знакомит студента с практиками использующимся в реальной разработке.</w:t>
       </w:r>
     </w:p>
     <w:p>
@@ -5373,23 +5444,7 @@
           <w:sz w:val="24"/>
           <w:szCs w:val="24"/>
         </w:rPr>
-        <w:t>Функциональные возможности модуля авторизации включа</w:t>
-      </w:r>
-      <w:r>
-        <w:rPr>
-          <w:rFonts w:eastAsia="TImes New Roman" w:ascii="TImes New Roman" w:hAnsi="TImes New Roman"/>
-          <w:sz w:val="24"/>
-          <w:szCs w:val="24"/>
-        </w:rPr>
-        <w:t>ет в себя</w:t>
-      </w:r>
-      <w:r>
-        <w:rPr>
-          <w:rFonts w:eastAsia="TImes New Roman" w:ascii="TImes New Roman" w:hAnsi="TImes New Roman"/>
-          <w:sz w:val="24"/>
-          <w:szCs w:val="24"/>
-        </w:rPr>
-        <w:t>:</w:t>
+        <w:t>Функциональные возможности модуля авторизации включает в себя:</w:t>
         <w:br/>
         <w:t>– регистрацию нового пользователя с верификацией данных;</w:t>
         <w:br/>
@@ -5957,15 +6012,29 @@
         <w:widowControl/>
         <w:jc w:val="both"/>
         <w:rPr>
-          <w:rFonts w:eastAsiaTheme="minorEastAsia"/>
-          <w:lang w:eastAsia="ja-JP"/>
-        </w:rPr>
-      </w:pPr>
-      <w:r>
-        <w:rPr>
-          <w:rFonts w:eastAsia="TImes New Roman" w:ascii="TImes New Roman" w:hAnsi="TImes New Roman"/>
-          <w:sz w:val="24"/>
-          <w:szCs w:val="24"/>
+          <w:rFonts w:ascii="TImes New Roman" w:hAnsi="TImes New Roman" w:eastAsia="TImes New Roman"/>
+          <w:sz w:val="24"/>
+          <w:szCs w:val="24"/>
+        </w:rPr>
+      </w:pPr>
+      <w:r>
+        <w:rPr/>
+      </w:r>
+    </w:p>
+    <w:p>
+      <w:pPr>
+        <w:pStyle w:val="Normal"/>
+        <w:widowControl/>
+        <w:jc w:val="both"/>
+        <w:rPr>
+          <w:rFonts w:eastAsia="" w:eastAsiaTheme="minorEastAsia"/>
+          <w:lang w:eastAsia="ja-JP"/>
+        </w:rPr>
+      </w:pPr>
+      <w:r>
+        <w:rPr>
+          <w:rFonts w:eastAsia="" w:eastAsiaTheme="minorEastAsia"/>
+          <w:lang w:eastAsia="ja-JP"/>
         </w:rPr>
       </w:r>
     </w:p>
@@ -5981,11 +6050,7 @@
         </w:rPr>
       </w:pPr>
       <w:r>
-        <w:rPr>
-          <w:rFonts w:eastAsia="TImes New Roman" w:ascii="TImes New Roman" w:hAnsi="TImes New Roman"/>
-          <w:sz w:val="24"/>
-          <w:szCs w:val="24"/>
-        </w:rPr>
+        <w:rPr/>
         <w:drawing>
           <wp:inline distT="0" distB="0" distL="0" distR="0">
             <wp:extent cx="5288915" cy="2739390"/>
@@ -6073,16 +6138,7 @@
           <w:szCs w:val="24"/>
           <w:lang w:val="en-US" w:eastAsia="ja-JP"/>
         </w:rPr>
-        <w:t xml:space="preserve">Примечание – </w:t>
-      </w:r>
-      <w:r>
-        <w:rPr>
-          <w:rFonts w:eastAsia="TImes New Roman" w:ascii="TImes New Roman" w:hAnsi="TImes New Roman"/>
-          <w:sz w:val="24"/>
-          <w:szCs w:val="24"/>
-          <w:lang w:val="en-US" w:eastAsia="ja-JP"/>
-        </w:rPr>
-        <w:t>Было составлено на основании внешних источников[1]</w:t>
+        <w:t>Примечание – Было составлено на основании внешних источников[1]</w:t>
       </w:r>
     </w:p>
     <w:p>
@@ -6091,107 +6147,13 @@
         <w:widowControl/>
         <w:jc w:val="center"/>
         <w:rPr>
-          <w:rFonts w:eastAsiaTheme="minorEastAsia"/>
-          <w:lang w:val="en-US" w:eastAsia="ja-JP"/>
-        </w:rPr>
-      </w:pPr>
-      <w:r>
-        <w:rPr>
-          <w:rFonts w:eastAsia="TImes New Roman" w:ascii="TImes New Roman" w:hAnsi="TImes New Roman"/>
-          <w:sz w:val="24"/>
-          <w:szCs w:val="24"/>
-        </w:rPr>
-      </w:r>
-    </w:p>
-    <w:p>
-      <w:pPr>
-        <w:pStyle w:val="Normal"/>
-        <w:widowControl/>
-        <w:jc w:val="both"/>
-        <w:rPr>
-          <w:rFonts w:ascii="TImes New Roman" w:hAnsi="TImes New Roman" w:eastAsia="TImes New Roman"/>
-          <w:sz w:val="24"/>
-          <w:szCs w:val="24"/>
-        </w:rPr>
-      </w:pPr>
-      <w:r>
-        <w:rPr>
-          <w:rFonts w:eastAsia="TImes New Roman" w:ascii="TImes New Roman" w:hAnsi="TImes New Roman"/>
-          <w:sz w:val="24"/>
-          <w:szCs w:val="24"/>
-          <w:lang w:val="en-US" w:eastAsia="ja-JP"/>
-        </w:rPr>
-        <w:tab/>
-      </w:r>
-      <w:r>
-        <w:rPr>
-          <w:rFonts w:eastAsia="TImes New Roman" w:ascii="TImes New Roman" w:hAnsi="TImes New Roman"/>
-          <w:sz w:val="24"/>
-          <w:szCs w:val="24"/>
-          <w:lang w:eastAsia="ja-JP"/>
-        </w:rPr>
-        <w:t xml:space="preserve">Когда сайт регистрирует нового пользователя, в коллекции </w:t>
-      </w:r>
-      <w:r>
-        <w:rPr>
-          <w:rFonts w:eastAsia="TImes New Roman" w:ascii="TImes New Roman" w:hAnsi="TImes New Roman"/>
-          <w:sz w:val="24"/>
-          <w:szCs w:val="24"/>
-          <w:lang w:val="en-US" w:eastAsia="ja-JP"/>
-        </w:rPr>
-        <w:t>Users</w:t>
-      </w:r>
-      <w:r>
-        <w:rPr>
-          <w:rFonts w:eastAsia="TImes New Roman" w:ascii="TImes New Roman" w:hAnsi="TImes New Roman"/>
-          <w:sz w:val="24"/>
-          <w:szCs w:val="24"/>
-          <w:lang w:eastAsia="ja-JP"/>
-        </w:rPr>
-        <w:t xml:space="preserve"> появляется документ с данными нового пользователя и автоматически начинается текущая сессия пользователя. Сохраненный в базе данных пользователь может войти в свою сессию и использовать услуги приложения в любой точке с постоянным доступом к сети. </w:t>
-      </w:r>
-    </w:p>
-    <w:p>
-      <w:pPr>
-        <w:pStyle w:val="Normal"/>
-        <w:widowControl/>
-        <w:jc w:val="both"/>
-        <w:rPr>
-          <w:rFonts w:ascii="TImes New Roman" w:hAnsi="TImes New Roman" w:eastAsia="TImes New Roman"/>
-          <w:sz w:val="24"/>
-          <w:szCs w:val="24"/>
-        </w:rPr>
-      </w:pPr>
-      <w:r>
-        <w:rPr>
-          <w:rFonts w:eastAsia="TImes New Roman" w:ascii="TImes New Roman" w:hAnsi="TImes New Roman"/>
-          <w:sz w:val="24"/>
-          <w:szCs w:val="24"/>
-          <w:lang w:eastAsia="ja-JP"/>
-        </w:rPr>
-        <w:tab/>
-        <w:t>Во время работы в текущей сессии, пользователь способен манипулировать всеми сущностями приложения. В эти манипуляций входит: добавление, изменение, удаление дел, улик, связей и медиа файлов. Во время изменения позиции улик, прикрепленные к ним связи также будут менять свою позицию. При изменении порядка одного медиа файла будет изменятся порядок всех медиа файлов. Ниже приведен пример того, как выглядят все данные рабочего пользователя:</w:t>
-      </w:r>
-    </w:p>
-    <w:p>
-      <w:pPr>
-        <w:pStyle w:val="Normal"/>
-        <w:widowControl/>
-        <w:jc w:val="both"/>
-        <w:rPr>
-          <w:rFonts w:ascii="TImes New Roman" w:hAnsi="TImes New Roman" w:eastAsia="TImes New Roman"/>
-          <w:sz w:val="24"/>
-          <w:szCs w:val="24"/>
-          <w:lang w:eastAsia="ja-JP"/>
-        </w:rPr>
-      </w:pPr>
-      <w:r>
-        <w:rPr>
-          <w:rFonts w:eastAsia="TImes New Roman" w:ascii="TImes New Roman" w:hAnsi="TImes New Roman"/>
-          <w:sz w:val="24"/>
-          <w:szCs w:val="24"/>
-          <w:lang w:eastAsia="ja-JP"/>
-        </w:rPr>
+          <w:rFonts w:ascii="TImes New Roman" w:hAnsi="TImes New Roman" w:eastAsia="TImes New Roman"/>
+          <w:sz w:val="24"/>
+          <w:szCs w:val="24"/>
+        </w:rPr>
+      </w:pPr>
+      <w:r>
+        <w:rPr/>
       </w:r>
     </w:p>
     <w:p>
@@ -6200,17 +6162,142 @@
         <w:widowControl/>
         <w:jc w:val="center"/>
         <w:rPr>
-          <w:rFonts w:ascii="TImes New Roman" w:hAnsi="TImes New Roman" w:eastAsia="TImes New Roman"/>
-          <w:sz w:val="24"/>
-          <w:szCs w:val="24"/>
-        </w:rPr>
-      </w:pPr>
-      <w:r>
-        <w:rPr>
-          <w:rFonts w:eastAsia="TImes New Roman" w:ascii="TImes New Roman" w:hAnsi="TImes New Roman"/>
-          <w:sz w:val="24"/>
-          <w:szCs w:val="24"/>
-        </w:rPr>
+          <w:rFonts w:eastAsia="" w:eastAsiaTheme="minorEastAsia"/>
+          <w:lang w:val="en-US" w:eastAsia="ja-JP"/>
+        </w:rPr>
+      </w:pPr>
+      <w:r>
+        <w:rPr>
+          <w:rFonts w:eastAsia="" w:eastAsiaTheme="minorEastAsia"/>
+          <w:lang w:val="en-US" w:eastAsia="ja-JP"/>
+        </w:rPr>
+      </w:r>
+    </w:p>
+    <w:p>
+      <w:pPr>
+        <w:pStyle w:val="Normal"/>
+        <w:widowControl/>
+        <w:jc w:val="both"/>
+        <w:rPr>
+          <w:rFonts w:ascii="TImes New Roman" w:hAnsi="TImes New Roman" w:eastAsia="TImes New Roman"/>
+          <w:sz w:val="24"/>
+          <w:szCs w:val="24"/>
+        </w:rPr>
+      </w:pPr>
+      <w:r>
+        <w:rPr>
+          <w:rFonts w:eastAsia="TImes New Roman" w:ascii="TImes New Roman" w:hAnsi="TImes New Roman"/>
+          <w:sz w:val="24"/>
+          <w:szCs w:val="24"/>
+          <w:lang w:val="en-US" w:eastAsia="ja-JP"/>
+        </w:rPr>
+        <w:tab/>
+      </w:r>
+      <w:r>
+        <w:rPr>
+          <w:rFonts w:eastAsia="TImes New Roman" w:ascii="TImes New Roman" w:hAnsi="TImes New Roman"/>
+          <w:sz w:val="24"/>
+          <w:szCs w:val="24"/>
+          <w:lang w:eastAsia="ja-JP"/>
+        </w:rPr>
+        <w:t xml:space="preserve">Когда сайт регистрирует нового пользователя, в коллекции </w:t>
+      </w:r>
+      <w:r>
+        <w:rPr>
+          <w:rFonts w:eastAsia="TImes New Roman" w:ascii="TImes New Roman" w:hAnsi="TImes New Roman"/>
+          <w:sz w:val="24"/>
+          <w:szCs w:val="24"/>
+          <w:lang w:val="en-US" w:eastAsia="ja-JP"/>
+        </w:rPr>
+        <w:t>Users</w:t>
+      </w:r>
+      <w:r>
+        <w:rPr>
+          <w:rFonts w:eastAsia="TImes New Roman" w:ascii="TImes New Roman" w:hAnsi="TImes New Roman"/>
+          <w:sz w:val="24"/>
+          <w:szCs w:val="24"/>
+          <w:lang w:eastAsia="ja-JP"/>
+        </w:rPr>
+        <w:t xml:space="preserve"> появляется документ с данными нового пользователя и автоматически начинается текущая сессия пользователя. Сохраненный в базе данных пользователь может войти в свою сессию и использовать услуги приложения в любой точке с постоянным доступом к сети. </w:t>
+      </w:r>
+    </w:p>
+    <w:p>
+      <w:pPr>
+        <w:pStyle w:val="Normal"/>
+        <w:widowControl/>
+        <w:jc w:val="both"/>
+        <w:rPr>
+          <w:rFonts w:ascii="TImes New Roman" w:hAnsi="TImes New Roman" w:eastAsia="TImes New Roman"/>
+          <w:sz w:val="24"/>
+          <w:szCs w:val="24"/>
+        </w:rPr>
+      </w:pPr>
+      <w:r>
+        <w:rPr>
+          <w:rFonts w:eastAsia="TImes New Roman" w:ascii="TImes New Roman" w:hAnsi="TImes New Roman"/>
+          <w:sz w:val="24"/>
+          <w:szCs w:val="24"/>
+          <w:lang w:eastAsia="ja-JP"/>
+        </w:rPr>
+        <w:tab/>
+        <w:t>Во время работы в текущей сессии, пользователь способен манипулировать всеми сущностями приложения. В эти манипуляций входит: добавление, изменение, удаление дел, улик, связей и медиа файлов. Во время изменения позиции улик, прикрепленные к ним связи также будут менять свою позицию. При изменении порядка одного медиа файла будет изменятся порядок всех медиа файлов. Ниже приведен пример того, как выглядят все данные рабочего пользователя:</w:t>
+      </w:r>
+    </w:p>
+    <w:p>
+      <w:pPr>
+        <w:pStyle w:val="Normal"/>
+        <w:widowControl/>
+        <w:jc w:val="both"/>
+        <w:rPr>
+          <w:rFonts w:ascii="TImes New Roman" w:hAnsi="TImes New Roman" w:eastAsia="TImes New Roman"/>
+          <w:sz w:val="24"/>
+          <w:szCs w:val="24"/>
+          <w:lang w:eastAsia="ja-JP"/>
+        </w:rPr>
+      </w:pPr>
+      <w:r>
+        <w:rPr>
+          <w:rFonts w:eastAsia="TImes New Roman" w:ascii="TImes New Roman" w:hAnsi="TImes New Roman"/>
+          <w:sz w:val="24"/>
+          <w:szCs w:val="24"/>
+          <w:lang w:eastAsia="ja-JP"/>
+        </w:rPr>
+      </w:r>
+    </w:p>
+    <w:p>
+      <w:pPr>
+        <w:pStyle w:val="Normal"/>
+        <w:widowControl/>
+        <w:jc w:val="both"/>
+        <w:rPr>
+          <w:rFonts w:ascii="TImes New Roman" w:hAnsi="TImes New Roman" w:eastAsia="TImes New Roman"/>
+          <w:sz w:val="24"/>
+          <w:szCs w:val="24"/>
+          <w:lang w:eastAsia="ja-JP"/>
+        </w:rPr>
+      </w:pPr>
+      <w:r>
+        <w:rPr>
+          <w:rFonts w:eastAsia="TImes New Roman" w:ascii="TImes New Roman" w:hAnsi="TImes New Roman"/>
+          <w:sz w:val="24"/>
+          <w:szCs w:val="24"/>
+          <w:lang w:eastAsia="ja-JP"/>
+        </w:rPr>
+      </w:r>
+    </w:p>
+    <w:p>
+      <w:pPr>
+        <w:pStyle w:val="Normal"/>
+        <w:widowControl/>
+        <w:jc w:val="center"/>
+        <w:rPr>
+          <w:rFonts w:ascii="TImes New Roman" w:hAnsi="TImes New Roman" w:eastAsia="TImes New Roman"/>
+          <w:sz w:val="24"/>
+          <w:szCs w:val="24"/>
+        </w:rPr>
+      </w:pPr>
+      <w:r>
+        <w:rPr/>
         <w:drawing>
           <wp:inline distT="0" distB="0" distL="0" distR="0">
             <wp:extent cx="4962525" cy="1330325"/>
@@ -6283,11 +6370,7 @@
         </w:rPr>
       </w:pPr>
       <w:r>
-        <w:rPr>
-          <w:rFonts w:eastAsia="TImes New Roman" w:ascii="TImes New Roman" w:hAnsi="TImes New Roman"/>
-          <w:sz w:val="24"/>
-          <w:szCs w:val="24"/>
-        </w:rPr>
+        <w:rPr/>
         <w:drawing>
           <wp:inline distT="0" distB="0" distL="0" distR="0">
             <wp:extent cx="4943475" cy="1483995"/>
@@ -6376,16 +6459,7 @@
           <w:szCs w:val="24"/>
           <w:lang w:val="en-US" w:eastAsia="ja-JP"/>
         </w:rPr>
-        <w:t xml:space="preserve">Примечание – </w:t>
-      </w:r>
-      <w:r>
-        <w:rPr>
-          <w:rFonts w:eastAsia="TImes New Roman" w:ascii="TImes New Roman" w:hAnsi="TImes New Roman"/>
-          <w:sz w:val="24"/>
-          <w:szCs w:val="24"/>
-          <w:lang w:val="en-US" w:eastAsia="ja-JP"/>
-        </w:rPr>
-        <w:t>Было составлено на основании внешних источников[2]</w:t>
+        <w:t>Примечание – Было составлено на основании внешних источников[2]</w:t>
       </w:r>
     </w:p>
     <w:p>
@@ -7013,15 +7087,14 @@
         <w:ind w:firstLine="720"/>
         <w:jc w:val="both"/>
         <w:rPr>
-          <w:rFonts w:eastAsiaTheme="minorEastAsia"/>
-          <w:lang w:eastAsia="ja-JP"/>
-        </w:rPr>
-      </w:pPr>
-      <w:r>
-        <w:rPr>
-          <w:rFonts w:eastAsia="TImes New Roman" w:ascii="TImes New Roman" w:hAnsi="TImes New Roman"/>
-          <w:sz w:val="24"/>
-          <w:szCs w:val="24"/>
+          <w:rFonts w:eastAsia="" w:eastAsiaTheme="minorEastAsia"/>
+          <w:lang w:eastAsia="ja-JP"/>
+        </w:rPr>
+      </w:pPr>
+      <w:r>
+        <w:rPr>
+          <w:rFonts w:eastAsia="" w:eastAsiaTheme="minorEastAsia"/>
+          <w:lang w:eastAsia="ja-JP"/>
         </w:rPr>
       </w:r>
     </w:p>
@@ -7029,19 +7102,33 @@
       <w:pPr>
         <w:pStyle w:val="Normal"/>
         <w:widowControl/>
-        <w:jc w:val="both"/>
-        <w:rPr>
-          <w:rFonts w:ascii="TImes New Roman" w:hAnsi="TImes New Roman" w:eastAsia="TImes New Roman"/>
-          <w:sz w:val="24"/>
-          <w:szCs w:val="24"/>
-        </w:rPr>
-      </w:pPr>
-      <w:r>
-        <w:rPr>
-          <w:rFonts w:eastAsia="TImes New Roman" w:ascii="TImes New Roman" w:hAnsi="TImes New Roman"/>
-          <w:sz w:val="24"/>
-          <w:szCs w:val="24"/>
-        </w:rPr>
+        <w:ind w:firstLine="720"/>
+        <w:jc w:val="both"/>
+        <w:rPr>
+          <w:rFonts w:eastAsia="" w:eastAsiaTheme="minorEastAsia"/>
+          <w:lang w:eastAsia="ja-JP"/>
+        </w:rPr>
+      </w:pPr>
+      <w:r>
+        <w:rPr>
+          <w:rFonts w:eastAsia="" w:eastAsiaTheme="minorEastAsia"/>
+          <w:lang w:eastAsia="ja-JP"/>
+        </w:rPr>
+      </w:r>
+    </w:p>
+    <w:p>
+      <w:pPr>
+        <w:pStyle w:val="Normal"/>
+        <w:widowControl/>
+        <w:jc w:val="both"/>
+        <w:rPr>
+          <w:rFonts w:ascii="TImes New Roman" w:hAnsi="TImes New Roman" w:eastAsia="TImes New Roman"/>
+          <w:sz w:val="24"/>
+          <w:szCs w:val="24"/>
+        </w:rPr>
+      </w:pPr>
+      <w:r>
+        <w:rPr/>
         <w:drawing>
           <wp:inline distT="0" distB="0" distL="0" distR="0">
             <wp:extent cx="5939790" cy="2335530"/>
@@ -7147,16 +7234,22 @@
           <w:szCs w:val="24"/>
           <w:lang w:val="en-US" w:eastAsia="ja-JP"/>
         </w:rPr>
-        <w:t xml:space="preserve">Примечание – </w:t>
-      </w:r>
-      <w:r>
-        <w:rPr>
-          <w:rFonts w:eastAsia="TImes New Roman" w:ascii="TImes New Roman" w:hAnsi="TImes New Roman"/>
-          <w:sz w:val="24"/>
-          <w:szCs w:val="24"/>
-          <w:lang w:val="en-US" w:eastAsia="ja-JP"/>
-        </w:rPr>
-        <w:t>Было составлено на основании внешних источников[1]</w:t>
+        <w:t>Примечание – Было составлено на основании внешних источников[1]</w:t>
+      </w:r>
+    </w:p>
+    <w:p>
+      <w:pPr>
+        <w:pStyle w:val="Normal"/>
+        <w:widowControl/>
+        <w:jc w:val="center"/>
+        <w:rPr>
+          <w:rFonts w:ascii="TImes New Roman" w:hAnsi="TImes New Roman" w:eastAsia="TImes New Roman"/>
+          <w:sz w:val="24"/>
+          <w:szCs w:val="24"/>
+        </w:rPr>
+      </w:pPr>
+      <w:r>
+        <w:rPr/>
       </w:r>
     </w:p>
     <w:p>
@@ -7938,11 +8031,56 @@
       </w:pPr>
       <w:r>
         <w:rPr>
-          <w:rFonts w:eastAsia="TImes New Roman" w:ascii="TImes New Roman" w:hAnsi="TImes New Roman"/>
-          <w:sz w:val="24"/>
-          <w:szCs w:val="24"/>
-          <w:lang w:val="ru-KZ" w:eastAsia="ru-KZ"/>
-        </w:rPr>
+          <w:b/>
+          <w:bCs/>
+        </w:rPr>
+      </w:r>
+      <w:r>
+        <w:br w:type="page"/>
+      </w:r>
+    </w:p>
+    <w:p>
+      <w:pPr>
+        <w:pStyle w:val="TableParagraph"/>
+        <w:spacing w:lineRule="exact" w:line="256" w:before="0" w:after="0"/>
+        <w:ind w:left="50"/>
+        <w:jc w:val="center"/>
+        <w:rPr>
+          <w:rFonts w:ascii="TImes New Roman" w:hAnsi="TImes New Roman" w:eastAsia="TImes New Roman"/>
+          <w:sz w:val="24"/>
+          <w:szCs w:val="24"/>
+        </w:rPr>
+      </w:pPr>
+      <w:r>
+        <w:rPr>
+          <w:rFonts w:eastAsia="TImes New Roman" w:ascii="TImes New Roman" w:hAnsi="TImes New Roman"/>
+          <w:b/>
+          <w:bCs/>
+          <w:sz w:val="24"/>
+          <w:szCs w:val="24"/>
+        </w:rPr>
+        <w:t>2.</w:t>
+      </w:r>
+      <w:r>
+        <w:rPr>
+          <w:rFonts w:eastAsia="TImes New Roman" w:ascii="TImes New Roman" w:hAnsi="TImes New Roman"/>
+          <w:b/>
+          <w:bCs/>
+          <w:sz w:val="24"/>
+          <w:szCs w:val="24"/>
+          <w:lang w:val="en-US"/>
+        </w:rPr>
+        <w:t>3</w:t>
+      </w:r>
+      <w:r>
+        <w:rPr>
+          <w:rFonts w:eastAsia="TImes New Roman" w:ascii="TImes New Roman" w:hAnsi="TImes New Roman"/>
+          <w:b/>
+          <w:bCs/>
+          <w:sz w:val="24"/>
+          <w:szCs w:val="24"/>
+        </w:rPr>
+        <w:t xml:space="preserve"> Внутренняя структура сайта</w:t>
       </w:r>
     </w:p>
     <w:p>
@@ -7952,72 +8090,6 @@
         <w:ind w:left="50"/>
         <w:jc w:val="center"/>
         <w:rPr>
-          <w:b/>
-          <w:bCs/>
-        </w:rPr>
-      </w:pPr>
-      <w:r>
-        <w:rPr>
-          <w:rFonts w:eastAsia="TImes New Roman" w:ascii="TImes New Roman" w:hAnsi="TImes New Roman"/>
-          <w:sz w:val="24"/>
-          <w:szCs w:val="24"/>
-        </w:rPr>
-      </w:r>
-      <w:r>
-        <w:br w:type="page"/>
-      </w:r>
-    </w:p>
-    <w:p>
-      <w:pPr>
-        <w:pStyle w:val="TableParagraph"/>
-        <w:spacing w:lineRule="exact" w:line="256"/>
-        <w:ind w:left="50"/>
-        <w:jc w:val="center"/>
-        <w:rPr>
-          <w:rFonts w:ascii="TImes New Roman" w:hAnsi="TImes New Roman" w:eastAsia="TImes New Roman"/>
-          <w:sz w:val="24"/>
-          <w:szCs w:val="24"/>
-        </w:rPr>
-      </w:pPr>
-      <w:r>
-        <w:rPr>
-          <w:rFonts w:eastAsia="TImes New Roman" w:ascii="TImes New Roman" w:hAnsi="TImes New Roman"/>
-          <w:b/>
-          <w:bCs/>
-          <w:sz w:val="24"/>
-          <w:szCs w:val="24"/>
-        </w:rPr>
-        <w:t>2.</w:t>
-      </w:r>
-      <w:r>
-        <w:rPr>
-          <w:rFonts w:eastAsia="TImes New Roman" w:ascii="TImes New Roman" w:hAnsi="TImes New Roman"/>
-          <w:b/>
-          <w:bCs/>
-          <w:sz w:val="24"/>
-          <w:szCs w:val="24"/>
-          <w:lang w:val="en-US"/>
-        </w:rPr>
-        <w:t>3</w:t>
-      </w:r>
-      <w:r>
-        <w:rPr>
-          <w:rFonts w:eastAsia="TImes New Roman" w:ascii="TImes New Roman" w:hAnsi="TImes New Roman"/>
-          <w:b/>
-          <w:bCs/>
-          <w:sz w:val="24"/>
-          <w:szCs w:val="24"/>
-        </w:rPr>
-        <w:t xml:space="preserve"> Внутренняя структура сайта</w:t>
-      </w:r>
-    </w:p>
-    <w:p>
-      <w:pPr>
-        <w:pStyle w:val="TableParagraph"/>
-        <w:spacing w:lineRule="exact" w:line="256"/>
-        <w:ind w:left="50"/>
-        <w:jc w:val="center"/>
-        <w:rPr>
           <w:rFonts w:ascii="TImes New Roman" w:hAnsi="TImes New Roman" w:eastAsia="TImes New Roman"/>
           <w:b/>
           <w:bCs/>
@@ -8092,16 +8164,7 @@
           <w:szCs w:val="24"/>
           <w:lang w:val="en-US" w:eastAsia="ja-JP"/>
         </w:rPr>
-        <w:t>src</w:t>
-      </w:r>
-      <w:r>
-        <w:rPr>
-          <w:rFonts w:eastAsia="TImes New Roman" w:ascii="TImes New Roman" w:hAnsi="TImes New Roman"/>
-          <w:sz w:val="24"/>
-          <w:szCs w:val="24"/>
-          <w:lang w:val="en-US" w:eastAsia="ja-JP"/>
-        </w:rPr>
-        <w:t>,</w:t>
+        <w:t>src,</w:t>
       </w:r>
       <w:r>
         <w:rPr>
@@ -8350,15 +8413,30 @@
         <w:ind w:firstLine="720"/>
         <w:jc w:val="both"/>
         <w:rPr>
-          <w:rFonts w:eastAsiaTheme="minorEastAsia"/>
+          <w:rFonts w:ascii="TImes New Roman" w:hAnsi="TImes New Roman" w:eastAsia="TImes New Roman"/>
+          <w:sz w:val="24"/>
+          <w:szCs w:val="24"/>
+        </w:rPr>
+      </w:pPr>
+      <w:r>
+        <w:rPr/>
+      </w:r>
+    </w:p>
+    <w:p>
+      <w:pPr>
+        <w:pStyle w:val="NormalWeb"/>
+        <w:spacing w:beforeAutospacing="0" w:before="0" w:afterAutospacing="0" w:after="0"/>
+        <w:ind w:firstLine="720"/>
+        <w:jc w:val="both"/>
+        <w:rPr>
+          <w:rFonts w:eastAsia="" w:eastAsiaTheme="minorEastAsia"/>
           <w:lang w:val="ru-RU" w:eastAsia="ja-JP"/>
         </w:rPr>
       </w:pPr>
       <w:r>
         <w:rPr>
-          <w:rFonts w:eastAsia="TImes New Roman" w:ascii="TImes New Roman" w:hAnsi="TImes New Roman"/>
-          <w:sz w:val="24"/>
-          <w:szCs w:val="24"/>
+          <w:rFonts w:eastAsia="" w:eastAsiaTheme="minorEastAsia"/>
+          <w:lang w:val="ru-RU" w:eastAsia="ja-JP"/>
         </w:rPr>
       </w:r>
     </w:p>
@@ -8374,11 +8452,7 @@
         </w:rPr>
       </w:pPr>
       <w:r>
-        <w:rPr>
-          <w:rFonts w:eastAsia="TImes New Roman" w:ascii="TImes New Roman" w:hAnsi="TImes New Roman"/>
-          <w:sz w:val="24"/>
-          <w:szCs w:val="24"/>
-        </w:rPr>
+        <w:rPr/>
         <w:drawing>
           <wp:inline distT="0" distB="0" distL="0" distR="0">
             <wp:extent cx="5683885" cy="2498090"/>
@@ -8457,16 +8531,7 @@
           <w:szCs w:val="24"/>
           <w:lang w:val="en-US" w:eastAsia="ja-JP"/>
         </w:rPr>
-        <w:t xml:space="preserve">Примечание – </w:t>
-      </w:r>
-      <w:r>
-        <w:rPr>
-          <w:rFonts w:eastAsia="TImes New Roman" w:ascii="TImes New Roman" w:hAnsi="TImes New Roman"/>
-          <w:sz w:val="24"/>
-          <w:szCs w:val="24"/>
-          <w:lang w:val="en-US" w:eastAsia="ja-JP"/>
-        </w:rPr>
-        <w:t>Было составлено автором на основании проведенного иследования</w:t>
+        <w:t>Примечание – Было составлено автором на основании проведенного иследования</w:t>
       </w:r>
     </w:p>
     <w:p>
@@ -8493,6 +8558,26 @@
       <w:pPr>
         <w:pStyle w:val="NormalWeb"/>
         <w:spacing w:beforeAutospacing="0" w:before="0" w:afterAutospacing="0" w:after="0"/>
+        <w:rPr>
+          <w:rFonts w:ascii="TImes New Roman" w:hAnsi="TImes New Roman" w:eastAsia="TImes New Roman"/>
+          <w:sz w:val="24"/>
+          <w:szCs w:val="24"/>
+          <w:lang w:val="ru-RU" w:eastAsia="ja-JP"/>
+        </w:rPr>
+      </w:pPr>
+      <w:r>
+        <w:rPr>
+          <w:rFonts w:eastAsia="TImes New Roman" w:ascii="TImes New Roman" w:hAnsi="TImes New Roman"/>
+          <w:sz w:val="24"/>
+          <w:szCs w:val="24"/>
+          <w:lang w:val="ru-RU" w:eastAsia="ja-JP"/>
+        </w:rPr>
+      </w:r>
+    </w:p>
+    <w:p>
+      <w:pPr>
+        <w:pStyle w:val="NormalWeb"/>
+        <w:spacing w:beforeAutospacing="0" w:before="0" w:afterAutospacing="0" w:after="0"/>
         <w:jc w:val="both"/>
         <w:rPr>
           <w:rFonts w:ascii="TImes New Roman" w:hAnsi="TImes New Roman" w:eastAsia="TImes New Roman"/>
@@ -8592,15 +8677,14 @@
         <w:spacing w:beforeAutospacing="0" w:before="0" w:afterAutospacing="0" w:after="0"/>
         <w:jc w:val="both"/>
         <w:rPr>
-          <w:rFonts w:eastAsiaTheme="minorEastAsia"/>
+          <w:rFonts w:eastAsia="" w:eastAsiaTheme="minorEastAsia"/>
           <w:lang w:val="ru-RU" w:eastAsia="ja-JP"/>
         </w:rPr>
       </w:pPr>
       <w:r>
         <w:rPr>
-          <w:rFonts w:eastAsia="TImes New Roman" w:ascii="TImes New Roman" w:hAnsi="TImes New Roman"/>
-          <w:sz w:val="24"/>
-          <w:szCs w:val="24"/>
+          <w:rFonts w:eastAsia="" w:eastAsiaTheme="minorEastAsia"/>
+          <w:lang w:val="ru-RU" w:eastAsia="ja-JP"/>
         </w:rPr>
       </w:r>
     </w:p>
@@ -8616,11 +8700,7 @@
         </w:rPr>
       </w:pPr>
       <w:r>
-        <w:rPr>
-          <w:rFonts w:eastAsia="TImes New Roman" w:ascii="TImes New Roman" w:hAnsi="TImes New Roman"/>
-          <w:sz w:val="24"/>
-          <w:szCs w:val="24"/>
-        </w:rPr>
+        <w:rPr/>
         <w:drawing>
           <wp:inline distT="0" distB="0" distL="0" distR="0">
             <wp:extent cx="2865120" cy="1341755"/>
@@ -8693,14 +8773,10 @@
         </w:rPr>
       </w:pPr>
       <w:r>
-        <w:rPr>
-          <w:rFonts w:eastAsia="TImes New Roman" w:ascii="TImes New Roman" w:hAnsi="TImes New Roman"/>
-          <w:sz w:val="24"/>
-          <w:szCs w:val="24"/>
-        </w:rPr>
+        <w:rPr/>
         <w:drawing>
           <wp:inline distT="0" distB="0" distL="0" distR="0">
-            <wp:extent cx="2171700" cy="2233930"/>
+            <wp:extent cx="2937510" cy="2936875"/>
             <wp:effectExtent l="0" t="0" r="0" b="0"/>
             <wp:docPr id="7" name="Image7" descr=""/>
             <wp:cNvGraphicFramePr>
@@ -8724,7 +8800,7 @@
                   <pic:spPr bwMode="auto">
                     <a:xfrm>
                       <a:off x="0" y="0"/>
-                      <a:ext cx="2171700" cy="2233930"/>
+                      <a:ext cx="2937510" cy="2936875"/>
                     </a:xfrm>
                     <a:prstGeom prst="rect">
                       <a:avLst/>
@@ -8781,6 +8857,21 @@
     </w:p>
     <w:p>
       <w:pPr>
+        <w:pStyle w:val="Normal"/>
+        <w:widowControl/>
+        <w:jc w:val="center"/>
+        <w:rPr>
+          <w:rFonts w:ascii="TImes New Roman" w:hAnsi="TImes New Roman" w:eastAsia="TImes New Roman"/>
+          <w:sz w:val="24"/>
+          <w:szCs w:val="24"/>
+        </w:rPr>
+      </w:pPr>
+      <w:r>
+        <w:rPr/>
+      </w:r>
+    </w:p>
+    <w:p>
+      <w:pPr>
         <w:pStyle w:val="NormalWeb"/>
         <w:spacing w:beforeAutospacing="0" w:before="0" w:afterAutospacing="0" w:after="0"/>
         <w:jc w:val="center"/>
@@ -8886,15 +8977,31 @@
         <w:spacing w:beforeAutospacing="0" w:before="0" w:afterAutospacing="0" w:after="0"/>
         <w:jc w:val="both"/>
         <w:rPr>
-          <w:rFonts w:eastAsiaTheme="minorEastAsia"/>
+          <w:rFonts w:eastAsia="" w:eastAsiaTheme="minorEastAsia"/>
           <w:lang w:val="ru-RU" w:eastAsia="ja-JP"/>
         </w:rPr>
       </w:pPr>
       <w:r>
         <w:rPr>
-          <w:rFonts w:eastAsia="TImes New Roman" w:ascii="TImes New Roman" w:hAnsi="TImes New Roman"/>
-          <w:sz w:val="24"/>
-          <w:szCs w:val="24"/>
+          <w:rFonts w:eastAsia="" w:eastAsiaTheme="minorEastAsia"/>
+          <w:lang w:val="ru-RU" w:eastAsia="ja-JP"/>
+        </w:rPr>
+      </w:r>
+    </w:p>
+    <w:p>
+      <w:pPr>
+        <w:pStyle w:val="NormalWeb"/>
+        <w:spacing w:beforeAutospacing="0" w:before="0" w:afterAutospacing="0" w:after="0"/>
+        <w:jc w:val="both"/>
+        <w:rPr>
+          <w:rFonts w:eastAsia="" w:eastAsiaTheme="minorEastAsia"/>
+          <w:lang w:val="ru-RU" w:eastAsia="ja-JP"/>
+        </w:rPr>
+      </w:pPr>
+      <w:r>
+        <w:rPr>
+          <w:rFonts w:eastAsia="" w:eastAsiaTheme="minorEastAsia"/>
+          <w:lang w:val="ru-RU" w:eastAsia="ja-JP"/>
         </w:rPr>
       </w:r>
     </w:p>
@@ -8910,11 +9017,7 @@
         </w:rPr>
       </w:pPr>
       <w:r>
-        <w:rPr>
-          <w:rFonts w:eastAsia="TImes New Roman" w:ascii="TImes New Roman" w:hAnsi="TImes New Roman"/>
-          <w:sz w:val="24"/>
-          <w:szCs w:val="24"/>
-        </w:rPr>
+        <w:rPr/>
         <w:drawing>
           <wp:inline distT="0" distB="0" distL="0" distR="0">
             <wp:extent cx="1857375" cy="1028700"/>
@@ -9002,16 +9105,22 @@
           <w:szCs w:val="24"/>
           <w:lang w:val="en-US" w:eastAsia="ja-JP"/>
         </w:rPr>
-        <w:t xml:space="preserve">Примечание – </w:t>
-      </w:r>
-      <w:r>
-        <w:rPr>
-          <w:rFonts w:eastAsia="TImes New Roman" w:ascii="TImes New Roman" w:hAnsi="TImes New Roman"/>
-          <w:sz w:val="24"/>
-          <w:szCs w:val="24"/>
-          <w:lang w:val="en-US" w:eastAsia="ja-JP"/>
-        </w:rPr>
-        <w:t>Было составлено автором на основании проведенного иследования</w:t>
+        <w:t>Примечание – Было составлено автором на основании проведенного иследования</w:t>
+      </w:r>
+    </w:p>
+    <w:p>
+      <w:pPr>
+        <w:pStyle w:val="Normal"/>
+        <w:widowControl/>
+        <w:jc w:val="center"/>
+        <w:rPr>
+          <w:rFonts w:ascii="TImes New Roman" w:hAnsi="TImes New Roman" w:eastAsia="TImes New Roman"/>
+          <w:sz w:val="24"/>
+          <w:szCs w:val="24"/>
+        </w:rPr>
+      </w:pPr>
+      <w:r>
+        <w:rPr/>
       </w:r>
     </w:p>
     <w:p>
@@ -9062,15 +9171,14 @@
         <w:spacing w:beforeAutospacing="0" w:before="0" w:afterAutospacing="0" w:after="0"/>
         <w:jc w:val="both"/>
         <w:rPr>
-          <w:rFonts w:eastAsiaTheme="minorEastAsia"/>
+          <w:rFonts w:eastAsia="" w:eastAsiaTheme="minorEastAsia"/>
           <w:lang w:val="ru-RU" w:eastAsia="ja-JP"/>
         </w:rPr>
       </w:pPr>
       <w:r>
         <w:rPr>
-          <w:rFonts w:eastAsia="TImes New Roman" w:ascii="TImes New Roman" w:hAnsi="TImes New Roman"/>
-          <w:sz w:val="24"/>
-          <w:szCs w:val="24"/>
+          <w:rFonts w:eastAsia="" w:eastAsiaTheme="minorEastAsia"/>
+          <w:lang w:val="ru-RU" w:eastAsia="ja-JP"/>
         </w:rPr>
       </w:r>
     </w:p>
@@ -9086,11 +9194,7 @@
         </w:rPr>
       </w:pPr>
       <w:r>
-        <w:rPr>
-          <w:rFonts w:eastAsia="TImes New Roman" w:ascii="TImes New Roman" w:hAnsi="TImes New Roman"/>
-          <w:sz w:val="24"/>
-          <w:szCs w:val="24"/>
-        </w:rPr>
+        <w:rPr/>
         <w:drawing>
           <wp:inline distT="0" distB="0" distL="0" distR="0">
             <wp:extent cx="2105025" cy="1095375"/>
@@ -9174,6 +9278,21 @@
     </w:p>
     <w:p>
       <w:pPr>
+        <w:pStyle w:val="Normal"/>
+        <w:widowControl/>
+        <w:jc w:val="center"/>
+        <w:rPr>
+          <w:rFonts w:ascii="TImes New Roman" w:hAnsi="TImes New Roman" w:eastAsia="TImes New Roman"/>
+          <w:sz w:val="24"/>
+          <w:szCs w:val="24"/>
+        </w:rPr>
+      </w:pPr>
+      <w:r>
+        <w:rPr/>
+      </w:r>
+    </w:p>
+    <w:p>
+      <w:pPr>
         <w:pStyle w:val="NormalWeb"/>
         <w:spacing w:beforeAutospacing="0" w:before="0" w:afterAutospacing="0" w:after="0"/>
         <w:rPr>
@@ -9256,15 +9375,31 @@
         <w:spacing w:beforeAutospacing="0" w:before="0" w:afterAutospacing="0" w:after="0"/>
         <w:jc w:val="both"/>
         <w:rPr>
-          <w:rFonts w:eastAsiaTheme="minorEastAsia"/>
+          <w:rFonts w:eastAsia="" w:eastAsiaTheme="minorEastAsia"/>
           <w:lang w:val="ru-RU" w:eastAsia="ja-JP"/>
         </w:rPr>
       </w:pPr>
       <w:r>
         <w:rPr>
-          <w:rFonts w:eastAsia="TImes New Roman" w:ascii="TImes New Roman" w:hAnsi="TImes New Roman"/>
-          <w:sz w:val="24"/>
-          <w:szCs w:val="24"/>
+          <w:rFonts w:eastAsia="" w:eastAsiaTheme="minorEastAsia"/>
+          <w:lang w:val="ru-RU" w:eastAsia="ja-JP"/>
+        </w:rPr>
+      </w:r>
+    </w:p>
+    <w:p>
+      <w:pPr>
+        <w:pStyle w:val="NormalWeb"/>
+        <w:spacing w:beforeAutospacing="0" w:before="0" w:afterAutospacing="0" w:after="0"/>
+        <w:jc w:val="both"/>
+        <w:rPr>
+          <w:rFonts w:eastAsia="" w:eastAsiaTheme="minorEastAsia"/>
+          <w:lang w:val="ru-RU" w:eastAsia="ja-JP"/>
+        </w:rPr>
+      </w:pPr>
+      <w:r>
+        <w:rPr>
+          <w:rFonts w:eastAsia="" w:eastAsiaTheme="minorEastAsia"/>
+          <w:lang w:val="ru-RU" w:eastAsia="ja-JP"/>
         </w:rPr>
       </w:r>
     </w:p>
@@ -9280,11 +9415,7 @@
         </w:rPr>
       </w:pPr>
       <w:r>
-        <w:rPr>
-          <w:rFonts w:eastAsia="TImes New Roman" w:ascii="TImes New Roman" w:hAnsi="TImes New Roman"/>
-          <w:sz w:val="24"/>
-          <w:szCs w:val="24"/>
-        </w:rPr>
+        <w:rPr/>
         <w:drawing>
           <wp:inline distT="0" distB="0" distL="0" distR="0">
             <wp:extent cx="1666875" cy="2286635"/>
@@ -9363,16 +9494,7 @@
           <w:szCs w:val="24"/>
           <w:lang w:val="en-US" w:eastAsia="ja-JP"/>
         </w:rPr>
-        <w:t xml:space="preserve">Примечание – </w:t>
-      </w:r>
-      <w:r>
-        <w:rPr>
-          <w:rFonts w:eastAsia="TImes New Roman" w:ascii="TImes New Roman" w:hAnsi="TImes New Roman"/>
-          <w:sz w:val="24"/>
-          <w:szCs w:val="24"/>
-          <w:lang w:val="en-US" w:eastAsia="ja-JP"/>
-        </w:rPr>
-        <w:t>Было составлено автором на основании проведенного иследования</w:t>
+        <w:t>Примечание – Было составлено автором на основании проведенного иследования</w:t>
       </w:r>
     </w:p>
     <w:p>
@@ -9400,6 +9522,27 @@
       <w:pPr>
         <w:pStyle w:val="NormalWeb"/>
         <w:spacing w:beforeAutospacing="0" w:before="0" w:afterAutospacing="0" w:after="0"/>
+        <w:jc w:val="center"/>
+        <w:rPr>
+          <w:rFonts w:ascii="TImes New Roman" w:hAnsi="TImes New Roman" w:eastAsia="TImes New Roman"/>
+          <w:sz w:val="24"/>
+          <w:szCs w:val="24"/>
+          <w:lang w:val="ru-RU" w:eastAsia="ja-JP"/>
+        </w:rPr>
+      </w:pPr>
+      <w:r>
+        <w:rPr>
+          <w:rFonts w:eastAsia="TImes New Roman" w:ascii="TImes New Roman" w:hAnsi="TImes New Roman"/>
+          <w:sz w:val="24"/>
+          <w:szCs w:val="24"/>
+          <w:lang w:val="ru-RU" w:eastAsia="ja-JP"/>
+        </w:rPr>
+      </w:r>
+    </w:p>
+    <w:p>
+      <w:pPr>
+        <w:pStyle w:val="NormalWeb"/>
+        <w:spacing w:beforeAutospacing="0" w:before="0" w:afterAutospacing="0" w:after="0"/>
         <w:jc w:val="both"/>
         <w:rPr>
           <w:rFonts w:ascii="TImes New Roman" w:hAnsi="TImes New Roman" w:eastAsia="TImes New Roman"/>
@@ -9569,15 +9712,30 @@
         <w:pStyle w:val="NormalWeb"/>
         <w:spacing w:beforeAutospacing="0" w:before="0" w:afterAutospacing="0" w:after="0"/>
         <w:rPr>
-          <w:rFonts w:eastAsiaTheme="minorEastAsia"/>
+          <w:rFonts w:eastAsia="" w:eastAsiaTheme="minorEastAsia"/>
           <w:lang w:val="ru-RU" w:eastAsia="ja-JP"/>
         </w:rPr>
       </w:pPr>
       <w:r>
         <w:rPr>
-          <w:rFonts w:eastAsia="TImes New Roman" w:ascii="TImes New Roman" w:hAnsi="TImes New Roman"/>
-          <w:sz w:val="24"/>
-          <w:szCs w:val="24"/>
+          <w:rFonts w:eastAsia="" w:eastAsiaTheme="minorEastAsia"/>
+          <w:lang w:val="ru-RU" w:eastAsia="ja-JP"/>
+        </w:rPr>
+      </w:r>
+    </w:p>
+    <w:p>
+      <w:pPr>
+        <w:pStyle w:val="NormalWeb"/>
+        <w:spacing w:beforeAutospacing="0" w:before="0" w:afterAutospacing="0" w:after="0"/>
+        <w:rPr>
+          <w:rFonts w:eastAsia="" w:eastAsiaTheme="minorEastAsia"/>
+          <w:lang w:val="ru-RU" w:eastAsia="ja-JP"/>
+        </w:rPr>
+      </w:pPr>
+      <w:r>
+        <w:rPr>
+          <w:rFonts w:eastAsia="" w:eastAsiaTheme="minorEastAsia"/>
+          <w:lang w:val="ru-RU" w:eastAsia="ja-JP"/>
         </w:rPr>
       </w:r>
     </w:p>
@@ -9593,11 +9751,7 @@
         </w:rPr>
       </w:pPr>
       <w:r>
-        <w:rPr>
-          <w:rFonts w:eastAsia="TImes New Roman" w:ascii="TImes New Roman" w:hAnsi="TImes New Roman"/>
-          <w:sz w:val="24"/>
-          <w:szCs w:val="24"/>
-        </w:rPr>
+        <w:rPr/>
         <w:drawing>
           <wp:inline distT="0" distB="0" distL="0" distR="0">
             <wp:extent cx="1543050" cy="885825"/>
@@ -9676,16 +9830,22 @@
           <w:szCs w:val="24"/>
           <w:lang w:val="en-US" w:eastAsia="ja-JP"/>
         </w:rPr>
-        <w:t xml:space="preserve">Примечание – </w:t>
-      </w:r>
-      <w:r>
-        <w:rPr>
-          <w:rFonts w:eastAsia="TImes New Roman" w:ascii="TImes New Roman" w:hAnsi="TImes New Roman"/>
-          <w:sz w:val="24"/>
-          <w:szCs w:val="24"/>
-          <w:lang w:val="en-US" w:eastAsia="ja-JP"/>
-        </w:rPr>
-        <w:t>Было составлено автором на основании проведенного иследования</w:t>
+        <w:t>Примечание – Было составлено автором на основании проведенного иследования</w:t>
+      </w:r>
+    </w:p>
+    <w:p>
+      <w:pPr>
+        <w:pStyle w:val="Normal"/>
+        <w:widowControl/>
+        <w:jc w:val="center"/>
+        <w:rPr>
+          <w:rFonts w:ascii="TImes New Roman" w:hAnsi="TImes New Roman" w:eastAsia="TImes New Roman"/>
+          <w:sz w:val="24"/>
+          <w:szCs w:val="24"/>
+        </w:rPr>
+      </w:pPr>
+      <w:r>
+        <w:rPr/>
       </w:r>
     </w:p>
     <w:p>
@@ -10061,15 +10221,31 @@
         <w:spacing w:beforeAutospacing="0" w:before="0" w:afterAutospacing="0" w:after="0"/>
         <w:jc w:val="both"/>
         <w:rPr>
-          <w:rFonts w:eastAsiaTheme="minorEastAsia"/>
+          <w:rFonts w:eastAsia="" w:eastAsiaTheme="minorEastAsia"/>
           <w:lang w:val="ru-RU" w:eastAsia="ja-JP"/>
         </w:rPr>
       </w:pPr>
       <w:r>
         <w:rPr>
-          <w:rFonts w:eastAsia="TImes New Roman" w:ascii="TImes New Roman" w:hAnsi="TImes New Roman"/>
-          <w:sz w:val="24"/>
-          <w:szCs w:val="24"/>
+          <w:rFonts w:eastAsia="" w:eastAsiaTheme="minorEastAsia"/>
+          <w:lang w:val="ru-RU" w:eastAsia="ja-JP"/>
+        </w:rPr>
+      </w:r>
+    </w:p>
+    <w:p>
+      <w:pPr>
+        <w:pStyle w:val="NormalWeb"/>
+        <w:spacing w:beforeAutospacing="0" w:before="0" w:afterAutospacing="0" w:after="0"/>
+        <w:jc w:val="both"/>
+        <w:rPr>
+          <w:rFonts w:eastAsia="" w:eastAsiaTheme="minorEastAsia"/>
+          <w:lang w:val="ru-RU" w:eastAsia="ja-JP"/>
+        </w:rPr>
+      </w:pPr>
+      <w:r>
+        <w:rPr>
+          <w:rFonts w:eastAsia="" w:eastAsiaTheme="minorEastAsia"/>
+          <w:lang w:val="ru-RU" w:eastAsia="ja-JP"/>
         </w:rPr>
       </w:r>
     </w:p>
@@ -10086,11 +10262,7 @@
         </w:rPr>
       </w:pPr>
       <w:r>
-        <w:rPr>
-          <w:rFonts w:eastAsia="TImes New Roman" w:ascii="TImes New Roman" w:hAnsi="TImes New Roman"/>
-          <w:sz w:val="24"/>
-          <w:szCs w:val="24"/>
-        </w:rPr>
+        <w:rPr/>
         <w:drawing>
           <wp:inline distT="0" distB="0" distL="0" distR="0">
             <wp:extent cx="1438275" cy="2696210"/>
@@ -10170,16 +10342,22 @@
           <w:szCs w:val="24"/>
           <w:lang w:val="en-US" w:eastAsia="ja-JP"/>
         </w:rPr>
-        <w:t xml:space="preserve">Примечание – </w:t>
-      </w:r>
-      <w:r>
-        <w:rPr>
-          <w:rFonts w:eastAsia="TImes New Roman" w:ascii="TImes New Roman" w:hAnsi="TImes New Roman"/>
-          <w:sz w:val="24"/>
-          <w:szCs w:val="24"/>
-          <w:lang w:val="en-US" w:eastAsia="ja-JP"/>
-        </w:rPr>
-        <w:t>Было составлено автором на основании проведенного иследования</w:t>
+        <w:t>Примечание – Было составлено автором на основании проведенного иследования</w:t>
+      </w:r>
+    </w:p>
+    <w:p>
+      <w:pPr>
+        <w:pStyle w:val="Normal"/>
+        <w:widowControl/>
+        <w:jc w:val="center"/>
+        <w:rPr>
+          <w:rFonts w:ascii="TImes New Roman" w:hAnsi="TImes New Roman" w:eastAsia="TImes New Roman"/>
+          <w:sz w:val="24"/>
+          <w:szCs w:val="24"/>
+        </w:rPr>
+      </w:pPr>
+      <w:r>
+        <w:rPr/>
       </w:r>
     </w:p>
     <w:p>
@@ -12633,15 +12811,29 @@
         <w:ind w:firstLine="680"/>
         <w:jc w:val="both"/>
         <w:rPr>
-          <w:rFonts w:eastAsiaTheme="minorEastAsia"/>
-          <w:lang w:eastAsia="ja-JP"/>
-        </w:rPr>
-      </w:pPr>
-      <w:r>
-        <w:rPr>
-          <w:rFonts w:eastAsia="TImes New Roman" w:ascii="TImes New Roman" w:hAnsi="TImes New Roman"/>
-          <w:sz w:val="24"/>
-          <w:szCs w:val="24"/>
+          <w:rFonts w:ascii="TImes New Roman" w:hAnsi="TImes New Roman" w:eastAsia="TImes New Roman"/>
+          <w:sz w:val="24"/>
+          <w:szCs w:val="24"/>
+        </w:rPr>
+      </w:pPr>
+      <w:r>
+        <w:rPr/>
+      </w:r>
+    </w:p>
+    <w:p>
+      <w:pPr>
+        <w:pStyle w:val="Normal"/>
+        <w:ind w:firstLine="680"/>
+        <w:jc w:val="both"/>
+        <w:rPr>
+          <w:rFonts w:eastAsia="" w:eastAsiaTheme="minorEastAsia"/>
+          <w:lang w:eastAsia="ja-JP"/>
+        </w:rPr>
+      </w:pPr>
+      <w:r>
+        <w:rPr>
+          <w:rFonts w:eastAsia="" w:eastAsiaTheme="minorEastAsia"/>
+          <w:lang w:eastAsia="ja-JP"/>
         </w:rPr>
       </w:r>
     </w:p>
@@ -12657,11 +12849,7 @@
         </w:rPr>
       </w:pPr>
       <w:r>
-        <w:rPr>
-          <w:rFonts w:eastAsia="TImes New Roman" w:ascii="TImes New Roman" w:hAnsi="TImes New Roman"/>
-          <w:sz w:val="24"/>
-          <w:szCs w:val="24"/>
-        </w:rPr>
+        <w:rPr/>
         <w:drawing>
           <wp:inline distT="0" distB="0" distL="0" distR="0">
             <wp:extent cx="4390390" cy="2701925"/>
@@ -12758,16 +12946,22 @@
           <w:szCs w:val="24"/>
           <w:lang w:val="en-US" w:eastAsia="ja-JP"/>
         </w:rPr>
-        <w:t xml:space="preserve">Примечание – </w:t>
-      </w:r>
-      <w:r>
-        <w:rPr>
-          <w:rFonts w:eastAsia="TImes New Roman" w:ascii="TImes New Roman" w:hAnsi="TImes New Roman"/>
-          <w:sz w:val="24"/>
-          <w:szCs w:val="24"/>
-          <w:lang w:val="en-US" w:eastAsia="ja-JP"/>
-        </w:rPr>
-        <w:t>Было составлено автором на основании проведенного иследования</w:t>
+        <w:t>Примечание – Было составлено автором на основании проведенного иследования</w:t>
+      </w:r>
+    </w:p>
+    <w:p>
+      <w:pPr>
+        <w:pStyle w:val="Normal"/>
+        <w:widowControl/>
+        <w:jc w:val="center"/>
+        <w:rPr>
+          <w:rFonts w:ascii="TImes New Roman" w:hAnsi="TImes New Roman" w:eastAsia="TImes New Roman"/>
+          <w:sz w:val="24"/>
+          <w:szCs w:val="24"/>
+        </w:rPr>
+      </w:pPr>
+      <w:r>
+        <w:rPr/>
       </w:r>
     </w:p>
     <w:p>
@@ -12870,15 +13064,14 @@
         <w:pStyle w:val="Normal"/>
         <w:jc w:val="both"/>
         <w:rPr>
-          <w:rFonts w:eastAsiaTheme="minorEastAsia"/>
-          <w:lang w:eastAsia="ja-JP"/>
-        </w:rPr>
-      </w:pPr>
-      <w:r>
-        <w:rPr>
-          <w:rFonts w:eastAsia="TImes New Roman" w:ascii="TImes New Roman" w:hAnsi="TImes New Roman"/>
-          <w:sz w:val="24"/>
-          <w:szCs w:val="24"/>
+          <w:rFonts w:eastAsia="" w:eastAsiaTheme="minorEastAsia"/>
+          <w:lang w:eastAsia="ja-JP"/>
+        </w:rPr>
+      </w:pPr>
+      <w:r>
+        <w:rPr>
+          <w:rFonts w:eastAsia="" w:eastAsiaTheme="minorEastAsia"/>
+          <w:lang w:eastAsia="ja-JP"/>
         </w:rPr>
       </w:r>
     </w:p>
@@ -12893,11 +13086,7 @@
         </w:rPr>
       </w:pPr>
       <w:r>
-        <w:rPr>
-          <w:rFonts w:eastAsia="TImes New Roman" w:ascii="TImes New Roman" w:hAnsi="TImes New Roman"/>
-          <w:sz w:val="24"/>
-          <w:szCs w:val="24"/>
-        </w:rPr>
+        <w:rPr/>
         <w:drawing>
           <wp:inline distT="0" distB="0" distL="0" distR="0">
             <wp:extent cx="4063365" cy="2359660"/>
@@ -12975,16 +13164,7 @@
           <w:szCs w:val="24"/>
           <w:lang w:val="en-US"/>
         </w:rPr>
-        <w:t xml:space="preserve">Примечание – </w:t>
-      </w:r>
-      <w:r>
-        <w:rPr>
-          <w:rFonts w:eastAsia="TImes New Roman" w:ascii="TImes New Roman" w:hAnsi="TImes New Roman"/>
-          <w:sz w:val="24"/>
-          <w:szCs w:val="24"/>
-          <w:lang w:val="en-US"/>
-        </w:rPr>
-        <w:t>Было составлено автором на основании проведенного иследования</w:t>
+        <w:t>Примечание – Было составлено автором на основании проведенного иследования</w:t>
       </w:r>
     </w:p>
     <w:p>
@@ -12993,7 +13173,7 @@
         <w:widowControl/>
         <w:jc w:val="center"/>
         <w:rPr>
-          <w:rFonts w:eastAsiaTheme="minorEastAsia"/>
+          <w:rFonts w:eastAsia="" w:eastAsiaTheme="minorEastAsia"/>
           <w:b/>
           <w:bCs/>
           <w:lang w:val="en-US" w:eastAsia="ja-JP"/>
@@ -13001,9 +13181,10 @@
       </w:pPr>
       <w:r>
         <w:rPr>
-          <w:rFonts w:eastAsia="TImes New Roman" w:ascii="TImes New Roman" w:hAnsi="TImes New Roman"/>
-          <w:sz w:val="24"/>
-          <w:szCs w:val="24"/>
+          <w:rFonts w:eastAsia="" w:eastAsiaTheme="minorEastAsia"/>
+          <w:b/>
+          <w:bCs/>
+          <w:lang w:val="en-US" w:eastAsia="ja-JP"/>
         </w:rPr>
       </w:r>
     </w:p>
@@ -13013,7 +13194,7 @@
         <w:widowControl/>
         <w:jc w:val="center"/>
         <w:rPr>
-          <w:rFonts w:eastAsiaTheme="minorEastAsia"/>
+          <w:rFonts w:eastAsia="" w:eastAsiaTheme="minorEastAsia"/>
           <w:b/>
           <w:bCs/>
           <w:lang w:val="en-US" w:eastAsia="ja-JP"/>
@@ -13021,9 +13202,10 @@
       </w:pPr>
       <w:r>
         <w:rPr>
-          <w:rFonts w:eastAsia="TImes New Roman" w:ascii="TImes New Roman" w:hAnsi="TImes New Roman"/>
-          <w:sz w:val="24"/>
-          <w:szCs w:val="24"/>
+          <w:rFonts w:eastAsia="" w:eastAsiaTheme="minorEastAsia"/>
+          <w:b/>
+          <w:bCs/>
+          <w:lang w:val="en-US" w:eastAsia="ja-JP"/>
         </w:rPr>
       </w:r>
     </w:p>
@@ -13483,6 +13665,7 @@
     <w:p>
       <w:pPr>
         <w:pStyle w:val="Normal"/>
+        <w:spacing w:before="0" w:after="0"/>
         <w:jc w:val="both"/>
         <w:rPr>
           <w:rFonts w:ascii="TImes New Roman" w:hAnsi="TImes New Roman" w:eastAsia="TImes New Roman"/>
@@ -13688,6 +13871,36 @@
     </w:p>
     <w:p>
       <w:pPr>
+        <w:pStyle w:val="ListParagraph"/>
+        <w:ind w:firstLine="720" w:left="0"/>
+        <w:jc w:val="both"/>
+        <w:rPr>
+          <w:rFonts w:ascii="TImes New Roman" w:hAnsi="TImes New Roman" w:eastAsia="TImes New Roman"/>
+          <w:sz w:val="24"/>
+          <w:szCs w:val="24"/>
+        </w:rPr>
+      </w:pPr>
+      <w:r>
+        <w:rPr/>
+      </w:r>
+    </w:p>
+    <w:p>
+      <w:pPr>
+        <w:pStyle w:val="ListParagraph"/>
+        <w:ind w:firstLine="720" w:left="0"/>
+        <w:jc w:val="both"/>
+        <w:rPr>
+          <w:rFonts w:ascii="TImes New Roman" w:hAnsi="TImes New Roman" w:eastAsia="TImes New Roman"/>
+          <w:sz w:val="24"/>
+          <w:szCs w:val="24"/>
+        </w:rPr>
+      </w:pPr>
+      <w:r>
+        <w:rPr/>
+      </w:r>
+    </w:p>
+    <w:p>
+      <w:pPr>
         <w:pStyle w:val="Normal"/>
         <w:jc w:val="center"/>
         <w:rPr>
@@ -13697,11 +13910,7 @@
         </w:rPr>
       </w:pPr>
       <w:r>
-        <w:rPr>
-          <w:rFonts w:eastAsia="TImes New Roman" w:ascii="TImes New Roman" w:hAnsi="TImes New Roman"/>
-          <w:sz w:val="24"/>
-          <w:szCs w:val="24"/>
-        </w:rPr>
+        <w:rPr/>
         <w:drawing>
           <wp:inline distT="0" distB="0" distL="0" distR="0">
             <wp:extent cx="4536440" cy="2024380"/>
@@ -13772,11 +13981,7 @@
         </w:rPr>
       </w:pPr>
       <w:r>
-        <w:rPr>
-          <w:rFonts w:eastAsia="TImes New Roman" w:ascii="TImes New Roman" w:hAnsi="TImes New Roman"/>
-          <w:sz w:val="24"/>
-          <w:szCs w:val="24"/>
-        </w:rPr>
+        <w:rPr/>
         <w:drawing>
           <wp:inline distT="0" distB="0" distL="0" distR="0">
             <wp:extent cx="4528185" cy="1097280"/>
@@ -13824,26 +14029,6 @@
           <w:rFonts w:ascii="TImes New Roman" w:hAnsi="TImes New Roman" w:eastAsia="TImes New Roman"/>
           <w:sz w:val="24"/>
           <w:szCs w:val="24"/>
-          <w:lang w:eastAsia="ja-JP"/>
-        </w:rPr>
-      </w:pPr>
-      <w:r>
-        <w:rPr>
-          <w:rFonts w:eastAsia="TImes New Roman" w:ascii="TImes New Roman" w:hAnsi="TImes New Roman"/>
-          <w:sz w:val="24"/>
-          <w:szCs w:val="24"/>
-          <w:lang w:eastAsia="ja-JP"/>
-        </w:rPr>
-      </w:r>
-    </w:p>
-    <w:p>
-      <w:pPr>
-        <w:pStyle w:val="Normal"/>
-        <w:jc w:val="center"/>
-        <w:rPr>
-          <w:rFonts w:ascii="TImes New Roman" w:hAnsi="TImes New Roman" w:eastAsia="TImes New Roman"/>
-          <w:sz w:val="24"/>
-          <w:szCs w:val="24"/>
         </w:rPr>
       </w:pPr>
       <w:r>
@@ -13901,16 +14086,22 @@
           <w:szCs w:val="24"/>
           <w:lang w:val="en-US" w:eastAsia="ja-JP"/>
         </w:rPr>
-        <w:t xml:space="preserve">Примечание – </w:t>
-      </w:r>
-      <w:r>
-        <w:rPr>
-          <w:rFonts w:eastAsia="TImes New Roman" w:ascii="TImes New Roman" w:hAnsi="TImes New Roman"/>
-          <w:sz w:val="24"/>
-          <w:szCs w:val="24"/>
-          <w:lang w:val="en-US" w:eastAsia="ja-JP"/>
-        </w:rPr>
-        <w:t>Было составлено автором на основании проведенного иследования</w:t>
+        <w:t>Примечание – Было составлено автором на основании проведенного иследования</w:t>
+      </w:r>
+    </w:p>
+    <w:p>
+      <w:pPr>
+        <w:pStyle w:val="Normal"/>
+        <w:widowControl/>
+        <w:jc w:val="center"/>
+        <w:rPr>
+          <w:rFonts w:ascii="TImes New Roman" w:hAnsi="TImes New Roman" w:eastAsia="TImes New Roman"/>
+          <w:sz w:val="24"/>
+          <w:szCs w:val="24"/>
+        </w:rPr>
+      </w:pPr>
+      <w:r>
+        <w:rPr/>
       </w:r>
     </w:p>
     <w:p>
@@ -14021,15 +14212,14 @@
         <w:pStyle w:val="Normal"/>
         <w:jc w:val="both"/>
         <w:rPr>
-          <w:rFonts w:eastAsiaTheme="minorEastAsia"/>
-          <w:lang w:eastAsia="ja-JP"/>
-        </w:rPr>
-      </w:pPr>
-      <w:r>
-        <w:rPr>
-          <w:rFonts w:eastAsia="TImes New Roman" w:ascii="TImes New Roman" w:hAnsi="TImes New Roman"/>
-          <w:sz w:val="24"/>
-          <w:szCs w:val="24"/>
+          <w:rFonts w:eastAsia="" w:eastAsiaTheme="minorEastAsia"/>
+          <w:lang w:eastAsia="ja-JP"/>
+        </w:rPr>
+      </w:pPr>
+      <w:r>
+        <w:rPr>
+          <w:rFonts w:eastAsia="" w:eastAsiaTheme="minorEastAsia"/>
+          <w:lang w:eastAsia="ja-JP"/>
         </w:rPr>
       </w:r>
     </w:p>
@@ -14044,11 +14234,7 @@
         </w:rPr>
       </w:pPr>
       <w:r>
-        <w:rPr>
-          <w:rFonts w:eastAsia="TImes New Roman" w:ascii="TImes New Roman" w:hAnsi="TImes New Roman"/>
-          <w:sz w:val="24"/>
-          <w:szCs w:val="24"/>
-        </w:rPr>
+        <w:rPr/>
         <w:drawing>
           <wp:inline distT="0" distB="0" distL="0" distR="0">
             <wp:extent cx="3423920" cy="3272155"/>
@@ -14134,15 +14320,7 @@
           <w:sz w:val="24"/>
           <w:szCs w:val="24"/>
         </w:rPr>
-        <w:t xml:space="preserve">Примечание – </w:t>
-      </w:r>
-      <w:r>
-        <w:rPr>
-          <w:rFonts w:eastAsia="TImes New Roman" w:ascii="TImes New Roman" w:hAnsi="TImes New Roman"/>
-          <w:sz w:val="24"/>
-          <w:szCs w:val="24"/>
-        </w:rPr>
-        <w:t>Было составлено автором на основании проведенного иследования</w:t>
+        <w:t>Примечание – Было составлено автором на основании проведенного иследования</w:t>
       </w:r>
     </w:p>
     <w:p>
@@ -14151,7 +14329,7 @@
         <w:widowControl/>
         <w:jc w:val="center"/>
         <w:rPr>
-          <w:rFonts w:eastAsiaTheme="minorEastAsia"/>
+          <w:rFonts w:eastAsia="" w:eastAsiaTheme="minorEastAsia"/>
           <w:b/>
           <w:bCs/>
           <w:lang w:eastAsia="ja-JP"/>
@@ -14159,9 +14337,10 @@
       </w:pPr>
       <w:r>
         <w:rPr>
-          <w:rFonts w:eastAsia="TImes New Roman" w:ascii="TImes New Roman" w:hAnsi="TImes New Roman"/>
-          <w:sz w:val="24"/>
-          <w:szCs w:val="24"/>
+          <w:rFonts w:eastAsia="" w:eastAsiaTheme="minorEastAsia"/>
+          <w:b/>
+          <w:bCs/>
+          <w:lang w:eastAsia="ja-JP"/>
         </w:rPr>
       </w:r>
     </w:p>
@@ -14171,7 +14350,7 @@
         <w:widowControl/>
         <w:jc w:val="center"/>
         <w:rPr>
-          <w:rFonts w:eastAsiaTheme="minorEastAsia"/>
+          <w:rFonts w:eastAsia="" w:eastAsiaTheme="minorEastAsia"/>
           <w:b/>
           <w:bCs/>
           <w:lang w:eastAsia="ja-JP"/>
@@ -14179,9 +14358,10 @@
       </w:pPr>
       <w:r>
         <w:rPr>
-          <w:rFonts w:eastAsia="TImes New Roman" w:ascii="TImes New Roman" w:hAnsi="TImes New Roman"/>
-          <w:sz w:val="24"/>
-          <w:szCs w:val="24"/>
+          <w:rFonts w:eastAsia="" w:eastAsiaTheme="minorEastAsia"/>
+          <w:b/>
+          <w:bCs/>
+          <w:lang w:eastAsia="ja-JP"/>
         </w:rPr>
       </w:r>
     </w:p>
@@ -14205,18 +14385,7 @@
           <w:szCs w:val="24"/>
           <w:lang w:eastAsia="ja-JP"/>
         </w:rPr>
-        <w:t xml:space="preserve">3. 3 </w:t>
-      </w:r>
-      <w:r>
-        <w:rPr>
-          <w:rFonts w:eastAsia="TImes New Roman" w:ascii="TImes New Roman" w:hAnsi="TImes New Roman"/>
-          <w:b/>
-          <w:bCs/>
-          <w:sz w:val="24"/>
-          <w:szCs w:val="24"/>
-          <w:lang w:eastAsia="ja-JP"/>
-        </w:rPr>
-        <w:t>Функционал: добавление связей, медиа файлов и манипуляция над ними</w:t>
+        <w:t>3. 3 Функционал: добавление связей, медиа файлов и манипуляция над ними</w:t>
       </w:r>
     </w:p>
     <w:p>
@@ -14372,15 +14541,22 @@
           <w:sz w:val="24"/>
           <w:szCs w:val="24"/>
         </w:rPr>
-        <w:t xml:space="preserve">Примечание – </w:t>
-      </w:r>
-      <w:r>
-        <w:rPr>
-          <w:rFonts w:eastAsia="TImes New Roman" w:ascii="TImes New Roman" w:hAnsi="TImes New Roman"/>
-          <w:sz w:val="24"/>
-          <w:szCs w:val="24"/>
-        </w:rPr>
-        <w:t>Было составлено автором на основании проведенного иследования</w:t>
+        <w:t>Примечание – Было составлено автором на основании проведенного иследования</w:t>
+      </w:r>
+    </w:p>
+    <w:p>
+      <w:pPr>
+        <w:pStyle w:val="Normal"/>
+        <w:widowControl/>
+        <w:jc w:val="center"/>
+        <w:rPr>
+          <w:rFonts w:ascii="TImes New Roman" w:hAnsi="TImes New Roman" w:eastAsia="TImes New Roman"/>
+          <w:sz w:val="24"/>
+          <w:szCs w:val="24"/>
+        </w:rPr>
+      </w:pPr>
+      <w:r>
+        <w:rPr/>
       </w:r>
     </w:p>
     <w:p>
@@ -14492,6 +14668,18 @@
         </w:rPr>
         <w:tab/>
         <w:t>Таким образом, реализованная система связей и управления медиа файлами обеспечивает не только базовую функциональность, но и закладывает основу для дальнейшего масштабирования приложения, включая добавление новых типов взаимодействий, оптимизацию производительности и расширение пользовательского опыта.</w:t>
+      </w:r>
+    </w:p>
+    <w:p>
+      <w:pPr>
+        <w:pStyle w:val="BodyText"/>
+        <w:jc w:val="both"/>
+        <w:rPr>
+          <w:rFonts w:ascii="TImes New Roman" w:hAnsi="TImes New Roman" w:eastAsia="TImes New Roman"/>
+        </w:rPr>
+      </w:pPr>
+      <w:r>
+        <w:rPr/>
       </w:r>
     </w:p>
     <w:p>
@@ -14523,11 +14711,7 @@
         </w:rPr>
       </w:pPr>
       <w:r>
-        <w:rPr>
-          <w:rFonts w:eastAsia="TImes New Roman" w:ascii="TImes New Roman" w:hAnsi="TImes New Roman"/>
-          <w:sz w:val="24"/>
-          <w:szCs w:val="24"/>
-        </w:rPr>
+        <w:rPr/>
         <w:drawing>
           <wp:inline distT="0" distB="0" distL="0" distR="0">
             <wp:extent cx="4084320" cy="3644900"/>
@@ -14585,25 +14769,7 @@
           <w:szCs w:val="24"/>
           <w:lang w:eastAsia="ja-JP"/>
         </w:rPr>
-        <w:t>Рисунок 1</w:t>
-      </w:r>
-      <w:r>
-        <w:rPr>
-          <w:rFonts w:eastAsia="TImes New Roman" w:ascii="TImes New Roman" w:hAnsi="TImes New Roman"/>
-          <w:sz w:val="24"/>
-          <w:szCs w:val="24"/>
-          <w:lang w:eastAsia="ja-JP"/>
-        </w:rPr>
-        <w:t>9</w:t>
-      </w:r>
-      <w:r>
-        <w:rPr>
-          <w:rFonts w:eastAsia="TImes New Roman" w:ascii="TImes New Roman" w:hAnsi="TImes New Roman"/>
-          <w:sz w:val="24"/>
-          <w:szCs w:val="24"/>
-          <w:lang w:eastAsia="ja-JP"/>
-        </w:rPr>
-        <w:t xml:space="preserve"> – Функция проверки валидности связи</w:t>
+        <w:t>Рисунок 19 – Функция проверки валидности связи</w:t>
       </w:r>
     </w:p>
     <w:p>
@@ -14624,16 +14790,7 @@
           <w:szCs w:val="24"/>
           <w:lang w:val="en-US" w:eastAsia="ja-JP"/>
         </w:rPr>
-        <w:t xml:space="preserve">Примечание – </w:t>
-      </w:r>
-      <w:r>
-        <w:rPr>
-          <w:rFonts w:eastAsia="TImes New Roman" w:ascii="TImes New Roman" w:hAnsi="TImes New Roman"/>
-          <w:sz w:val="24"/>
-          <w:szCs w:val="24"/>
-          <w:lang w:val="en-US" w:eastAsia="ja-JP"/>
-        </w:rPr>
-        <w:t>Было составлено автором на основании проведенного иследования</w:t>
+        <w:t>Примечание – Было составлено автором на основании проведенного иследования</w:t>
       </w:r>
     </w:p>
     <w:p>
@@ -14661,66 +14818,21 @@
       <w:pPr>
         <w:pStyle w:val="ListParagraph"/>
         <w:ind w:firstLine="720" w:left="0"/>
-        <w:jc w:val="both"/>
-        <w:rPr>
-          <w:rFonts w:ascii="TImes New Roman" w:hAnsi="TImes New Roman" w:eastAsia="TImes New Roman"/>
-          <w:sz w:val="24"/>
-          <w:szCs w:val="24"/>
-        </w:rPr>
-      </w:pPr>
-      <w:r>
-        <w:rPr>
-          <w:rFonts w:eastAsia="TImes New Roman" w:ascii="TImes New Roman" w:hAnsi="TImes New Roman"/>
-          <w:sz w:val="24"/>
-          <w:szCs w:val="24"/>
-          <w:lang w:eastAsia="ja-JP"/>
-        </w:rPr>
-        <w:t>За рендеринг связей отвечает отдельный компонент ConnectionLayer. Он представляет собой &lt;</w:t>
-      </w:r>
-      <w:r>
-        <w:rPr>
-          <w:rFonts w:eastAsia="TImes New Roman" w:ascii="TImes New Roman" w:hAnsi="TImes New Roman"/>
-          <w:sz w:val="24"/>
-          <w:szCs w:val="24"/>
-          <w:lang w:val="en-US" w:eastAsia="ja-JP"/>
-        </w:rPr>
-        <w:t>svg</w:t>
-      </w:r>
-      <w:r>
-        <w:rPr>
-          <w:rFonts w:eastAsia="TImes New Roman" w:ascii="TImes New Roman" w:hAnsi="TImes New Roman"/>
-          <w:sz w:val="24"/>
-          <w:szCs w:val="24"/>
-          <w:lang w:eastAsia="ja-JP"/>
-        </w:rPr>
-        <w:t xml:space="preserve"> /&gt; элемент шириной во всю доску дела. Рендеринг происходит при помощи функции renderConnection, и она вызывается для каждой существующей связи в </w:t>
-      </w:r>
-      <w:r>
-        <w:rPr>
-          <w:rFonts w:eastAsia="TImes New Roman" w:ascii="TImes New Roman" w:hAnsi="TImes New Roman"/>
-          <w:sz w:val="24"/>
-          <w:szCs w:val="24"/>
-          <w:lang w:val="en-US" w:eastAsia="ja-JP"/>
-        </w:rPr>
-        <w:t>Redux</w:t>
-      </w:r>
-      <w:r>
-        <w:rPr>
-          <w:rFonts w:eastAsia="TImes New Roman" w:ascii="TImes New Roman" w:hAnsi="TImes New Roman"/>
-          <w:sz w:val="24"/>
-          <w:szCs w:val="24"/>
-          <w:lang w:eastAsia="ja-JP"/>
-        </w:rPr>
-        <w:t xml:space="preserve">. </w:t>
-      </w:r>
-      <w:r>
-        <w:rPr>
-          <w:rFonts w:eastAsia="TImes New Roman" w:ascii="TImes New Roman" w:hAnsi="TImes New Roman"/>
-          <w:sz w:val="24"/>
-          <w:szCs w:val="24"/>
-          <w:lang w:eastAsia="ja-JP"/>
-        </w:rPr>
-        <w:t>Цветом каждой связи является красный. Временная связь отображается как чёрный шар на координатах курсора пользователя. Она обновляется каждый раз когда курсор меняет свою позицию для динамического отображения связи и понимания какая улика является активной для связи.</w:t>
+        <w:jc w:val="center"/>
+        <w:rPr>
+          <w:rFonts w:ascii="TImes New Roman" w:hAnsi="TImes New Roman" w:eastAsia="TImes New Roman"/>
+          <w:sz w:val="24"/>
+          <w:szCs w:val="24"/>
+          <w:lang w:eastAsia="ja-JP"/>
+        </w:rPr>
+      </w:pPr>
+      <w:r>
+        <w:rPr>
+          <w:rFonts w:eastAsia="TImes New Roman" w:ascii="TImes New Roman" w:hAnsi="TImes New Roman"/>
+          <w:sz w:val="24"/>
+          <w:szCs w:val="24"/>
+          <w:lang w:eastAsia="ja-JP"/>
+        </w:rPr>
       </w:r>
     </w:p>
     <w:p>
@@ -14741,295 +14853,25 @@
           <w:szCs w:val="24"/>
           <w:lang w:eastAsia="ja-JP"/>
         </w:rPr>
-        <w:t xml:space="preserve">Для создания медиа файлов было решено добавить выдвигающее с левой стороны экрана модальное окно. Оно также будет служит для отображения и изменения данных об улике. Библиотека готовых, интерактивных компонентов </w:t>
-      </w:r>
-      <w:r>
-        <w:rPr>
-          <w:rFonts w:eastAsia="TImes New Roman" w:ascii="TImes New Roman" w:hAnsi="TImes New Roman"/>
-          <w:sz w:val="24"/>
-          <w:szCs w:val="24"/>
-          <w:lang w:val="en-US" w:eastAsia="ja-JP"/>
-        </w:rPr>
-        <w:t>Material</w:t>
-      </w:r>
-      <w:r>
-        <w:rPr>
-          <w:rFonts w:eastAsia="TImes New Roman" w:ascii="TImes New Roman" w:hAnsi="TImes New Roman"/>
-          <w:sz w:val="24"/>
-          <w:szCs w:val="24"/>
-          <w:lang w:eastAsia="ja-JP"/>
-        </w:rPr>
-        <w:t xml:space="preserve"> </w:t>
-      </w:r>
-      <w:r>
-        <w:rPr>
-          <w:rFonts w:eastAsia="TImes New Roman" w:ascii="TImes New Roman" w:hAnsi="TImes New Roman"/>
-          <w:sz w:val="24"/>
-          <w:szCs w:val="24"/>
-          <w:lang w:val="en-US" w:eastAsia="ja-JP"/>
-        </w:rPr>
-        <w:t>UI</w:t>
-      </w:r>
-      <w:r>
-        <w:rPr>
-          <w:rFonts w:eastAsia="TImes New Roman" w:ascii="TImes New Roman" w:hAnsi="TImes New Roman"/>
-          <w:sz w:val="24"/>
-          <w:szCs w:val="24"/>
-          <w:lang w:eastAsia="ja-JP"/>
-        </w:rPr>
-        <w:t xml:space="preserve"> предоставляет необходимый нам компонент модального окна Dialog, который будет далее использован в компоненте </w:t>
-      </w:r>
-      <w:r>
-        <w:rPr>
-          <w:rFonts w:eastAsia="TImes New Roman" w:ascii="TImes New Roman" w:hAnsi="TImes New Roman"/>
-          <w:sz w:val="24"/>
-          <w:szCs w:val="24"/>
-          <w:lang w:val="en-US" w:eastAsia="ja-JP"/>
-        </w:rPr>
-        <w:t>ClueModal</w:t>
-      </w:r>
-      <w:r>
-        <w:rPr>
-          <w:rFonts w:eastAsia="TImes New Roman" w:ascii="TImes New Roman" w:hAnsi="TImes New Roman"/>
-          <w:sz w:val="24"/>
-          <w:szCs w:val="24"/>
-          <w:lang w:eastAsia="ja-JP"/>
-        </w:rPr>
-        <w:t xml:space="preserve">. </w:t>
-      </w:r>
-      <w:r>
-        <w:rPr>
-          <w:rFonts w:eastAsia="TImes New Roman" w:ascii="TImes New Roman" w:hAnsi="TImes New Roman"/>
-          <w:sz w:val="24"/>
-          <w:szCs w:val="24"/>
-          <w:lang w:val="en-US" w:eastAsia="ja-JP"/>
-        </w:rPr>
-        <w:t>ClueModal</w:t>
-      </w:r>
-      <w:r>
-        <w:rPr>
-          <w:rFonts w:eastAsia="TImes New Roman" w:ascii="TImes New Roman" w:hAnsi="TImes New Roman"/>
-          <w:sz w:val="24"/>
-          <w:szCs w:val="24"/>
-          <w:lang w:eastAsia="ja-JP"/>
-        </w:rPr>
-        <w:t xml:space="preserve"> поделен на три отдельные части: часть отображающая связанную улики, часть с элементами редактирования улики и часть отображающая медиа файлы самой улики. Все части отображающие улики состоят из специально сделанного для медиа файлов компонента </w:t>
-      </w:r>
-      <w:r>
-        <w:rPr>
-          <w:rFonts w:eastAsia="TImes New Roman" w:ascii="TImes New Roman" w:hAnsi="TImes New Roman"/>
-          <w:sz w:val="24"/>
-          <w:szCs w:val="24"/>
-          <w:lang w:val="en-US" w:eastAsia="ja-JP"/>
-        </w:rPr>
-        <w:t>ContentList</w:t>
-      </w:r>
-      <w:r>
-        <w:rPr>
-          <w:rFonts w:eastAsia="TImes New Roman" w:ascii="TImes New Roman" w:hAnsi="TImes New Roman"/>
-          <w:sz w:val="24"/>
-          <w:szCs w:val="24"/>
-          <w:lang w:eastAsia="ja-JP"/>
-        </w:rPr>
-        <w:t xml:space="preserve">. </w:t>
-      </w:r>
-      <w:r>
-        <w:rPr>
-          <w:rFonts w:eastAsia="TImes New Roman" w:ascii="TImes New Roman" w:hAnsi="TImes New Roman"/>
-          <w:sz w:val="24"/>
-          <w:szCs w:val="24"/>
-          <w:lang w:val="en-US" w:eastAsia="ja-JP"/>
-        </w:rPr>
-        <w:t>ContentList</w:t>
-      </w:r>
-      <w:r>
-        <w:rPr>
-          <w:rFonts w:eastAsia="TImes New Roman" w:ascii="TImes New Roman" w:hAnsi="TImes New Roman"/>
-          <w:sz w:val="24"/>
-          <w:szCs w:val="24"/>
-          <w:lang w:eastAsia="ja-JP"/>
-        </w:rPr>
-        <w:t xml:space="preserve">, а также все компоненты медиа файлов находятся в папке </w:t>
-      </w:r>
-      <w:r>
-        <w:rPr>
-          <w:rFonts w:eastAsia="TImes New Roman" w:ascii="TImes New Roman" w:hAnsi="TImes New Roman"/>
-          <w:sz w:val="24"/>
-          <w:szCs w:val="24"/>
-          <w:lang w:val="en-US" w:eastAsia="ja-JP"/>
-        </w:rPr>
-        <w:t>Inputs</w:t>
-      </w:r>
-      <w:r>
-        <w:rPr>
-          <w:rFonts w:eastAsia="TImes New Roman" w:ascii="TImes New Roman" w:hAnsi="TImes New Roman"/>
-          <w:sz w:val="24"/>
-          <w:szCs w:val="24"/>
-          <w:lang w:eastAsia="ja-JP"/>
-        </w:rPr>
-        <w:t xml:space="preserve">. При нажатии на кнопку добавления контента внутри модального окна, будет добавлен новый элемент компонента </w:t>
-      </w:r>
-      <w:r>
-        <w:rPr>
-          <w:rFonts w:eastAsia="TImes New Roman" w:ascii="TImes New Roman" w:hAnsi="TImes New Roman"/>
-          <w:sz w:val="24"/>
-          <w:szCs w:val="24"/>
-          <w:lang w:val="en-US" w:eastAsia="ja-JP"/>
-        </w:rPr>
-        <w:t>ContentBlock</w:t>
-      </w:r>
-      <w:r>
-        <w:rPr>
-          <w:rFonts w:eastAsia="TImes New Roman" w:ascii="TImes New Roman" w:hAnsi="TImes New Roman"/>
-          <w:sz w:val="24"/>
-          <w:szCs w:val="24"/>
-          <w:lang w:eastAsia="ja-JP"/>
-        </w:rPr>
-        <w:t xml:space="preserve">. В зависимости от типа данных медиа файла </w:t>
-      </w:r>
-      <w:r>
-        <w:rPr>
-          <w:rFonts w:eastAsia="TImes New Roman" w:ascii="TImes New Roman" w:hAnsi="TImes New Roman"/>
-          <w:sz w:val="24"/>
-          <w:szCs w:val="24"/>
-          <w:lang w:val="en-US" w:eastAsia="ja-JP"/>
-        </w:rPr>
-        <w:t>ContentBlock</w:t>
-      </w:r>
-      <w:r>
-        <w:rPr>
-          <w:rFonts w:eastAsia="TImes New Roman" w:ascii="TImes New Roman" w:hAnsi="TImes New Roman"/>
-          <w:sz w:val="24"/>
-          <w:szCs w:val="24"/>
-          <w:lang w:eastAsia="ja-JP"/>
-        </w:rPr>
-        <w:t xml:space="preserve"> будет изменяться из компонентов EmptyContentBlock, TextContentBlock, MediaContentBlock. </w:t>
-      </w:r>
-      <w:r>
-        <w:rPr>
-          <w:rFonts w:eastAsia="TImes New Roman" w:ascii="TImes New Roman" w:hAnsi="TImes New Roman"/>
-          <w:sz w:val="24"/>
-          <w:szCs w:val="24"/>
-          <w:lang w:val="en-US" w:eastAsia="ja-JP"/>
-        </w:rPr>
-        <w:t>EmptyContentBlock</w:t>
-      </w:r>
-      <w:r>
-        <w:rPr>
-          <w:rFonts w:eastAsia="TImes New Roman" w:ascii="TImes New Roman" w:hAnsi="TImes New Roman"/>
-          <w:sz w:val="24"/>
-          <w:szCs w:val="24"/>
-          <w:lang w:eastAsia="ja-JP"/>
-        </w:rPr>
-        <w:t xml:space="preserve"> будет показываться когда впервые будет создан </w:t>
-      </w:r>
-      <w:r>
-        <w:rPr>
-          <w:rFonts w:eastAsia="TImes New Roman" w:ascii="TImes New Roman" w:hAnsi="TImes New Roman"/>
-          <w:sz w:val="24"/>
-          <w:szCs w:val="24"/>
-          <w:lang w:val="en-US" w:eastAsia="ja-JP"/>
-        </w:rPr>
-        <w:t>ContentBlock</w:t>
-      </w:r>
-      <w:r>
-        <w:rPr>
-          <w:rFonts w:eastAsia="TImes New Roman" w:ascii="TImes New Roman" w:hAnsi="TImes New Roman"/>
-          <w:sz w:val="24"/>
-          <w:szCs w:val="24"/>
-          <w:lang w:eastAsia="ja-JP"/>
-        </w:rPr>
-        <w:t xml:space="preserve"> и будет виден до тех пор, пока не будет выбран другой тип данных из возможных, посредством нажатия соответствующей кнопки. </w:t>
-      </w:r>
-      <w:r>
-        <w:rPr>
-          <w:rFonts w:eastAsia="TImes New Roman" w:ascii="TImes New Roman" w:hAnsi="TImes New Roman"/>
-          <w:sz w:val="24"/>
-          <w:szCs w:val="24"/>
-          <w:lang w:val="en-US" w:eastAsia="ja-JP"/>
-        </w:rPr>
-        <w:t>TextContentBlock</w:t>
-      </w:r>
-      <w:r>
-        <w:rPr>
-          <w:rFonts w:eastAsia="TImes New Roman" w:ascii="TImes New Roman" w:hAnsi="TImes New Roman"/>
-          <w:sz w:val="24"/>
-          <w:szCs w:val="24"/>
-          <w:lang w:eastAsia="ja-JP"/>
-        </w:rPr>
-        <w:t xml:space="preserve"> создаст текстовый редактор библиотеки </w:t>
-      </w:r>
-      <w:r>
-        <w:rPr>
-          <w:rFonts w:eastAsia="TImes New Roman" w:ascii="TImes New Roman" w:hAnsi="TImes New Roman"/>
-          <w:sz w:val="24"/>
-          <w:szCs w:val="24"/>
-          <w:lang w:val="en-US" w:eastAsia="ja-JP"/>
-        </w:rPr>
-        <w:t>Quill</w:t>
-      </w:r>
-      <w:r>
-        <w:rPr>
-          <w:rFonts w:eastAsia="TImes New Roman" w:ascii="TImes New Roman" w:hAnsi="TImes New Roman"/>
-          <w:sz w:val="24"/>
-          <w:szCs w:val="24"/>
-          <w:lang w:eastAsia="ja-JP"/>
-        </w:rPr>
-        <w:t xml:space="preserve">, которая позволяет разнообразить внешний вид написанного текста. </w:t>
-      </w:r>
-      <w:r>
-        <w:rPr>
-          <w:rFonts w:eastAsia="TImes New Roman" w:ascii="TImes New Roman" w:hAnsi="TImes New Roman"/>
-          <w:sz w:val="24"/>
-          <w:szCs w:val="24"/>
-          <w:lang w:val="en-US" w:eastAsia="ja-JP"/>
-        </w:rPr>
-        <w:t>MediaContentBlock</w:t>
-      </w:r>
-      <w:r>
-        <w:rPr>
-          <w:rFonts w:eastAsia="TImes New Roman" w:ascii="TImes New Roman" w:hAnsi="TImes New Roman"/>
-          <w:sz w:val="24"/>
-          <w:szCs w:val="24"/>
-          <w:lang w:eastAsia="ja-JP"/>
-        </w:rPr>
-        <w:t xml:space="preserve"> показывает кнопку загрузки файла на сервер и отображает медиа в соответствии с выбранным типом данных, будь это изображение, видео или же аудио. Каждый </w:t>
-      </w:r>
-      <w:r>
-        <w:rPr>
-          <w:rFonts w:eastAsia="TImes New Roman" w:ascii="TImes New Roman" w:hAnsi="TImes New Roman"/>
-          <w:sz w:val="24"/>
-          <w:szCs w:val="24"/>
-          <w:lang w:val="en-US" w:eastAsia="ja-JP"/>
-        </w:rPr>
-        <w:t>ContentBlock</w:t>
-      </w:r>
-      <w:r>
-        <w:rPr>
-          <w:rFonts w:eastAsia="TImes New Roman" w:ascii="TImes New Roman" w:hAnsi="TImes New Roman"/>
-          <w:sz w:val="24"/>
-          <w:szCs w:val="24"/>
-          <w:lang w:eastAsia="ja-JP"/>
-        </w:rPr>
-        <w:t xml:space="preserve"> можно схватить и начать перемещать внутри </w:t>
-      </w:r>
-      <w:r>
-        <w:rPr>
-          <w:rFonts w:eastAsia="TImes New Roman" w:ascii="TImes New Roman" w:hAnsi="TImes New Roman"/>
-          <w:sz w:val="24"/>
-          <w:szCs w:val="24"/>
-          <w:lang w:val="en-US" w:eastAsia="ja-JP"/>
-        </w:rPr>
-        <w:t>ContentList</w:t>
-      </w:r>
-      <w:r>
-        <w:rPr>
-          <w:rFonts w:eastAsia="TImes New Roman" w:ascii="TImes New Roman" w:hAnsi="TImes New Roman"/>
-          <w:sz w:val="24"/>
-          <w:szCs w:val="24"/>
-          <w:lang w:eastAsia="ja-JP"/>
-        </w:rPr>
-        <w:t xml:space="preserve">. При успешном изменений порядка файлов, такой же новый порядок будет установлен в данных улики в </w:t>
+        <w:t>За рендеринг связей отвечает отдельный компонент ConnectionLayer. Он представляет собой &lt;</w:t>
+      </w:r>
+      <w:r>
+        <w:rPr>
+          <w:rFonts w:eastAsia="TImes New Roman" w:ascii="TImes New Roman" w:hAnsi="TImes New Roman"/>
+          <w:sz w:val="24"/>
+          <w:szCs w:val="24"/>
+          <w:lang w:val="en-US" w:eastAsia="ja-JP"/>
+        </w:rPr>
+        <w:t>svg</w:t>
+      </w:r>
+      <w:r>
+        <w:rPr>
+          <w:rFonts w:eastAsia="TImes New Roman" w:ascii="TImes New Roman" w:hAnsi="TImes New Roman"/>
+          <w:sz w:val="24"/>
+          <w:szCs w:val="24"/>
+          <w:lang w:eastAsia="ja-JP"/>
+        </w:rPr>
+        <w:t xml:space="preserve"> /&gt; элемент шириной во всю доску дела. Рендеринг происходит при помощи функции renderConnection, и она вызывается для каждой существующей связи в </w:t>
       </w:r>
       <w:r>
         <w:rPr>
@@ -15047,7 +14889,7 @@
           <w:szCs w:val="24"/>
           <w:lang w:eastAsia="ja-JP"/>
         </w:rPr>
-        <w:t>. Ниже предоставлен пример того, как выглядит работающее дело с уликами:</w:t>
+        <w:t>. Цветом каждой связи является красный. Временная связь отображается как чёрный шар на координатах курсора пользователя. Она обновляется каждый раз когда курсор меняет свою позицию для динамического отображения связи и понимания какая улика является активной для связи.</w:t>
       </w:r>
     </w:p>
     <w:p>
@@ -15056,15 +14898,356 @@
         <w:ind w:firstLine="720" w:left="0"/>
         <w:jc w:val="both"/>
         <w:rPr>
-          <w:rFonts w:eastAsiaTheme="minorEastAsia"/>
-          <w:lang w:eastAsia="ja-JP"/>
-        </w:rPr>
-      </w:pPr>
-      <w:r>
-        <w:rPr>
-          <w:rFonts w:eastAsia="TImes New Roman" w:ascii="TImes New Roman" w:hAnsi="TImes New Roman"/>
-          <w:sz w:val="24"/>
-          <w:szCs w:val="24"/>
+          <w:rFonts w:ascii="TImes New Roman" w:hAnsi="TImes New Roman" w:eastAsia="TImes New Roman"/>
+          <w:sz w:val="24"/>
+          <w:szCs w:val="24"/>
+        </w:rPr>
+      </w:pPr>
+      <w:r>
+        <w:rPr>
+          <w:rFonts w:eastAsia="TImes New Roman" w:ascii="TImes New Roman" w:hAnsi="TImes New Roman"/>
+          <w:sz w:val="24"/>
+          <w:szCs w:val="24"/>
+          <w:lang w:eastAsia="ja-JP"/>
+        </w:rPr>
+        <w:t xml:space="preserve">Для создания медиа файлов было решено добавить выдвигающее с левой стороны экрана модальное окно. Оно также будет служит для отображения и изменения данных об улике. Библиотека готовых, интерактивных компонентов </w:t>
+      </w:r>
+      <w:r>
+        <w:rPr>
+          <w:rFonts w:eastAsia="TImes New Roman" w:ascii="TImes New Roman" w:hAnsi="TImes New Roman"/>
+          <w:sz w:val="24"/>
+          <w:szCs w:val="24"/>
+          <w:lang w:val="en-US" w:eastAsia="ja-JP"/>
+        </w:rPr>
+        <w:t>Material</w:t>
+      </w:r>
+      <w:r>
+        <w:rPr>
+          <w:rFonts w:eastAsia="TImes New Roman" w:ascii="TImes New Roman" w:hAnsi="TImes New Roman"/>
+          <w:sz w:val="24"/>
+          <w:szCs w:val="24"/>
+          <w:lang w:eastAsia="ja-JP"/>
+        </w:rPr>
+        <w:t xml:space="preserve"> </w:t>
+      </w:r>
+      <w:r>
+        <w:rPr>
+          <w:rFonts w:eastAsia="TImes New Roman" w:ascii="TImes New Roman" w:hAnsi="TImes New Roman"/>
+          <w:sz w:val="24"/>
+          <w:szCs w:val="24"/>
+          <w:lang w:val="en-US" w:eastAsia="ja-JP"/>
+        </w:rPr>
+        <w:t>UI</w:t>
+      </w:r>
+      <w:r>
+        <w:rPr>
+          <w:rFonts w:eastAsia="TImes New Roman" w:ascii="TImes New Roman" w:hAnsi="TImes New Roman"/>
+          <w:sz w:val="24"/>
+          <w:szCs w:val="24"/>
+          <w:lang w:eastAsia="ja-JP"/>
+        </w:rPr>
+        <w:t xml:space="preserve"> предоставляет необходимый нам компонент модального окна Dialog, который будет далее использован в компоненте </w:t>
+      </w:r>
+      <w:r>
+        <w:rPr>
+          <w:rFonts w:eastAsia="TImes New Roman" w:ascii="TImes New Roman" w:hAnsi="TImes New Roman"/>
+          <w:sz w:val="24"/>
+          <w:szCs w:val="24"/>
+          <w:lang w:val="en-US" w:eastAsia="ja-JP"/>
+        </w:rPr>
+        <w:t>ClueModal</w:t>
+      </w:r>
+      <w:r>
+        <w:rPr>
+          <w:rFonts w:eastAsia="TImes New Roman" w:ascii="TImes New Roman" w:hAnsi="TImes New Roman"/>
+          <w:sz w:val="24"/>
+          <w:szCs w:val="24"/>
+          <w:lang w:eastAsia="ja-JP"/>
+        </w:rPr>
+        <w:t xml:space="preserve">. </w:t>
+      </w:r>
+      <w:r>
+        <w:rPr>
+          <w:rFonts w:eastAsia="TImes New Roman" w:ascii="TImes New Roman" w:hAnsi="TImes New Roman"/>
+          <w:sz w:val="24"/>
+          <w:szCs w:val="24"/>
+          <w:lang w:val="en-US" w:eastAsia="ja-JP"/>
+        </w:rPr>
+        <w:t>ClueModal</w:t>
+      </w:r>
+      <w:r>
+        <w:rPr>
+          <w:rFonts w:eastAsia="TImes New Roman" w:ascii="TImes New Roman" w:hAnsi="TImes New Roman"/>
+          <w:sz w:val="24"/>
+          <w:szCs w:val="24"/>
+          <w:lang w:eastAsia="ja-JP"/>
+        </w:rPr>
+        <w:t xml:space="preserve"> поделен на три отдельные части: часть отображающая связанную улики, часть с элементами редактирования улики и часть отображающая медиа файлы самой улики. Все части отображающие улики состоят из специально сделанного для медиа файлов компонента </w:t>
+      </w:r>
+      <w:r>
+        <w:rPr>
+          <w:rFonts w:eastAsia="TImes New Roman" w:ascii="TImes New Roman" w:hAnsi="TImes New Roman"/>
+          <w:sz w:val="24"/>
+          <w:szCs w:val="24"/>
+          <w:lang w:val="en-US" w:eastAsia="ja-JP"/>
+        </w:rPr>
+        <w:t>ContentList</w:t>
+      </w:r>
+      <w:r>
+        <w:rPr>
+          <w:rFonts w:eastAsia="TImes New Roman" w:ascii="TImes New Roman" w:hAnsi="TImes New Roman"/>
+          <w:sz w:val="24"/>
+          <w:szCs w:val="24"/>
+          <w:lang w:eastAsia="ja-JP"/>
+        </w:rPr>
+        <w:t xml:space="preserve">. </w:t>
+      </w:r>
+      <w:r>
+        <w:rPr>
+          <w:rFonts w:eastAsia="TImes New Roman" w:ascii="TImes New Roman" w:hAnsi="TImes New Roman"/>
+          <w:sz w:val="24"/>
+          <w:szCs w:val="24"/>
+          <w:lang w:val="en-US" w:eastAsia="ja-JP"/>
+        </w:rPr>
+        <w:t>ContentList</w:t>
+      </w:r>
+      <w:r>
+        <w:rPr>
+          <w:rFonts w:eastAsia="TImes New Roman" w:ascii="TImes New Roman" w:hAnsi="TImes New Roman"/>
+          <w:sz w:val="24"/>
+          <w:szCs w:val="24"/>
+          <w:lang w:eastAsia="ja-JP"/>
+        </w:rPr>
+        <w:t xml:space="preserve">, а также все компоненты медиа файлов находятся в папке </w:t>
+      </w:r>
+      <w:r>
+        <w:rPr>
+          <w:rFonts w:eastAsia="TImes New Roman" w:ascii="TImes New Roman" w:hAnsi="TImes New Roman"/>
+          <w:sz w:val="24"/>
+          <w:szCs w:val="24"/>
+          <w:lang w:val="en-US" w:eastAsia="ja-JP"/>
+        </w:rPr>
+        <w:t>Inputs</w:t>
+      </w:r>
+      <w:r>
+        <w:rPr>
+          <w:rFonts w:eastAsia="TImes New Roman" w:ascii="TImes New Roman" w:hAnsi="TImes New Roman"/>
+          <w:sz w:val="24"/>
+          <w:szCs w:val="24"/>
+          <w:lang w:eastAsia="ja-JP"/>
+        </w:rPr>
+        <w:t xml:space="preserve">. При нажатии на кнопку добавления контента внутри модального окна, будет добавлен новый элемент компонента </w:t>
+      </w:r>
+      <w:r>
+        <w:rPr>
+          <w:rFonts w:eastAsia="TImes New Roman" w:ascii="TImes New Roman" w:hAnsi="TImes New Roman"/>
+          <w:sz w:val="24"/>
+          <w:szCs w:val="24"/>
+          <w:lang w:val="en-US" w:eastAsia="ja-JP"/>
+        </w:rPr>
+        <w:t>ContentBlock</w:t>
+      </w:r>
+      <w:r>
+        <w:rPr>
+          <w:rFonts w:eastAsia="TImes New Roman" w:ascii="TImes New Roman" w:hAnsi="TImes New Roman"/>
+          <w:sz w:val="24"/>
+          <w:szCs w:val="24"/>
+          <w:lang w:eastAsia="ja-JP"/>
+        </w:rPr>
+        <w:t xml:space="preserve">. В зависимости от типа данных медиа файла </w:t>
+      </w:r>
+      <w:r>
+        <w:rPr>
+          <w:rFonts w:eastAsia="TImes New Roman" w:ascii="TImes New Roman" w:hAnsi="TImes New Roman"/>
+          <w:sz w:val="24"/>
+          <w:szCs w:val="24"/>
+          <w:lang w:val="en-US" w:eastAsia="ja-JP"/>
+        </w:rPr>
+        <w:t>ContentBlock</w:t>
+      </w:r>
+      <w:r>
+        <w:rPr>
+          <w:rFonts w:eastAsia="TImes New Roman" w:ascii="TImes New Roman" w:hAnsi="TImes New Roman"/>
+          <w:sz w:val="24"/>
+          <w:szCs w:val="24"/>
+          <w:lang w:eastAsia="ja-JP"/>
+        </w:rPr>
+        <w:t xml:space="preserve"> будет изменяться из компонентов EmptyContentBlock, TextContentBlock, MediaContentBlock. </w:t>
+      </w:r>
+      <w:r>
+        <w:rPr>
+          <w:rFonts w:eastAsia="TImes New Roman" w:ascii="TImes New Roman" w:hAnsi="TImes New Roman"/>
+          <w:sz w:val="24"/>
+          <w:szCs w:val="24"/>
+          <w:lang w:val="en-US" w:eastAsia="ja-JP"/>
+        </w:rPr>
+        <w:t>EmptyContentBlock</w:t>
+      </w:r>
+      <w:r>
+        <w:rPr>
+          <w:rFonts w:eastAsia="TImes New Roman" w:ascii="TImes New Roman" w:hAnsi="TImes New Roman"/>
+          <w:sz w:val="24"/>
+          <w:szCs w:val="24"/>
+          <w:lang w:eastAsia="ja-JP"/>
+        </w:rPr>
+        <w:t xml:space="preserve"> будет показываться когда впервые будет создан </w:t>
+      </w:r>
+      <w:r>
+        <w:rPr>
+          <w:rFonts w:eastAsia="TImes New Roman" w:ascii="TImes New Roman" w:hAnsi="TImes New Roman"/>
+          <w:sz w:val="24"/>
+          <w:szCs w:val="24"/>
+          <w:lang w:val="en-US" w:eastAsia="ja-JP"/>
+        </w:rPr>
+        <w:t>ContentBlock</w:t>
+      </w:r>
+      <w:r>
+        <w:rPr>
+          <w:rFonts w:eastAsia="TImes New Roman" w:ascii="TImes New Roman" w:hAnsi="TImes New Roman"/>
+          <w:sz w:val="24"/>
+          <w:szCs w:val="24"/>
+          <w:lang w:eastAsia="ja-JP"/>
+        </w:rPr>
+        <w:t xml:space="preserve"> и будет виден до тех пор, пока не будет выбран другой тип данных из возможных, посредством нажатия соответствующей кнопки. </w:t>
+      </w:r>
+      <w:r>
+        <w:rPr>
+          <w:rFonts w:eastAsia="TImes New Roman" w:ascii="TImes New Roman" w:hAnsi="TImes New Roman"/>
+          <w:sz w:val="24"/>
+          <w:szCs w:val="24"/>
+          <w:lang w:val="en-US" w:eastAsia="ja-JP"/>
+        </w:rPr>
+        <w:t>TextContentBlock</w:t>
+      </w:r>
+      <w:r>
+        <w:rPr>
+          <w:rFonts w:eastAsia="TImes New Roman" w:ascii="TImes New Roman" w:hAnsi="TImes New Roman"/>
+          <w:sz w:val="24"/>
+          <w:szCs w:val="24"/>
+          <w:lang w:eastAsia="ja-JP"/>
+        </w:rPr>
+        <w:t xml:space="preserve"> создаст текстовый редактор библиотеки </w:t>
+      </w:r>
+      <w:r>
+        <w:rPr>
+          <w:rFonts w:eastAsia="TImes New Roman" w:ascii="TImes New Roman" w:hAnsi="TImes New Roman"/>
+          <w:sz w:val="24"/>
+          <w:szCs w:val="24"/>
+          <w:lang w:val="en-US" w:eastAsia="ja-JP"/>
+        </w:rPr>
+        <w:t>Quill</w:t>
+      </w:r>
+      <w:r>
+        <w:rPr>
+          <w:rFonts w:eastAsia="TImes New Roman" w:ascii="TImes New Roman" w:hAnsi="TImes New Roman"/>
+          <w:sz w:val="24"/>
+          <w:szCs w:val="24"/>
+          <w:lang w:eastAsia="ja-JP"/>
+        </w:rPr>
+        <w:t xml:space="preserve">, которая позволяет разнообразить внешний вид написанного текста. </w:t>
+      </w:r>
+      <w:r>
+        <w:rPr>
+          <w:rFonts w:eastAsia="TImes New Roman" w:ascii="TImes New Roman" w:hAnsi="TImes New Roman"/>
+          <w:sz w:val="24"/>
+          <w:szCs w:val="24"/>
+          <w:lang w:val="en-US" w:eastAsia="ja-JP"/>
+        </w:rPr>
+        <w:t>MediaContentBlock</w:t>
+      </w:r>
+      <w:r>
+        <w:rPr>
+          <w:rFonts w:eastAsia="TImes New Roman" w:ascii="TImes New Roman" w:hAnsi="TImes New Roman"/>
+          <w:sz w:val="24"/>
+          <w:szCs w:val="24"/>
+          <w:lang w:eastAsia="ja-JP"/>
+        </w:rPr>
+        <w:t xml:space="preserve"> показывает кнопку загрузки файла на сервер и отображает медиа в соответствии с выбранным типом данных, будь это изображение, видео или же аудио. Каждый </w:t>
+      </w:r>
+      <w:r>
+        <w:rPr>
+          <w:rFonts w:eastAsia="TImes New Roman" w:ascii="TImes New Roman" w:hAnsi="TImes New Roman"/>
+          <w:sz w:val="24"/>
+          <w:szCs w:val="24"/>
+          <w:lang w:val="en-US" w:eastAsia="ja-JP"/>
+        </w:rPr>
+        <w:t>ContentBlock</w:t>
+      </w:r>
+      <w:r>
+        <w:rPr>
+          <w:rFonts w:eastAsia="TImes New Roman" w:ascii="TImes New Roman" w:hAnsi="TImes New Roman"/>
+          <w:sz w:val="24"/>
+          <w:szCs w:val="24"/>
+          <w:lang w:eastAsia="ja-JP"/>
+        </w:rPr>
+        <w:t xml:space="preserve"> можно схватить и начать перемещать внутри </w:t>
+      </w:r>
+      <w:r>
+        <w:rPr>
+          <w:rFonts w:eastAsia="TImes New Roman" w:ascii="TImes New Roman" w:hAnsi="TImes New Roman"/>
+          <w:sz w:val="24"/>
+          <w:szCs w:val="24"/>
+          <w:lang w:val="en-US" w:eastAsia="ja-JP"/>
+        </w:rPr>
+        <w:t>ContentList</w:t>
+      </w:r>
+      <w:r>
+        <w:rPr>
+          <w:rFonts w:eastAsia="TImes New Roman" w:ascii="TImes New Roman" w:hAnsi="TImes New Roman"/>
+          <w:sz w:val="24"/>
+          <w:szCs w:val="24"/>
+          <w:lang w:eastAsia="ja-JP"/>
+        </w:rPr>
+        <w:t xml:space="preserve">. При успешном изменений порядка файлов, такой же новый порядок будет установлен в данных улики в </w:t>
+      </w:r>
+      <w:r>
+        <w:rPr>
+          <w:rFonts w:eastAsia="TImes New Roman" w:ascii="TImes New Roman" w:hAnsi="TImes New Roman"/>
+          <w:sz w:val="24"/>
+          <w:szCs w:val="24"/>
+          <w:lang w:val="en-US" w:eastAsia="ja-JP"/>
+        </w:rPr>
+        <w:t>Redux</w:t>
+      </w:r>
+      <w:r>
+        <w:rPr>
+          <w:rFonts w:eastAsia="TImes New Roman" w:ascii="TImes New Roman" w:hAnsi="TImes New Roman"/>
+          <w:sz w:val="24"/>
+          <w:szCs w:val="24"/>
+          <w:lang w:eastAsia="ja-JP"/>
+        </w:rPr>
+        <w:t>. Ниже предоставлен пример того, как выглядит работающее дело с уликами:</w:t>
+      </w:r>
+    </w:p>
+    <w:p>
+      <w:pPr>
+        <w:pStyle w:val="ListParagraph"/>
+        <w:ind w:firstLine="720" w:left="0"/>
+        <w:jc w:val="both"/>
+        <w:rPr>
+          <w:rFonts w:ascii="TImes New Roman" w:hAnsi="TImes New Roman" w:eastAsia="TImes New Roman"/>
+          <w:sz w:val="24"/>
+          <w:szCs w:val="24"/>
+        </w:rPr>
+      </w:pPr>
+      <w:r>
+        <w:rPr/>
+      </w:r>
+    </w:p>
+    <w:p>
+      <w:pPr>
+        <w:pStyle w:val="ListParagraph"/>
+        <w:ind w:firstLine="720" w:left="0"/>
+        <w:jc w:val="both"/>
+        <w:rPr>
+          <w:rFonts w:eastAsia="" w:eastAsiaTheme="minorEastAsia"/>
+          <w:lang w:eastAsia="ja-JP"/>
+        </w:rPr>
+      </w:pPr>
+      <w:r>
+        <w:rPr>
+          <w:rFonts w:eastAsia="" w:eastAsiaTheme="minorEastAsia"/>
+          <w:lang w:eastAsia="ja-JP"/>
         </w:rPr>
       </w:r>
     </w:p>
@@ -15079,11 +15262,7 @@
         </w:rPr>
       </w:pPr>
       <w:r>
-        <w:rPr>
-          <w:rFonts w:eastAsia="TImes New Roman" w:ascii="TImes New Roman" w:hAnsi="TImes New Roman"/>
-          <w:sz w:val="24"/>
-          <w:szCs w:val="24"/>
-        </w:rPr>
+        <w:rPr/>
         <w:drawing>
           <wp:inline distT="0" distB="0" distL="0" distR="0">
             <wp:extent cx="4249420" cy="4472940"/>
@@ -15140,25 +15319,7 @@
           <w:szCs w:val="24"/>
           <w:lang w:eastAsia="ja-JP"/>
         </w:rPr>
-        <w:t xml:space="preserve">Рисунок </w:t>
-      </w:r>
-      <w:r>
-        <w:rPr>
-          <w:rFonts w:eastAsia="TImes New Roman" w:ascii="TImes New Roman" w:hAnsi="TImes New Roman"/>
-          <w:sz w:val="24"/>
-          <w:szCs w:val="24"/>
-          <w:lang w:eastAsia="ja-JP"/>
-        </w:rPr>
-        <w:t>20</w:t>
-      </w:r>
-      <w:r>
-        <w:rPr>
-          <w:rFonts w:eastAsia="TImes New Roman" w:ascii="TImes New Roman" w:hAnsi="TImes New Roman"/>
-          <w:sz w:val="24"/>
-          <w:szCs w:val="24"/>
-          <w:lang w:eastAsia="ja-JP"/>
-        </w:rPr>
-        <w:t xml:space="preserve"> – Внешний вид дела</w:t>
+        <w:t>Рисунок 20 – Внешний вид дела</w:t>
       </w:r>
     </w:p>
     <w:p>
@@ -15179,16 +15340,49 @@
           <w:szCs w:val="24"/>
           <w:lang w:val="en-US" w:eastAsia="ja-JP"/>
         </w:rPr>
-        <w:t xml:space="preserve">Примечание – </w:t>
-      </w:r>
-      <w:r>
-        <w:rPr>
-          <w:rFonts w:eastAsia="TImes New Roman" w:ascii="TImes New Roman" w:hAnsi="TImes New Roman"/>
-          <w:sz w:val="24"/>
-          <w:szCs w:val="24"/>
-          <w:lang w:val="en-US" w:eastAsia="ja-JP"/>
-        </w:rPr>
-        <w:t>Было составлено автором на основании проведенного иследования</w:t>
+        <w:t>Примечание – Было составлено автором на основании проведенного иследования</w:t>
+      </w:r>
+    </w:p>
+    <w:p>
+      <w:pPr>
+        <w:pStyle w:val="ListParagraph"/>
+        <w:ind w:firstLine="720" w:left="0"/>
+        <w:jc w:val="center"/>
+        <w:rPr>
+          <w:rFonts w:ascii="TImes New Roman" w:hAnsi="TImes New Roman" w:eastAsia="TImes New Roman"/>
+          <w:sz w:val="24"/>
+          <w:szCs w:val="24"/>
+          <w:lang w:eastAsia="ja-JP"/>
+        </w:rPr>
+      </w:pPr>
+      <w:r>
+        <w:rPr>
+          <w:rFonts w:eastAsia="TImes New Roman" w:ascii="TImes New Roman" w:hAnsi="TImes New Roman"/>
+          <w:sz w:val="24"/>
+          <w:szCs w:val="24"/>
+          <w:lang w:eastAsia="ja-JP"/>
+        </w:rPr>
+      </w:r>
+    </w:p>
+    <w:p>
+      <w:pPr>
+        <w:pStyle w:val="ListParagraph"/>
+        <w:ind w:firstLine="720" w:left="0"/>
+        <w:jc w:val="center"/>
+        <w:rPr>
+          <w:rFonts w:ascii="TImes New Roman" w:hAnsi="TImes New Roman" w:eastAsia="TImes New Roman"/>
+          <w:sz w:val="24"/>
+          <w:szCs w:val="24"/>
+          <w:lang w:eastAsia="ja-JP"/>
+        </w:rPr>
+      </w:pPr>
+      <w:r>
+        <w:rPr>
+          <w:rFonts w:eastAsia="TImes New Roman" w:ascii="TImes New Roman" w:hAnsi="TImes New Roman"/>
+          <w:sz w:val="24"/>
+          <w:szCs w:val="24"/>
+          <w:lang w:eastAsia="ja-JP"/>
+        </w:rPr>
       </w:r>
     </w:p>
     <w:p>
@@ -15507,6 +15701,18 @@
     </w:p>
     <w:p>
       <w:pPr>
+        <w:pStyle w:val="BodyText"/>
+        <w:jc w:val="both"/>
+        <w:rPr>
+          <w:rFonts w:ascii="TImes New Roman" w:hAnsi="TImes New Roman" w:eastAsia="TImes New Roman"/>
+        </w:rPr>
+      </w:pPr>
+      <w:r>
+        <w:rPr/>
+      </w:r>
+    </w:p>
+    <w:p>
+      <w:pPr>
         <w:pStyle w:val="Index"/>
         <w:ind w:firstLine="714"/>
         <w:jc w:val="both"/>
@@ -15538,14 +15744,10 @@
         </w:rPr>
       </w:pPr>
       <w:r>
-        <w:rPr>
-          <w:rFonts w:eastAsia="TImes New Roman" w:ascii="TImes New Roman" w:hAnsi="TImes New Roman"/>
-          <w:sz w:val="24"/>
-          <w:szCs w:val="24"/>
-        </w:rPr>
+        <w:rPr/>
         <w:drawing>
           <wp:inline distT="0" distB="0" distL="0" distR="0">
-            <wp:extent cx="3640455" cy="3107690"/>
+            <wp:extent cx="3071495" cy="2621915"/>
             <wp:effectExtent l="0" t="0" r="0" b="0"/>
             <wp:docPr id="21" name="Image20" descr=""/>
             <wp:cNvGraphicFramePr>
@@ -15569,7 +15771,7 @@
                   <pic:spPr bwMode="auto">
                     <a:xfrm>
                       <a:off x="0" y="0"/>
-                      <a:ext cx="3640455" cy="3107690"/>
+                      <a:ext cx="3071495" cy="2621915"/>
                     </a:xfrm>
                     <a:prstGeom prst="rect">
                       <a:avLst/>
@@ -15600,25 +15802,7 @@
           <w:szCs w:val="24"/>
           <w:lang w:eastAsia="ja-JP"/>
         </w:rPr>
-        <w:t>Рисунок 2</w:t>
-      </w:r>
-      <w:r>
-        <w:rPr>
-          <w:rFonts w:eastAsia="TImes New Roman" w:ascii="TImes New Roman" w:hAnsi="TImes New Roman"/>
-          <w:sz w:val="24"/>
-          <w:szCs w:val="24"/>
-          <w:lang w:eastAsia="ja-JP"/>
-        </w:rPr>
-        <w:t>1</w:t>
-      </w:r>
-      <w:r>
-        <w:rPr>
-          <w:rFonts w:eastAsia="TImes New Roman" w:ascii="TImes New Roman" w:hAnsi="TImes New Roman"/>
-          <w:sz w:val="24"/>
-          <w:szCs w:val="24"/>
-          <w:lang w:eastAsia="ja-JP"/>
-        </w:rPr>
-        <w:t xml:space="preserve"> – Использование onAuthStateChanged для настройки контекста</w:t>
+        <w:t>Рисунок 21 – Использование onAuthStateChanged для настройки контекста</w:t>
       </w:r>
     </w:p>
     <w:p>
@@ -15639,16 +15823,22 @@
           <w:szCs w:val="24"/>
           <w:lang w:val="en-US" w:eastAsia="ja-JP"/>
         </w:rPr>
-        <w:t xml:space="preserve">Примечание – </w:t>
-      </w:r>
-      <w:r>
-        <w:rPr>
-          <w:rFonts w:eastAsia="TImes New Roman" w:ascii="TImes New Roman" w:hAnsi="TImes New Roman"/>
-          <w:sz w:val="24"/>
-          <w:szCs w:val="24"/>
-          <w:lang w:val="en-US" w:eastAsia="ja-JP"/>
-        </w:rPr>
-        <w:t>Было составлено автором на основании проведенного иследования</w:t>
+        <w:t>Примечание – Было составлено автором на основании проведенного иследования</w:t>
+      </w:r>
+    </w:p>
+    <w:p>
+      <w:pPr>
+        <w:pStyle w:val="Normal"/>
+        <w:widowControl/>
+        <w:jc w:val="center"/>
+        <w:rPr>
+          <w:rFonts w:ascii="TImes New Roman" w:hAnsi="TImes New Roman" w:eastAsia="TImes New Roman"/>
+          <w:sz w:val="24"/>
+          <w:szCs w:val="24"/>
+        </w:rPr>
+      </w:pPr>
+      <w:r>
+        <w:rPr/>
       </w:r>
     </w:p>
     <w:p>
@@ -15906,6 +16096,20 @@
     <w:p>
       <w:pPr>
         <w:pStyle w:val="BodyText"/>
+        <w:jc w:val="both"/>
+        <w:rPr>
+          <w:rFonts w:ascii="TImes New Roman" w:hAnsi="TImes New Roman" w:eastAsia="TImes New Roman"/>
+        </w:rPr>
+      </w:pPr>
+      <w:r>
+        <w:rPr>
+          <w:rFonts w:eastAsia="TImes New Roman" w:ascii="TImes New Roman" w:hAnsi="TImes New Roman"/>
+        </w:rPr>
+      </w:r>
+    </w:p>
+    <w:p>
+      <w:pPr>
+        <w:pStyle w:val="BodyText"/>
         <w:jc w:val="center"/>
         <w:rPr>
           <w:rFonts w:ascii="TImes New Roman" w:hAnsi="TImes New Roman" w:eastAsia="TImes New Roman"/>
@@ -15921,7 +16125,7 @@
             <wp:positionV relativeFrom="paragraph">
               <wp:posOffset>635</wp:posOffset>
             </wp:positionV>
-            <wp:extent cx="4117340" cy="3721100"/>
+            <wp:extent cx="3776980" cy="3413760"/>
             <wp:effectExtent l="0" t="0" r="0" b="0"/>
             <wp:wrapTopAndBottom/>
             <wp:docPr id="22" name="Image26" descr=""/>
@@ -15946,7 +16150,7 @@
                   <pic:spPr bwMode="auto">
                     <a:xfrm>
                       <a:off x="0" y="0"/>
-                      <a:ext cx="4117340" cy="3721100"/>
+                      <a:ext cx="3776980" cy="3413760"/>
                     </a:xfrm>
                     <a:prstGeom prst="rect">
                       <a:avLst/>
@@ -15962,19 +16166,7 @@
         <w:rPr>
           <w:rFonts w:eastAsia="TImes New Roman" w:ascii="TImes New Roman" w:hAnsi="TImes New Roman"/>
         </w:rPr>
-        <w:t>Рисунок 2</w:t>
-      </w:r>
-      <w:r>
-        <w:rPr>
-          <w:rFonts w:eastAsia="TImes New Roman" w:ascii="TImes New Roman" w:hAnsi="TImes New Roman"/>
-        </w:rPr>
-        <w:t>2</w:t>
-      </w:r>
-      <w:r>
-        <w:rPr>
-          <w:rFonts w:eastAsia="TImes New Roman" w:ascii="TImes New Roman" w:hAnsi="TImes New Roman"/>
-        </w:rPr>
-        <w:t xml:space="preserve"> - Компонент SubscribeFirestore</w:t>
+        <w:t>Рисунок 22 - Компонент SubscribeFirestore</w:t>
       </w:r>
     </w:p>
     <w:p>
@@ -15995,16 +16187,22 @@
           <w:szCs w:val="24"/>
           <w:lang w:val="en-US" w:eastAsia="ja-JP"/>
         </w:rPr>
-        <w:t xml:space="preserve">Примечание – </w:t>
-      </w:r>
-      <w:r>
-        <w:rPr>
-          <w:rFonts w:eastAsia="TImes New Roman" w:ascii="TImes New Roman" w:hAnsi="TImes New Roman"/>
-          <w:sz w:val="24"/>
-          <w:szCs w:val="24"/>
-          <w:lang w:val="en-US" w:eastAsia="ja-JP"/>
-        </w:rPr>
-        <w:t>Было составлено автором на основании проведенного иследования</w:t>
+        <w:t>Примечание – Было составлено автором на основании проведенного иследования</w:t>
+      </w:r>
+    </w:p>
+    <w:p>
+      <w:pPr>
+        <w:pStyle w:val="Normal"/>
+        <w:widowControl/>
+        <w:jc w:val="center"/>
+        <w:rPr>
+          <w:rFonts w:ascii="TImes New Roman" w:hAnsi="TImes New Roman" w:eastAsia="TImes New Roman"/>
+          <w:sz w:val="24"/>
+          <w:szCs w:val="24"/>
+        </w:rPr>
+      </w:pPr>
+      <w:r>
+        <w:rPr/>
       </w:r>
     </w:p>
     <w:p>
@@ -16082,24 +16280,30 @@
       </w:pPr>
       <w:r>
         <w:rPr>
-          <w:rFonts w:eastAsia="TImes New Roman" w:ascii="TImes New Roman" w:hAnsi="TImes New Roman"/>
-        </w:rPr>
-      </w:r>
-    </w:p>
-    <w:p>
-      <w:pPr>
-        <w:pStyle w:val="BodyText"/>
-        <w:jc w:val="both"/>
-        <w:rPr>
           <w:b/>
           <w:bCs/>
           <w:sz w:val="24"/>
           <w:szCs w:val="24"/>
         </w:rPr>
-      </w:pPr>
-      <w:r>
-        <w:rPr>
-          <w:rFonts w:eastAsia="TImes New Roman" w:ascii="TImes New Roman" w:hAnsi="TImes New Roman"/>
+      </w:r>
+    </w:p>
+    <w:p>
+      <w:pPr>
+        <w:pStyle w:val="BodyText"/>
+        <w:jc w:val="both"/>
+        <w:rPr>
+          <w:b/>
+          <w:bCs/>
+          <w:sz w:val="24"/>
+          <w:szCs w:val="24"/>
+        </w:rPr>
+      </w:pPr>
+      <w:r>
+        <w:rPr>
+          <w:b/>
+          <w:bCs/>
+          <w:sz w:val="24"/>
+          <w:szCs w:val="24"/>
         </w:rPr>
       </w:r>
     </w:p>
@@ -16178,6 +16382,17 @@
         </w:rPr>
         <w:tab/>
         <w:t>Весь дизайн был выполнен в детективной тематике, что определило выбор цветовой палитры и визуальных акцентов. Основной упор сделан на контраст между глубоким тёмным фоном и приглушёнными тёплыми оттенками. Задний фон сайта представлен цветом (#121417), создающим ощущение «тёмной доски расследования», основной текст выполнен в цвете (#E6E6E6), обеспечивающем хорошую читаемость. Все ключевые элементы интерфейса оформлены в виде карточек с цветом (#c2a35d), который ассоциируется с бумагой или уликами, при этом дополнительный контраст создаётся за счёт цвета (#D6CBB8), а текст внутри таких блоков оформлен цветом (#5A5146) для сохранения визуального баланса. Ниже показан пример того, как  выглядит конечный вид главной страницы:</w:t>
+      </w:r>
+    </w:p>
+    <w:p>
+      <w:pPr>
+        <w:pStyle w:val="BodyText"/>
+        <w:rPr>
+          <w:rFonts w:ascii="TImes New Roman" w:hAnsi="TImes New Roman" w:eastAsia="TImes New Roman"/>
+        </w:rPr>
+      </w:pPr>
+      <w:r>
+        <w:rPr/>
       </w:r>
     </w:p>
     <w:p>
@@ -16212,7 +16427,7 @@
             <wp:positionV relativeFrom="paragraph">
               <wp:posOffset>635</wp:posOffset>
             </wp:positionV>
-            <wp:extent cx="5744210" cy="2154555"/>
+            <wp:extent cx="5205095" cy="1952625"/>
             <wp:effectExtent l="0" t="0" r="0" b="0"/>
             <wp:wrapSquare wrapText="largest"/>
             <wp:docPr id="23" name="Image1" descr=""/>
@@ -16237,7 +16452,7 @@
                   <pic:spPr bwMode="auto">
                     <a:xfrm>
                       <a:off x="0" y="0"/>
-                      <a:ext cx="5744210" cy="2154555"/>
+                      <a:ext cx="5205095" cy="1952625"/>
                     </a:xfrm>
                     <a:prstGeom prst="rect">
                       <a:avLst/>
@@ -16253,25 +16468,7 @@
         <w:rPr>
           <w:rFonts w:eastAsia="TImes New Roman" w:ascii="TImes New Roman" w:hAnsi="TImes New Roman"/>
         </w:rPr>
-        <w:t xml:space="preserve">Рисунок </w:t>
-      </w:r>
-      <w:r>
-        <w:rPr>
-          <w:rFonts w:eastAsia="TImes New Roman" w:ascii="TImes New Roman" w:hAnsi="TImes New Roman"/>
-        </w:rPr>
-        <w:t>2</w:t>
-      </w:r>
-      <w:r>
-        <w:rPr>
-          <w:rFonts w:eastAsia="TImes New Roman" w:ascii="TImes New Roman" w:hAnsi="TImes New Roman"/>
-        </w:rPr>
-        <w:t>3</w:t>
-      </w:r>
-      <w:r>
-        <w:rPr>
-          <w:rFonts w:eastAsia="TImes New Roman" w:ascii="TImes New Roman" w:hAnsi="TImes New Roman"/>
-        </w:rPr>
-        <w:t xml:space="preserve"> - Конечный внешний вид главной страницы.</w:t>
+        <w:t>Рисунок 23 - Конечный внешний вид главной страницы.</w:t>
       </w:r>
     </w:p>
     <w:p>
@@ -16295,16 +16492,21 @@
           <w:szCs w:val="24"/>
           <w:lang w:val="en-US" w:eastAsia="ja-JP"/>
         </w:rPr>
-        <w:t xml:space="preserve">Примечание – </w:t>
-      </w:r>
-      <w:r>
-        <w:rPr>
-          <w:rFonts w:eastAsia="TImes New Roman" w:ascii="TImes New Roman" w:hAnsi="TImes New Roman"/>
-          <w:sz w:val="24"/>
-          <w:szCs w:val="24"/>
-          <w:lang w:val="en-US" w:eastAsia="ja-JP"/>
-        </w:rPr>
-        <w:t>Было составлено автором на основании проведенного иследования</w:t>
+        <w:t>Примечание – Было составлено автором на основании проведенного иследования</w:t>
+      </w:r>
+    </w:p>
+    <w:p>
+      <w:pPr>
+        <w:pStyle w:val="BodyText"/>
+        <w:jc w:val="center"/>
+        <w:rPr>
+          <w:rFonts w:ascii="TImes New Roman" w:hAnsi="TImes New Roman" w:eastAsia="TImes New Roman"/>
+        </w:rPr>
+      </w:pPr>
+      <w:r>
+        <w:rPr>
+          <w:rFonts w:eastAsia="TImes New Roman" w:ascii="TImes New Roman" w:hAnsi="TImes New Roman"/>
+        </w:rPr>
       </w:r>
     </w:p>
     <w:p>
@@ -16347,11 +16549,8 @@
           <w:tab w:val="clear" w:pos="720"/>
           <w:tab w:val="left" w:pos="0" w:leader="none"/>
         </w:tabs>
-        <w:ind w:hanging="283" w:left="709"/>
-        <w:jc w:val="both"/>
-        <w:rPr>
-          <w:rFonts w:ascii="TImes New Roman" w:hAnsi="TImes New Roman" w:eastAsia="TImes New Roman"/>
-        </w:rPr>
+        <w:jc w:val="both"/>
+        <w:rPr/>
       </w:pPr>
       <w:r>
         <w:rPr>
@@ -16371,11 +16570,8 @@
           <w:tab w:val="clear" w:pos="720"/>
           <w:tab w:val="left" w:pos="0" w:leader="none"/>
         </w:tabs>
-        <w:ind w:hanging="283" w:left="709"/>
-        <w:jc w:val="both"/>
-        <w:rPr>
-          <w:rFonts w:ascii="TImes New Roman" w:hAnsi="TImes New Roman" w:eastAsia="TImes New Roman"/>
-        </w:rPr>
+        <w:jc w:val="both"/>
+        <w:rPr/>
       </w:pPr>
       <w:r>
         <w:rPr>
@@ -16395,11 +16591,8 @@
           <w:tab w:val="clear" w:pos="720"/>
           <w:tab w:val="left" w:pos="0" w:leader="none"/>
         </w:tabs>
-        <w:ind w:hanging="283" w:left="709"/>
-        <w:jc w:val="both"/>
-        <w:rPr>
-          <w:rFonts w:ascii="TImes New Roman" w:hAnsi="TImes New Roman" w:eastAsia="TImes New Roman"/>
-        </w:rPr>
+        <w:jc w:val="both"/>
+        <w:rPr/>
       </w:pPr>
       <w:r>
         <w:rPr>
@@ -16419,11 +16612,8 @@
           <w:tab w:val="clear" w:pos="720"/>
           <w:tab w:val="left" w:pos="0" w:leader="none"/>
         </w:tabs>
-        <w:ind w:hanging="283" w:left="709"/>
-        <w:jc w:val="both"/>
-        <w:rPr>
-          <w:rFonts w:ascii="TImes New Roman" w:hAnsi="TImes New Roman" w:eastAsia="TImes New Roman"/>
-        </w:rPr>
+        <w:jc w:val="both"/>
+        <w:rPr/>
       </w:pPr>
       <w:r>
         <w:rPr>
@@ -16443,11 +16633,8 @@
           <w:tab w:val="clear" w:pos="720"/>
           <w:tab w:val="left" w:pos="0" w:leader="none"/>
         </w:tabs>
-        <w:ind w:hanging="283" w:left="709"/>
-        <w:jc w:val="both"/>
-        <w:rPr>
-          <w:rFonts w:ascii="TImes New Roman" w:hAnsi="TImes New Roman" w:eastAsia="TImes New Roman"/>
-        </w:rPr>
+        <w:jc w:val="both"/>
+        <w:rPr/>
       </w:pPr>
       <w:r>
         <w:rPr>
@@ -16467,7 +16654,6 @@
           <w:tab w:val="clear" w:pos="720"/>
           <w:tab w:val="left" w:pos="0" w:leader="none"/>
         </w:tabs>
-        <w:ind w:hanging="283" w:left="709"/>
         <w:jc w:val="both"/>
         <w:rPr>
           <w:rFonts w:ascii="TImes New Roman" w:hAnsi="TImes New Roman" w:eastAsia="TImes New Roman"/>
@@ -16556,30 +16742,19 @@
         </w:rPr>
       </w:pPr>
       <w:r>
-        <w:rPr>
-          <w:rFonts w:eastAsia="TImes New Roman" w:ascii="TImes New Roman" w:hAnsi="TImes New Roman"/>
-        </w:rPr>
-        <w:tab/>
-        <w:t>Ниже, а также в примечании (см. Прим. 2, 3, 4, 5), предоставлены wireframe макеты сайта:</w:t>
-      </w:r>
-    </w:p>
-    <w:p>
-      <w:pPr>
-        <w:pStyle w:val="Normal"/>
-        <w:widowControl/>
-        <w:spacing w:before="0" w:after="0"/>
-        <w:jc w:val="both"/>
-        <w:rPr>
-          <w:rFonts w:eastAsiaTheme="minorEastAsia"/>
-          <w:lang w:eastAsia="ja-JP"/>
-        </w:rPr>
-      </w:pPr>
-      <w:r>
-        <w:rPr>
-          <w:rFonts w:eastAsia="TImes New Roman" w:ascii="TImes New Roman" w:hAnsi="TImes New Roman"/>
-          <w:sz w:val="24"/>
-          <w:szCs w:val="24"/>
-        </w:rPr>
+        <w:rPr/>
+      </w:r>
+    </w:p>
+    <w:p>
+      <w:pPr>
+        <w:pStyle w:val="BodyText"/>
+        <w:jc w:val="both"/>
+        <w:rPr>
+          <w:rFonts w:ascii="TImes New Roman" w:hAnsi="TImes New Roman" w:eastAsia="TImes New Roman"/>
+        </w:rPr>
+      </w:pPr>
+      <w:r>
+        <w:rPr/>
       </w:r>
     </w:p>
     <w:p>
@@ -16594,14 +16769,10 @@
         </w:rPr>
       </w:pPr>
       <w:r>
-        <w:rPr>
-          <w:rFonts w:eastAsia="TImes New Roman" w:ascii="TImes New Roman" w:hAnsi="TImes New Roman"/>
-          <w:sz w:val="24"/>
-          <w:szCs w:val="24"/>
-        </w:rPr>
+        <w:rPr/>
         <w:drawing>
           <wp:inline distT="0" distB="0" distL="0" distR="0">
-            <wp:extent cx="4919345" cy="3963670"/>
+            <wp:extent cx="3627755" cy="2923540"/>
             <wp:effectExtent l="0" t="0" r="0" b="0"/>
             <wp:docPr id="24" name="Image21" descr=""/>
             <wp:cNvGraphicFramePr>
@@ -16625,7 +16796,7 @@
                   <pic:spPr bwMode="auto">
                     <a:xfrm>
                       <a:off x="0" y="0"/>
-                      <a:ext cx="4919345" cy="3963670"/>
+                      <a:ext cx="3627755" cy="2923540"/>
                     </a:xfrm>
                     <a:prstGeom prst="rect">
                       <a:avLst/>
@@ -16656,25 +16827,7 @@
           <w:szCs w:val="24"/>
           <w:lang w:eastAsia="ja-JP"/>
         </w:rPr>
-        <w:t>Рисунок 2</w:t>
-      </w:r>
-      <w:r>
-        <w:rPr>
-          <w:rFonts w:eastAsia="TImes New Roman" w:ascii="TImes New Roman" w:hAnsi="TImes New Roman"/>
-          <w:sz w:val="24"/>
-          <w:szCs w:val="24"/>
-          <w:lang w:eastAsia="ja-JP"/>
-        </w:rPr>
-        <w:t>4</w:t>
-      </w:r>
-      <w:r>
-        <w:rPr>
-          <w:rFonts w:eastAsia="TImes New Roman" w:ascii="TImes New Roman" w:hAnsi="TImes New Roman"/>
-          <w:sz w:val="24"/>
-          <w:szCs w:val="24"/>
-          <w:lang w:eastAsia="ja-JP"/>
-        </w:rPr>
-        <w:t xml:space="preserve"> – </w:t>
+        <w:t xml:space="preserve">Рисунок 24 – </w:t>
       </w:r>
       <w:r>
         <w:rPr>
@@ -16714,34 +16867,7 @@
           <w:szCs w:val="24"/>
           <w:lang w:val="en-US" w:eastAsia="ja-JP"/>
         </w:rPr>
-        <w:t xml:space="preserve">Примечание – </w:t>
-      </w:r>
-      <w:r>
-        <w:rPr>
-          <w:rFonts w:eastAsia="TImes New Roman" w:ascii="TImes New Roman" w:hAnsi="TImes New Roman"/>
-          <w:sz w:val="24"/>
-          <w:szCs w:val="24"/>
-          <w:lang w:val="en-US" w:eastAsia="ja-JP"/>
-        </w:rPr>
-        <w:t>Было составлено на основании внешних источников[</w:t>
-      </w:r>
-      <w:r>
-        <w:rPr>
-          <w:rFonts w:eastAsia="TImes New Roman" w:ascii="TImes New Roman" w:hAnsi="TImes New Roman"/>
-          <w:sz w:val="24"/>
-          <w:szCs w:val="24"/>
-          <w:lang w:val="en-US" w:eastAsia="ja-JP"/>
-        </w:rPr>
-        <w:t>3</w:t>
-      </w:r>
-      <w:r>
-        <w:rPr>
-          <w:rFonts w:eastAsia="TImes New Roman" w:ascii="TImes New Roman" w:hAnsi="TImes New Roman"/>
-          <w:sz w:val="24"/>
-          <w:szCs w:val="24"/>
-          <w:lang w:val="en-US" w:eastAsia="ja-JP"/>
-        </w:rPr>
-        <w:t>]</w:t>
+        <w:t>Примечание – Было составлено на основании внешних источников[3]</w:t>
       </w:r>
       <w:r>
         <w:br w:type="page"/>
@@ -16768,7 +16894,7 @@
           <w:sz w:val="24"/>
           <w:szCs w:val="24"/>
         </w:rPr>
-        <w:t>4 ЗАКЛЮЧЕНИЕ</w:t>
+        <w:t>ЗАКЛЮЧЕНИЕ</w:t>
       </w:r>
     </w:p>
     <w:p>
@@ -17800,6 +17926,7 @@
       <w:pPr>
         <w:pStyle w:val="Normal"/>
         <w:widowControl/>
+        <w:spacing w:before="0" w:after="0"/>
         <w:jc w:val="center"/>
         <w:rPr>
           <w:rFonts w:ascii="TImes New Roman" w:hAnsi="TImes New Roman" w:eastAsia="TImes New Roman"/>
@@ -17824,59 +17951,292 @@
       <w:pPr>
         <w:pStyle w:val="Normal"/>
         <w:widowControl/>
-        <w:jc w:val="both"/>
+        <w:spacing w:before="0" w:after="0"/>
+        <w:jc w:val="center"/>
+        <w:rPr>
+          <w:rFonts w:ascii="TImes New Roman" w:hAnsi="TImes New Roman" w:eastAsia="TImes New Roman"/>
+          <w:b/>
+          <w:bCs/>
+          <w:sz w:val="24"/>
+          <w:szCs w:val="24"/>
+        </w:rPr>
+      </w:pPr>
+      <w:r>
         <w:rPr/>
-      </w:pPr>
-      <w:r>
-        <w:rPr>
-          <w:rFonts w:eastAsia="TImes New Roman" w:ascii="TImes New Roman" w:hAnsi="TImes New Roman"/>
+      </w:r>
+    </w:p>
+    <w:p>
+      <w:pPr>
+        <w:pStyle w:val="BodyText"/>
+        <w:numPr>
+          <w:ilvl w:val="0"/>
+          <w:numId w:val="9"/>
+        </w:numPr>
+        <w:tabs>
+          <w:tab w:val="clear" w:pos="720"/>
+          <w:tab w:val="left" w:pos="0" w:leader="none"/>
+        </w:tabs>
+        <w:ind w:hanging="283" w:left="709"/>
+        <w:rPr/>
+      </w:pPr>
+      <w:r>
+        <w:rPr>
           <w:b w:val="false"/>
           <w:bCs w:val="false"/>
-          <w:sz w:val="24"/>
-          <w:szCs w:val="24"/>
-        </w:rPr>
-        <w:t xml:space="preserve">1. </w:t>
+        </w:rPr>
+        <w:t>draw.io</w:t>
+      </w:r>
+      <w:r>
+        <w:rPr/>
+        <w:t xml:space="preserve"> — онлайн-инструмент для построения диаграмм и схем. Режим доступа: </w:t>
+      </w:r>
+      <w:hyperlink r:id="rId29">
+        <w:r>
+          <w:rPr>
+            <w:rStyle w:val="Hyperlink"/>
+          </w:rPr>
+          <w:t>https://www.drawio.com/</w:t>
+        </w:r>
+      </w:hyperlink>
+    </w:p>
+    <w:p>
+      <w:pPr>
+        <w:pStyle w:val="BodyText"/>
+        <w:numPr>
+          <w:ilvl w:val="0"/>
+          <w:numId w:val="9"/>
+        </w:numPr>
+        <w:tabs>
+          <w:tab w:val="clear" w:pos="720"/>
+          <w:tab w:val="left" w:pos="0" w:leader="none"/>
+        </w:tabs>
+        <w:ind w:hanging="283" w:left="709"/>
+        <w:rPr/>
+      </w:pPr>
+      <w:r>
+        <w:rPr/>
+        <w:t xml:space="preserve">Figma — инструмент для проектирования интерфейсов и создания макетов. Режим доступа: </w:t>
       </w:r>
       <w:hyperlink r:id="rId30">
         <w:r>
           <w:rPr>
             <w:rStyle w:val="Hyperlink"/>
-            <w:rFonts w:eastAsia="TImes New Roman" w:ascii="TImes New Roman" w:hAnsi="TImes New Roman"/>
-            <w:b w:val="false"/>
-            <w:bCs w:val="false"/>
-            <w:sz w:val="24"/>
-            <w:szCs w:val="24"/>
           </w:rPr>
-          <w:t>https://www.drawio.com/</w:t>
+          <w:t>https://www.figma.com/</w:t>
         </w:r>
       </w:hyperlink>
     </w:p>
     <w:p>
       <w:pPr>
-        <w:pStyle w:val="Normal"/>
-        <w:widowControl/>
-        <w:jc w:val="both"/>
+        <w:pStyle w:val="BodyText"/>
+        <w:numPr>
+          <w:ilvl w:val="0"/>
+          <w:numId w:val="9"/>
+        </w:numPr>
+        <w:tabs>
+          <w:tab w:val="clear" w:pos="720"/>
+          <w:tab w:val="left" w:pos="0" w:leader="none"/>
+        </w:tabs>
+        <w:ind w:hanging="283" w:left="709"/>
         <w:rPr/>
       </w:pPr>
       <w:r>
-        <w:rPr>
-          <w:rFonts w:eastAsia="TImes New Roman" w:ascii="TImes New Roman" w:hAnsi="TImes New Roman"/>
-          <w:b w:val="false"/>
-          <w:bCs w:val="false"/>
-          <w:sz w:val="24"/>
-          <w:szCs w:val="24"/>
-        </w:rPr>
-        <w:t xml:space="preserve">2. </w:t>
+        <w:rPr/>
+        <w:t xml:space="preserve">React — официальная документация и обучающие материалы. Режим доступа: </w:t>
+      </w:r>
+      <w:hyperlink r:id="rId31">
+        <w:r>
+          <w:rPr>
+            <w:rStyle w:val="Hyperlink"/>
+          </w:rPr>
+          <w:t>https://react.dev/learn</w:t>
+        </w:r>
+      </w:hyperlink>
+    </w:p>
+    <w:p>
+      <w:pPr>
+        <w:pStyle w:val="BodyText"/>
+        <w:numPr>
+          <w:ilvl w:val="0"/>
+          <w:numId w:val="9"/>
+        </w:numPr>
+        <w:tabs>
+          <w:tab w:val="clear" w:pos="720"/>
+          <w:tab w:val="left" w:pos="0" w:leader="none"/>
+        </w:tabs>
+        <w:ind w:hanging="283" w:left="709"/>
+        <w:rPr/>
+      </w:pPr>
+      <w:r>
+        <w:rPr/>
+        <w:t xml:space="preserve">React DOM — работа с DOM в React-приложениях. Режим доступа: </w:t>
       </w:r>
       <w:hyperlink r:id="rId32">
         <w:r>
           <w:rPr>
             <w:rStyle w:val="Hyperlink"/>
-            <w:rFonts w:eastAsia="TImes New Roman" w:ascii="TImes New Roman" w:hAnsi="TImes New Roman"/>
-            <w:b w:val="false"/>
-            <w:bCs w:val="false"/>
-            <w:sz w:val="24"/>
-            <w:szCs w:val="24"/>
+          </w:rPr>
+          <w:t>https://react.dev/reference/react-dom</w:t>
+        </w:r>
+      </w:hyperlink>
+    </w:p>
+    <w:p>
+      <w:pPr>
+        <w:pStyle w:val="BodyText"/>
+        <w:numPr>
+          <w:ilvl w:val="0"/>
+          <w:numId w:val="9"/>
+        </w:numPr>
+        <w:tabs>
+          <w:tab w:val="clear" w:pos="720"/>
+          <w:tab w:val="left" w:pos="0" w:leader="none"/>
+        </w:tabs>
+        <w:ind w:hanging="283" w:left="709"/>
+        <w:rPr/>
+      </w:pPr>
+      <w:r>
+        <w:rPr/>
+        <w:t xml:space="preserve">React Router — библиотека маршрутизации. Режим доступа: </w:t>
+      </w:r>
+      <w:hyperlink r:id="rId33">
+        <w:r>
+          <w:rPr>
+            <w:rStyle w:val="Hyperlink"/>
+          </w:rPr>
+          <w:t>https://reactrouter.com/</w:t>
+        </w:r>
+      </w:hyperlink>
+    </w:p>
+    <w:p>
+      <w:pPr>
+        <w:pStyle w:val="BodyText"/>
+        <w:numPr>
+          <w:ilvl w:val="0"/>
+          <w:numId w:val="9"/>
+        </w:numPr>
+        <w:tabs>
+          <w:tab w:val="clear" w:pos="720"/>
+          <w:tab w:val="left" w:pos="0" w:leader="none"/>
+        </w:tabs>
+        <w:ind w:hanging="283" w:left="709"/>
+        <w:rPr/>
+      </w:pPr>
+      <w:r>
+        <w:rPr/>
+        <w:t xml:space="preserve">Redux Toolkit — управление состоянием приложения. Режим доступа: </w:t>
+      </w:r>
+      <w:hyperlink r:id="rId34">
+        <w:r>
+          <w:rPr>
+            <w:rStyle w:val="Hyperlink"/>
+          </w:rPr>
+          <w:t>https://redux-toolkit.js.org/api/</w:t>
+        </w:r>
+      </w:hyperlink>
+    </w:p>
+    <w:p>
+      <w:pPr>
+        <w:pStyle w:val="BodyText"/>
+        <w:numPr>
+          <w:ilvl w:val="0"/>
+          <w:numId w:val="9"/>
+        </w:numPr>
+        <w:tabs>
+          <w:tab w:val="clear" w:pos="720"/>
+          <w:tab w:val="left" w:pos="0" w:leader="none"/>
+        </w:tabs>
+        <w:ind w:hanging="283" w:left="709"/>
+        <w:rPr/>
+      </w:pPr>
+      <w:r>
+        <w:rPr/>
+        <w:t xml:space="preserve">React Redux — интеграция Redux с React. Режим доступа: </w:t>
+      </w:r>
+      <w:hyperlink r:id="rId35">
+        <w:r>
+          <w:rPr>
+            <w:rStyle w:val="Hyperlink"/>
+          </w:rPr>
+          <w:t>https://react-redux.js.org/</w:t>
+        </w:r>
+      </w:hyperlink>
+    </w:p>
+    <w:p>
+      <w:pPr>
+        <w:pStyle w:val="BodyText"/>
+        <w:numPr>
+          <w:ilvl w:val="0"/>
+          <w:numId w:val="9"/>
+        </w:numPr>
+        <w:tabs>
+          <w:tab w:val="clear" w:pos="720"/>
+          <w:tab w:val="left" w:pos="0" w:leader="none"/>
+        </w:tabs>
+        <w:ind w:hanging="283" w:left="709"/>
+        <w:rPr/>
+      </w:pPr>
+      <w:r>
+        <w:rPr/>
+        <w:t xml:space="preserve">Material UI — библиотека компонентов пользовательского интерфейса. Режим доступа: </w:t>
+      </w:r>
+      <w:hyperlink r:id="rId36">
+        <w:r>
+          <w:rPr>
+            <w:rStyle w:val="Hyperlink"/>
+          </w:rPr>
+          <w:t>https://mui.com/material-ui/</w:t>
+        </w:r>
+      </w:hyperlink>
+    </w:p>
+    <w:p>
+      <w:pPr>
+        <w:pStyle w:val="BodyText"/>
+        <w:numPr>
+          <w:ilvl w:val="0"/>
+          <w:numId w:val="9"/>
+        </w:numPr>
+        <w:tabs>
+          <w:tab w:val="clear" w:pos="720"/>
+          <w:tab w:val="left" w:pos="0" w:leader="none"/>
+        </w:tabs>
+        <w:ind w:hanging="283" w:left="709"/>
+        <w:rPr/>
+      </w:pPr>
+      <w:r>
+        <w:rPr/>
+        <w:t xml:space="preserve">Emotion — библиотека для стилизации компонентов. Режим доступа: </w:t>
+      </w:r>
+      <w:hyperlink r:id="rId37">
+        <w:r>
+          <w:rPr>
+            <w:rStyle w:val="Hyperlink"/>
+          </w:rPr>
+          <w:t>https://emotion.sh/docs/introduction</w:t>
+        </w:r>
+      </w:hyperlink>
+    </w:p>
+    <w:p>
+      <w:pPr>
+        <w:pStyle w:val="BodyText"/>
+        <w:numPr>
+          <w:ilvl w:val="0"/>
+          <w:numId w:val="9"/>
+        </w:numPr>
+        <w:tabs>
+          <w:tab w:val="clear" w:pos="720"/>
+          <w:tab w:val="left" w:pos="0" w:leader="none"/>
+        </w:tabs>
+        <w:ind w:hanging="283" w:left="709"/>
+        <w:rPr/>
+      </w:pPr>
+      <w:r>
+        <w:rPr/>
+        <w:t xml:space="preserve">Firebase — платформа для аутентификации и работы с базой данных. Режим доступа: </w:t>
+      </w:r>
+      <w:hyperlink r:id="rId38">
+        <w:r>
+          <w:rPr>
+            <w:rStyle w:val="Hyperlink"/>
           </w:rPr>
           <w:t>https://firebase.google.com/</w:t>
         </w:r>
@@ -17884,29 +18244,190 @@
     </w:p>
     <w:p>
       <w:pPr>
+        <w:pStyle w:val="BodyText"/>
+        <w:numPr>
+          <w:ilvl w:val="0"/>
+          <w:numId w:val="9"/>
+        </w:numPr>
+        <w:tabs>
+          <w:tab w:val="clear" w:pos="720"/>
+          <w:tab w:val="left" w:pos="0" w:leader="none"/>
+        </w:tabs>
+        <w:ind w:hanging="283" w:left="709"/>
+        <w:rPr/>
+      </w:pPr>
+      <w:r>
+        <w:rPr/>
+        <w:t xml:space="preserve">Supabase — сервис для хранения файлов и работы с базой данных. Режим доступа: </w:t>
+      </w:r>
+      <w:hyperlink r:id="rId39">
+        <w:r>
+          <w:rPr>
+            <w:rStyle w:val="Hyperlink"/>
+          </w:rPr>
+          <w:t>https://supabase.com/docs</w:t>
+        </w:r>
+      </w:hyperlink>
+    </w:p>
+    <w:p>
+      <w:pPr>
+        <w:pStyle w:val="BodyText"/>
+        <w:numPr>
+          <w:ilvl w:val="0"/>
+          <w:numId w:val="9"/>
+        </w:numPr>
+        <w:tabs>
+          <w:tab w:val="clear" w:pos="720"/>
+          <w:tab w:val="left" w:pos="0" w:leader="none"/>
+        </w:tabs>
+        <w:ind w:hanging="283" w:left="709"/>
+        <w:rPr/>
+      </w:pPr>
+      <w:r>
+        <w:rPr/>
+        <w:t xml:space="preserve">Quill — библиотека для работы с текстовым редактором. Режим доступа: </w:t>
+      </w:r>
+      <w:hyperlink r:id="rId40">
+        <w:r>
+          <w:rPr>
+            <w:rStyle w:val="Hyperlink"/>
+          </w:rPr>
+          <w:t>https://quilljs.com/docs/quickstart/</w:t>
+        </w:r>
+      </w:hyperlink>
+    </w:p>
+    <w:p>
+      <w:pPr>
+        <w:pStyle w:val="BodyText"/>
+        <w:numPr>
+          <w:ilvl w:val="0"/>
+          <w:numId w:val="9"/>
+        </w:numPr>
+        <w:tabs>
+          <w:tab w:val="clear" w:pos="720"/>
+          <w:tab w:val="left" w:pos="0" w:leader="none"/>
+        </w:tabs>
+        <w:ind w:hanging="283" w:left="709"/>
+        <w:rPr/>
+      </w:pPr>
+      <w:r>
+        <w:rPr/>
+        <w:t xml:space="preserve">MDN Web Docs — справочник по HTML, CSS и JavaScript. Режим доступа: </w:t>
+      </w:r>
+      <w:hyperlink r:id="rId41">
+        <w:r>
+          <w:rPr>
+            <w:rStyle w:val="Hyperlink"/>
+          </w:rPr>
+          <w:t>https://developer.mozilla.org/</w:t>
+        </w:r>
+      </w:hyperlink>
+    </w:p>
+    <w:p>
+      <w:pPr>
+        <w:pStyle w:val="BodyText"/>
+        <w:numPr>
+          <w:ilvl w:val="0"/>
+          <w:numId w:val="9"/>
+        </w:numPr>
+        <w:tabs>
+          <w:tab w:val="clear" w:pos="720"/>
+          <w:tab w:val="left" w:pos="0" w:leader="none"/>
+        </w:tabs>
+        <w:ind w:hanging="283" w:left="709"/>
+        <w:rPr/>
+      </w:pPr>
+      <w:r>
+        <w:rPr/>
+        <w:t xml:space="preserve">W3Schools — обучающие материалы по веб-разработке. Режим доступа: </w:t>
+      </w:r>
+      <w:hyperlink r:id="rId42">
+        <w:r>
+          <w:rPr>
+            <w:rStyle w:val="Hyperlink"/>
+          </w:rPr>
+          <w:t>https://www.w3schools.com/</w:t>
+        </w:r>
+      </w:hyperlink>
+    </w:p>
+    <w:p>
+      <w:pPr>
+        <w:pStyle w:val="BodyText"/>
+        <w:numPr>
+          <w:ilvl w:val="0"/>
+          <w:numId w:val="9"/>
+        </w:numPr>
+        <w:tabs>
+          <w:tab w:val="clear" w:pos="720"/>
+          <w:tab w:val="left" w:pos="0" w:leader="none"/>
+        </w:tabs>
+        <w:ind w:hanging="283" w:left="709"/>
+        <w:rPr/>
+      </w:pPr>
+      <w:r>
+        <w:rPr/>
+        <w:t xml:space="preserve">freeCodeCamp — практические курсы по фронтенду. Режим доступа: </w:t>
+      </w:r>
+      <w:hyperlink r:id="rId43">
+        <w:r>
+          <w:rPr>
+            <w:rStyle w:val="Hyperlink"/>
+          </w:rPr>
+          <w:t>https://www.freecodecamp.org/</w:t>
+        </w:r>
+      </w:hyperlink>
+    </w:p>
+    <w:p>
+      <w:pPr>
+        <w:pStyle w:val="BodyText"/>
+        <w:numPr>
+          <w:ilvl w:val="0"/>
+          <w:numId w:val="9"/>
+        </w:numPr>
+        <w:tabs>
+          <w:tab w:val="clear" w:pos="720"/>
+          <w:tab w:val="left" w:pos="0" w:leader="none"/>
+        </w:tabs>
+        <w:ind w:hanging="283" w:left="709"/>
+        <w:rPr/>
+      </w:pPr>
+      <w:r>
+        <w:rPr/>
+        <w:t xml:space="preserve">JavaScript.info — современное руководство по JavaScript. Режим доступа: </w:t>
+      </w:r>
+      <w:hyperlink r:id="rId44">
+        <w:r>
+          <w:rPr>
+            <w:rStyle w:val="Hyperlink"/>
+          </w:rPr>
+          <w:t>https://javascript.info</w:t>
+        </w:r>
+      </w:hyperlink>
+      <w:r>
+        <w:br w:type="page"/>
+      </w:r>
+    </w:p>
+    <w:p>
+      <w:pPr>
         <w:pStyle w:val="Normal"/>
         <w:widowControl/>
-        <w:jc w:val="both"/>
-        <w:rPr>
-          <w:rFonts w:ascii="TImes New Roman" w:hAnsi="TImes New Roman" w:eastAsia="TImes New Roman"/>
-          <w:b w:val="false"/>
-          <w:bCs w:val="false"/>
-          <w:sz w:val="24"/>
-          <w:szCs w:val="24"/>
-        </w:rPr>
-      </w:pPr>
-      <w:r>
-        <w:rPr>
-          <w:rFonts w:eastAsia="TImes New Roman" w:ascii="TImes New Roman" w:hAnsi="TImes New Roman"/>
-          <w:b w:val="false"/>
-          <w:bCs w:val="false"/>
-          <w:sz w:val="24"/>
-          <w:szCs w:val="24"/>
-        </w:rPr>
-        <w:t>3. https://www.figma.com</w:t>
-      </w:r>
-      <w:r>
-        <w:br w:type="page"/>
+        <w:spacing w:before="0" w:after="0"/>
+        <w:jc w:val="center"/>
+        <w:rPr>
+          <w:rFonts w:ascii="TImes New Roman" w:hAnsi="TImes New Roman" w:eastAsia="TImes New Roman"/>
+          <w:sz w:val="24"/>
+          <w:szCs w:val="24"/>
+        </w:rPr>
+      </w:pPr>
+      <w:r>
+        <w:rPr>
+          <w:rFonts w:eastAsia="TImes New Roman" w:ascii="TImes New Roman" w:hAnsi="TImes New Roman"/>
+          <w:b/>
+          <w:bCs/>
+          <w:sz w:val="24"/>
+          <w:szCs w:val="24"/>
+        </w:rPr>
+        <w:t>ПРИЛОЖЕНИЕ</w:t>
       </w:r>
     </w:p>
     <w:p>
@@ -17916,28 +18437,6 @@
         <w:jc w:val="center"/>
         <w:rPr>
           <w:rFonts w:ascii="TImes New Roman" w:hAnsi="TImes New Roman" w:eastAsia="TImes New Roman"/>
-          <w:sz w:val="24"/>
-          <w:szCs w:val="24"/>
-        </w:rPr>
-      </w:pPr>
-      <w:r>
-        <w:rPr>
-          <w:rFonts w:eastAsia="TImes New Roman" w:ascii="TImes New Roman" w:hAnsi="TImes New Roman"/>
-          <w:b/>
-          <w:bCs/>
-          <w:sz w:val="24"/>
-          <w:szCs w:val="24"/>
-        </w:rPr>
-        <w:t>ПРИЛОЖЕНИЕ</w:t>
-      </w:r>
-    </w:p>
-    <w:p>
-      <w:pPr>
-        <w:pStyle w:val="Normal"/>
-        <w:widowControl/>
-        <w:jc w:val="center"/>
-        <w:rPr>
-          <w:rFonts w:ascii="TImes New Roman" w:hAnsi="TImes New Roman" w:eastAsia="TImes New Roman"/>
           <w:b/>
           <w:bCs/>
           <w:sz w:val="24"/>
@@ -17968,7 +18467,7 @@
         </w:rPr>
         <w:t xml:space="preserve">Приложение 1 - </w:t>
       </w:r>
-      <w:hyperlink r:id="rId33">
+      <w:hyperlink r:id="rId45">
         <w:r>
           <w:rPr>
             <w:rStyle w:val="Hyperlink"/>
@@ -18046,11 +18545,7 @@
         </w:rPr>
       </w:pPr>
       <w:r>
-        <w:rPr>
-          <w:rFonts w:eastAsia="TImes New Roman" w:ascii="TImes New Roman" w:hAnsi="TImes New Roman"/>
-          <w:sz w:val="24"/>
-          <w:szCs w:val="24"/>
-        </w:rPr>
+        <w:rPr/>
         <w:drawing>
           <wp:inline distT="0" distB="0" distL="0" distR="0">
             <wp:extent cx="4709795" cy="3795395"/>
@@ -18069,7 +18564,7 @@
                     </pic:cNvPicPr>
                   </pic:nvPicPr>
                   <pic:blipFill>
-                    <a:blip r:embed="rId34"/>
+                    <a:blip r:embed="rId46"/>
                     <a:stretch>
                       <a:fillRect/>
                     </a:stretch>
@@ -18148,11 +18643,7 @@
         </w:rPr>
       </w:pPr>
       <w:r>
-        <w:rPr>
-          <w:rFonts w:eastAsia="TImes New Roman" w:ascii="TImes New Roman" w:hAnsi="TImes New Roman"/>
-          <w:sz w:val="24"/>
-          <w:szCs w:val="24"/>
-        </w:rPr>
+        <w:rPr/>
         <w:drawing>
           <wp:inline distT="0" distB="0" distL="0" distR="0">
             <wp:extent cx="4831080" cy="3830320"/>
@@ -18171,7 +18662,7 @@
                     </pic:cNvPicPr>
                   </pic:nvPicPr>
                   <pic:blipFill>
-                    <a:blip r:embed="rId35"/>
+                    <a:blip r:embed="rId47"/>
                     <a:stretch>
                       <a:fillRect/>
                     </a:stretch>
@@ -18254,11 +18745,7 @@
         </w:rPr>
       </w:pPr>
       <w:r>
-        <w:rPr>
-          <w:rFonts w:eastAsia="TImes New Roman" w:ascii="TImes New Roman" w:hAnsi="TImes New Roman"/>
-          <w:sz w:val="24"/>
-          <w:szCs w:val="24"/>
-        </w:rPr>
+        <w:rPr/>
         <w:drawing>
           <wp:inline distT="0" distB="0" distL="0" distR="0">
             <wp:extent cx="4655185" cy="3726815"/>
@@ -18277,7 +18764,7 @@
                     </pic:cNvPicPr>
                   </pic:nvPicPr>
                   <pic:blipFill>
-                    <a:blip r:embed="rId36"/>
+                    <a:blip r:embed="rId48"/>
                     <a:stretch>
                       <a:fillRect/>
                     </a:stretch>
@@ -18351,11 +18838,7 @@
         </w:rPr>
       </w:pPr>
       <w:r>
-        <w:rPr>
-          <w:rFonts w:eastAsia="TImes New Roman" w:ascii="TImes New Roman" w:hAnsi="TImes New Roman"/>
-          <w:sz w:val="24"/>
-          <w:szCs w:val="24"/>
-        </w:rPr>
+        <w:rPr/>
         <w:drawing>
           <wp:inline distT="0" distB="0" distL="0" distR="0">
             <wp:extent cx="4692650" cy="3743960"/>
@@ -18374,7 +18857,7 @@
                     </pic:cNvPicPr>
                   </pic:nvPicPr>
                   <pic:blipFill>
-                    <a:blip r:embed="rId37"/>
+                    <a:blip r:embed="rId49"/>
                     <a:stretch>
                       <a:fillRect/>
                     </a:stretch>
@@ -18396,9 +18879,9 @@
       </w:r>
     </w:p>
     <w:sectPr>
-      <w:footerReference w:type="even" r:id="rId38"/>
-      <w:footerReference w:type="default" r:id="rId39"/>
-      <w:footerReference w:type="first" r:id="rId40"/>
+      <w:footerReference w:type="even" r:id="rId50"/>
+      <w:footerReference w:type="default" r:id="rId51"/>
+      <w:footerReference w:type="first" r:id="rId52"/>
       <w:type w:val="nextPage"/>
       <w:pgSz w:w="11906" w:h="16838"/>
       <w:pgMar w:left="1701" w:right="851" w:gutter="0" w:header="0" w:top="1134" w:footer="708" w:bottom="1134"/>
@@ -18468,7 +18951,7 @@
             <w:sz w:val="20"/>
             <w:szCs w:val="20"/>
           </w:rPr>
-          <w:t>2</w:t>
+          <w:t>3</w:t>
         </w:r>
         <w:r>
           <w:rPr>
@@ -19447,8 +19930,127 @@
   <w:abstractNum w:abstractNumId="8">
     <w:lvl w:ilvl="0">
       <w:start w:val="1"/>
-      <w:numFmt w:val="bullet"/>
-      <w:lvlText w:val=""/>
+      <w:numFmt w:val="decimal"/>
+      <w:lvlText w:val="%1."/>
+      <w:lvlJc w:val="left"/>
+      <w:pPr>
+        <w:tabs>
+          <w:tab w:val="num" w:pos="786"/>
+        </w:tabs>
+        <w:ind w:left="786" w:hanging="360"/>
+      </w:pPr>
+      <w:rPr/>
+    </w:lvl>
+    <w:lvl w:ilvl="1">
+      <w:start w:val="1"/>
+      <w:numFmt w:val="decimal"/>
+      <w:lvlText w:val="%2."/>
+      <w:lvlJc w:val="left"/>
+      <w:pPr>
+        <w:tabs>
+          <w:tab w:val="num" w:pos="1146"/>
+        </w:tabs>
+        <w:ind w:left="1146" w:hanging="360"/>
+      </w:pPr>
+      <w:rPr/>
+    </w:lvl>
+    <w:lvl w:ilvl="2">
+      <w:start w:val="1"/>
+      <w:numFmt w:val="decimal"/>
+      <w:lvlText w:val="%3."/>
+      <w:lvlJc w:val="left"/>
+      <w:pPr>
+        <w:tabs>
+          <w:tab w:val="num" w:pos="1506"/>
+        </w:tabs>
+        <w:ind w:left="1506" w:hanging="360"/>
+      </w:pPr>
+      <w:rPr/>
+    </w:lvl>
+    <w:lvl w:ilvl="3">
+      <w:start w:val="1"/>
+      <w:numFmt w:val="decimal"/>
+      <w:lvlText w:val="%4."/>
+      <w:lvlJc w:val="left"/>
+      <w:pPr>
+        <w:tabs>
+          <w:tab w:val="num" w:pos="1866"/>
+        </w:tabs>
+        <w:ind w:left="1866" w:hanging="360"/>
+      </w:pPr>
+      <w:rPr/>
+    </w:lvl>
+    <w:lvl w:ilvl="4">
+      <w:start w:val="1"/>
+      <w:numFmt w:val="decimal"/>
+      <w:lvlText w:val="%5."/>
+      <w:lvlJc w:val="left"/>
+      <w:pPr>
+        <w:tabs>
+          <w:tab w:val="num" w:pos="2226"/>
+        </w:tabs>
+        <w:ind w:left="2226" w:hanging="360"/>
+      </w:pPr>
+      <w:rPr/>
+    </w:lvl>
+    <w:lvl w:ilvl="5">
+      <w:start w:val="1"/>
+      <w:numFmt w:val="decimal"/>
+      <w:lvlText w:val="%6."/>
+      <w:lvlJc w:val="left"/>
+      <w:pPr>
+        <w:tabs>
+          <w:tab w:val="num" w:pos="2586"/>
+        </w:tabs>
+        <w:ind w:left="2586" w:hanging="360"/>
+      </w:pPr>
+      <w:rPr/>
+    </w:lvl>
+    <w:lvl w:ilvl="6">
+      <w:start w:val="1"/>
+      <w:numFmt w:val="decimal"/>
+      <w:lvlText w:val="%7."/>
+      <w:lvlJc w:val="left"/>
+      <w:pPr>
+        <w:tabs>
+          <w:tab w:val="num" w:pos="2946"/>
+        </w:tabs>
+        <w:ind w:left="2946" w:hanging="360"/>
+      </w:pPr>
+      <w:rPr/>
+    </w:lvl>
+    <w:lvl w:ilvl="7">
+      <w:start w:val="1"/>
+      <w:numFmt w:val="decimal"/>
+      <w:lvlText w:val="%8."/>
+      <w:lvlJc w:val="left"/>
+      <w:pPr>
+        <w:tabs>
+          <w:tab w:val="num" w:pos="3306"/>
+        </w:tabs>
+        <w:ind w:left="3306" w:hanging="360"/>
+      </w:pPr>
+      <w:rPr/>
+    </w:lvl>
+    <w:lvl w:ilvl="8">
+      <w:start w:val="1"/>
+      <w:numFmt w:val="decimal"/>
+      <w:lvlText w:val="%9."/>
+      <w:lvlJc w:val="left"/>
+      <w:pPr>
+        <w:tabs>
+          <w:tab w:val="num" w:pos="3666"/>
+        </w:tabs>
+        <w:ind w:left="3666" w:hanging="360"/>
+      </w:pPr>
+      <w:rPr/>
+    </w:lvl>
+  </w:abstractNum>
+  <w:abstractNum w:abstractNumId="9">
+    <w:lvl w:ilvl="0">
+      <w:start w:val="1"/>
+      <w:numFmt w:val="decimal"/>
+      <w:lvlText w:val="%1."/>
       <w:lvlJc w:val="left"/>
       <w:pPr>
         <w:tabs>
@@ -19456,14 +20058,12 @@
         </w:tabs>
         <w:ind w:left="709" w:hanging="283"/>
       </w:pPr>
-      <w:rPr>
-        <w:rFonts w:ascii="Symbol" w:hAnsi="Symbol" w:cs="Symbol" w:hint="default"/>
-      </w:rPr>
+      <w:rPr/>
     </w:lvl>
     <w:lvl w:ilvl="1">
       <w:start w:val="1"/>
-      <w:numFmt w:val="bullet"/>
-      <w:lvlText w:val=""/>
+      <w:numFmt w:val="decimal"/>
+      <w:lvlText w:val="%2."/>
       <w:lvlJc w:val="left"/>
       <w:pPr>
         <w:tabs>
@@ -19471,14 +20071,12 @@
         </w:tabs>
         <w:ind w:left="1418" w:hanging="283"/>
       </w:pPr>
-      <w:rPr>
-        <w:rFonts w:ascii="Symbol" w:hAnsi="Symbol" w:cs="Symbol" w:hint="default"/>
-      </w:rPr>
+      <w:rPr/>
     </w:lvl>
     <w:lvl w:ilvl="2">
       <w:start w:val="1"/>
-      <w:numFmt w:val="bullet"/>
-      <w:lvlText w:val=""/>
+      <w:numFmt w:val="decimal"/>
+      <w:lvlText w:val="%3."/>
       <w:lvlJc w:val="left"/>
       <w:pPr>
         <w:tabs>
@@ -19486,14 +20084,12 @@
         </w:tabs>
         <w:ind w:left="2127" w:hanging="283"/>
       </w:pPr>
-      <w:rPr>
-        <w:rFonts w:ascii="Symbol" w:hAnsi="Symbol" w:cs="Symbol" w:hint="default"/>
-      </w:rPr>
+      <w:rPr/>
     </w:lvl>
     <w:lvl w:ilvl="3">
       <w:start w:val="1"/>
-      <w:numFmt w:val="bullet"/>
-      <w:lvlText w:val=""/>
+      <w:numFmt w:val="decimal"/>
+      <w:lvlText w:val="%4."/>
       <w:lvlJc w:val="left"/>
       <w:pPr>
         <w:tabs>
@@ -19501,14 +20097,12 @@
         </w:tabs>
         <w:ind w:left="2836" w:hanging="283"/>
       </w:pPr>
-      <w:rPr>
-        <w:rFonts w:ascii="Symbol" w:hAnsi="Symbol" w:cs="Symbol" w:hint="default"/>
-      </w:rPr>
+      <w:rPr/>
     </w:lvl>
     <w:lvl w:ilvl="4">
       <w:start w:val="1"/>
-      <w:numFmt w:val="bullet"/>
-      <w:lvlText w:val=""/>
+      <w:numFmt w:val="decimal"/>
+      <w:lvlText w:val="%5."/>
       <w:lvlJc w:val="left"/>
       <w:pPr>
         <w:tabs>
@@ -19516,14 +20110,12 @@
         </w:tabs>
         <w:ind w:left="3545" w:hanging="283"/>
       </w:pPr>
-      <w:rPr>
-        <w:rFonts w:ascii="Symbol" w:hAnsi="Symbol" w:cs="Symbol" w:hint="default"/>
-      </w:rPr>
+      <w:rPr/>
     </w:lvl>
     <w:lvl w:ilvl="5">
       <w:start w:val="1"/>
-      <w:numFmt w:val="bullet"/>
-      <w:lvlText w:val=""/>
+      <w:numFmt w:val="decimal"/>
+      <w:lvlText w:val="%6."/>
       <w:lvlJc w:val="left"/>
       <w:pPr>
         <w:tabs>
@@ -19531,14 +20123,12 @@
         </w:tabs>
         <w:ind w:left="4254" w:hanging="283"/>
       </w:pPr>
-      <w:rPr>
-        <w:rFonts w:ascii="Symbol" w:hAnsi="Symbol" w:cs="Symbol" w:hint="default"/>
-      </w:rPr>
+      <w:rPr/>
     </w:lvl>
     <w:lvl w:ilvl="6">
       <w:start w:val="1"/>
-      <w:numFmt w:val="bullet"/>
-      <w:lvlText w:val=""/>
+      <w:numFmt w:val="decimal"/>
+      <w:lvlText w:val="%7."/>
       <w:lvlJc w:val="left"/>
       <w:pPr>
         <w:tabs>
@@ -19546,14 +20136,12 @@
         </w:tabs>
         <w:ind w:left="4963" w:hanging="283"/>
       </w:pPr>
-      <w:rPr>
-        <w:rFonts w:ascii="Symbol" w:hAnsi="Symbol" w:cs="Symbol" w:hint="default"/>
-      </w:rPr>
+      <w:rPr/>
     </w:lvl>
     <w:lvl w:ilvl="7">
       <w:start w:val="1"/>
-      <w:numFmt w:val="bullet"/>
-      <w:lvlText w:val=""/>
+      <w:numFmt w:val="decimal"/>
+      <w:lvlText w:val="%8."/>
       <w:lvlJc w:val="left"/>
       <w:pPr>
         <w:tabs>
@@ -19561,14 +20149,12 @@
         </w:tabs>
         <w:ind w:left="5672" w:hanging="283"/>
       </w:pPr>
-      <w:rPr>
-        <w:rFonts w:ascii="Symbol" w:hAnsi="Symbol" w:cs="Symbol" w:hint="default"/>
-      </w:rPr>
+      <w:rPr/>
     </w:lvl>
     <w:lvl w:ilvl="8">
       <w:start w:val="1"/>
-      <w:numFmt w:val="bullet"/>
-      <w:lvlText w:val=""/>
+      <w:numFmt w:val="decimal"/>
+      <w:lvlText w:val="%9."/>
       <w:lvlJc w:val="left"/>
       <w:pPr>
         <w:tabs>
@@ -19576,12 +20162,10 @@
         </w:tabs>
         <w:ind w:left="6381" w:hanging="283"/>
       </w:pPr>
-      <w:rPr>
-        <w:rFonts w:ascii="Symbol" w:hAnsi="Symbol" w:cs="Symbol" w:hint="default"/>
-      </w:rPr>
+      <w:rPr/>
     </w:lvl>
   </w:abstractNum>
-  <w:abstractNum w:abstractNumId="9">
+  <w:abstractNum w:abstractNumId="10">
     <w:lvl w:ilvl="0">
       <w:start w:val="1"/>
       <w:numFmt w:val="none"/>
@@ -19726,6 +20310,9 @@
   </w:num>
   <w:num w:numId="9">
     <w:abstractNumId w:val="9"/>
+  </w:num>
+  <w:num w:numId="10">
+    <w:abstractNumId w:val="10"/>
   </w:num>
 </w:numbering>
 </file>
